--- a/Programming/LAB2_2/Report_Lab_2-2_93642.docx
+++ b/Programming/LAB2_2/Report_Lab_2-2_93642.docx
@@ -222,7 +222,7 @@
           <w:szCs w:val="44"/>
           <w:lang w:val="lv-LV"/>
         </w:rPr>
-        <w:t>1</w:t>
+        <w:t>2</w:t>
       </w:r>
     </w:p>
     <w:p>
@@ -304,14 +304,33 @@
       </w:r>
       <w:r>
         <w:rPr>
-          <w:rFonts w:eastAsia="Times New Roman" w:cs="Times New Roman"/>
+          <w:rFonts w:cs="Times New Roman"/>
           <w:b/>
           <w:bCs/>
           <w:sz w:val="36"/>
-          <w:szCs w:val="36"/>
-          <w:lang w:val="lv-LV"/>
-        </w:rPr>
-        <w:t>User-defined functions</w:t>
+          <w:szCs w:val="28"/>
+        </w:rPr>
+        <w:t>Structures, files and menu</w:t>
+      </w:r>
+      <w:r>
+        <w:rPr>
+          <w:rFonts w:cs="Times New Roman"/>
+          <w:b/>
+          <w:bCs/>
+          <w:sz w:val="36"/>
+          <w:szCs w:val="28"/>
+        </w:rPr>
+        <w:t xml:space="preserve"> </w:t>
+      </w:r>
+      <w:r>
+        <w:rPr>
+          <w:rFonts w:cs="Times New Roman"/>
+          <w:b/>
+          <w:bCs/>
+          <w:sz w:val="36"/>
+          <w:szCs w:val="28"/>
+        </w:rPr>
+        <w:t>driven data processing</w:t>
       </w:r>
     </w:p>
     <w:p>
@@ -1376,23 +1395,182 @@
     <w:p>
       <w:pPr>
         <w:ind w:firstLine="0"/>
-        <w:rPr>
-          <w:lang w:val="lv-LV"/>
-        </w:rPr>
-      </w:pPr>
-      <w:r>
-        <w:rPr>
-          <w:lang w:val="lv-LV"/>
-        </w:rPr>
-        <w:t>Create an algorithm for the function according to the individual task. Create in C++ two overloaded functions in one source file: the first function must process one c-string passed by pointer, the second function must process one value of type string passed by reference. If returning a value is required, it may be returned through the return operator or through output parameters. Parameters that are not changed must be declared as const. In main, create a two-dimensional array of chars that stores c-strings entered by the user and create a second array that stores the same values as objects of type string. Call the appropriate function for every string in each array and print the result. All input and output must be implemented only in main. Print the individual task number in the beginning of the program, test the application, and prepare a report.</w:t>
+      </w:pPr>
+      <w:r>
+        <w:t>Create an algorithm according to individual task.</w:t>
+      </w:r>
+      <w:r>
+        <w:t xml:space="preserve"> </w:t>
+      </w:r>
+      <w:r>
+        <w:t xml:space="preserve">User should be able to: </w:t>
       </w:r>
     </w:p>
     <w:p>
       <w:pPr>
+        <w:numPr>
+          <w:ilvl w:val="0"/>
+          <w:numId w:val="30"/>
+        </w:numPr>
+      </w:pPr>
+      <w:r>
+        <w:rPr>
+          <w:b/>
+          <w:bCs/>
+        </w:rPr>
+        <w:t>save user entered data (stored in structure) to file</w:t>
+      </w:r>
+      <w:r>
+        <w:t>;</w:t>
+      </w:r>
+    </w:p>
+    <w:p>
+      <w:pPr>
+        <w:numPr>
+          <w:ilvl w:val="0"/>
+          <w:numId w:val="30"/>
+        </w:numPr>
+      </w:pPr>
+      <w:r>
+        <w:rPr>
+          <w:b/>
+          <w:bCs/>
+        </w:rPr>
+        <w:t>view file data (read data from file and print to the screen)</w:t>
+      </w:r>
+      <w:r>
+        <w:t> </w:t>
+      </w:r>
+      <w:r>
+        <w:rPr>
+          <w:b/>
+          <w:bCs/>
+        </w:rPr>
+        <w:t>in a clear way</w:t>
+      </w:r>
+      <w:r>
+        <w:t>;</w:t>
+      </w:r>
+    </w:p>
+    <w:p>
+      <w:pPr>
+        <w:numPr>
+          <w:ilvl w:val="0"/>
+          <w:numId w:val="30"/>
+        </w:numPr>
+      </w:pPr>
+      <w:r>
+        <w:rPr>
+          <w:b/>
+          <w:bCs/>
+        </w:rPr>
+        <w:t>perform additional operation according to the individual task</w:t>
+      </w:r>
+      <w:r>
+        <w:t>.</w:t>
+      </w:r>
+    </w:p>
+    <w:p>
+      <w:pPr>
         <w:ind w:firstLine="0"/>
-        <w:rPr>
-          <w:lang w:val="lv-LV"/>
-        </w:rPr>
+      </w:pPr>
+      <w:r>
+        <w:t>C</w:t>
+      </w:r>
+      <w:r>
+        <w:t>reate a console application in C/C++ based on created algorithm where:</w:t>
+      </w:r>
+    </w:p>
+    <w:p>
+      <w:pPr>
+        <w:numPr>
+          <w:ilvl w:val="0"/>
+          <w:numId w:val="31"/>
+        </w:numPr>
+      </w:pPr>
+      <w:r>
+        <w:rPr>
+          <w:b/>
+          <w:bCs/>
+        </w:rPr>
+        <w:t>data structure according to the individual task is created and used</w:t>
+      </w:r>
+      <w:r>
+        <w:t>;</w:t>
+      </w:r>
+    </w:p>
+    <w:p>
+      <w:pPr>
+        <w:numPr>
+          <w:ilvl w:val="0"/>
+          <w:numId w:val="31"/>
+        </w:numPr>
+      </w:pPr>
+      <w:r>
+        <w:rPr>
+          <w:b/>
+          <w:bCs/>
+        </w:rPr>
+        <w:t>if data are stored in array then only native arrays are used (vectors, lists etc. are not allowed here);</w:t>
+      </w:r>
+    </w:p>
+    <w:p>
+      <w:pPr>
+        <w:numPr>
+          <w:ilvl w:val="0"/>
+          <w:numId w:val="31"/>
+        </w:numPr>
+      </w:pPr>
+      <w:r>
+        <w:rPr>
+          <w:b/>
+          <w:bCs/>
+        </w:rPr>
+        <w:t>user-defined functions are created and being used </w:t>
+      </w:r>
+      <w:r>
+        <w:t>(at least one function for any subtask);</w:t>
+      </w:r>
+    </w:p>
+    <w:p>
+      <w:pPr>
+        <w:numPr>
+          <w:ilvl w:val="0"/>
+          <w:numId w:val="31"/>
+        </w:numPr>
+      </w:pPr>
+      <w:r>
+        <w:rPr>
+          <w:b/>
+          <w:bCs/>
+        </w:rPr>
+        <w:t>files are being used </w:t>
+      </w:r>
+      <w:r>
+        <w:t xml:space="preserve">(to store data); </w:t>
+      </w:r>
+    </w:p>
+    <w:p>
+      <w:pPr>
+        <w:numPr>
+          <w:ilvl w:val="0"/>
+          <w:numId w:val="31"/>
+        </w:numPr>
+      </w:pPr>
+      <w:r>
+        <w:rPr>
+          <w:b/>
+          <w:bCs/>
+        </w:rPr>
+        <w:t>menu is available</w:t>
+      </w:r>
+      <w:r>
+        <w:t>  (should be at least 4 menu items: add data, view data, ind.task, exit);</w:t>
+      </w:r>
+    </w:p>
+    <w:p>
+      <w:pPr>
+        <w:ind w:firstLine="0"/>
       </w:pPr>
     </w:p>
     <w:p>
@@ -1408,30 +1586,40 @@
     <w:p>
       <w:pPr>
         <w:ind w:firstLine="0"/>
-        <w:rPr>
-          <w:lang w:val="lv-LV"/>
-        </w:rPr>
-      </w:pPr>
-      <w:r>
-        <w:rPr>
-          <w:lang w:val="lv-LV"/>
-        </w:rPr>
-        <w:t>Individual task number is calculated as 93642 % 25 = 17.</w:t>
+        <w:jc w:val="left"/>
+        <w:rPr>
+          <w:rFonts w:cs="Times New Roman"/>
+        </w:rPr>
+      </w:pPr>
+      <w:r>
+        <w:rPr>
+          <w:rFonts w:cs="Times New Roman"/>
+        </w:rPr>
+        <w:t>Individual task number is calculated as 93642 % 20 = 2.</w:t>
       </w:r>
     </w:p>
     <w:p>
       <w:pPr>
         <w:ind w:firstLine="0"/>
+        <w:jc w:val="left"/>
+        <w:rPr>
+          <w:rFonts w:cs="Times New Roman"/>
+        </w:rPr>
+      </w:pPr>
+      <w:r>
+        <w:rPr>
+          <w:rFonts w:cs="Times New Roman"/>
+        </w:rPr>
+        <w:t>Task 2: Structure fields: shop title, address, tel.number. Operation: define tel.number for shop with specified address.</w:t>
+      </w:r>
+    </w:p>
+    <w:p>
+      <w:pPr>
+        <w:ind w:firstLine="0"/>
         <w:rPr>
           <w:lang w:val="lv-LV"/>
         </w:rPr>
       </w:pPr>
-      <w:r>
-        <w:rPr>
-          <w:lang w:val="lv-LV"/>
-        </w:rPr>
-        <w:t>Task 17: Function returns the shortest word in the string. Words are considered to be separated by one space. If there are several shortest words, the function may return any of them.</w:t>
-      </w:r>
       <w:r>
         <w:rPr>
           <w:lang w:val="lv-LV"/>
@@ -1471,10 +1659,10 @@
           <w:lang w:val="lv-LV"/>
         </w:rPr>
         <w:drawing>
-          <wp:inline distT="0" distB="0" distL="0" distR="0" wp14:anchorId="50B447D0" wp14:editId="2C2D9F48">
-            <wp:extent cx="6152515" cy="6877050"/>
-            <wp:effectExtent l="0" t="0" r="635" b="0"/>
-            <wp:docPr id="2" name="Picture 2"/>
+          <wp:inline distT="0" distB="0" distL="0" distR="0" wp14:anchorId="5CDFBE62" wp14:editId="7611EFC0">
+            <wp:extent cx="5380856" cy="7485104"/>
+            <wp:effectExtent l="0" t="0" r="0" b="1905"/>
+            <wp:docPr id="5" name="Picture 5"/>
             <wp:cNvGraphicFramePr>
               <a:graphicFrameLocks xmlns:a="http://schemas.openxmlformats.org/drawingml/2006/main" noChangeAspect="1"/>
             </wp:cNvGraphicFramePr>
@@ -1482,7 +1670,7 @@
               <a:graphicData uri="http://schemas.openxmlformats.org/drawingml/2006/picture">
                 <pic:pic xmlns:pic="http://schemas.openxmlformats.org/drawingml/2006/picture">
                   <pic:nvPicPr>
-                    <pic:cNvPr id="2" name=""/>
+                    <pic:cNvPr id="5" name=""/>
                     <pic:cNvPicPr/>
                   </pic:nvPicPr>
                   <pic:blipFill>
@@ -1500,7 +1688,7 @@
                   <pic:spPr>
                     <a:xfrm>
                       <a:off x="0" y="0"/>
-                      <a:ext cx="6152515" cy="6877050"/>
+                      <a:ext cx="5390557" cy="7498599"/>
                     </a:xfrm>
                     <a:prstGeom prst="rect">
                       <a:avLst/>
@@ -1536,101 +1724,7 @@
           <w:sz w:val="22"/>
           <w:lang w:val="lv-LV"/>
         </w:rPr>
-        <w:t>C-string overloaded function</w:t>
-      </w:r>
-    </w:p>
-    <w:p>
-      <w:pPr>
-        <w:spacing w:before="240" w:after="120"/>
-        <w:ind w:left="357" w:hanging="357"/>
-        <w:jc w:val="left"/>
-        <w:rPr>
-          <w:sz w:val="22"/>
-          <w:lang w:val="lv-LV"/>
-        </w:rPr>
-      </w:pPr>
-      <w:r>
-        <w:rPr>
-          <w:sz w:val="22"/>
-          <w:lang w:val="lv-LV"/>
-        </w:rPr>
-        <w:br w:type="page" w:clear="all"/>
-      </w:r>
-    </w:p>
-    <w:p>
-      <w:pPr>
-        <w:ind w:firstLine="0"/>
-        <w:jc w:val="center"/>
-        <w:rPr>
-          <w:sz w:val="22"/>
-          <w:lang w:val="lv-LV"/>
-        </w:rPr>
-      </w:pPr>
-      <w:r>
-        <w:rPr>
-          <w:noProof/>
-          <w:sz w:val="22"/>
-          <w:lang w:val="lv-LV"/>
-        </w:rPr>
-        <w:lastRenderedPageBreak/>
-        <w:drawing>
-          <wp:inline distT="0" distB="0" distL="0" distR="0" wp14:anchorId="0C53654C" wp14:editId="50920EF7">
-            <wp:extent cx="6152515" cy="5278120"/>
-            <wp:effectExtent l="0" t="0" r="635" b="0"/>
-            <wp:docPr id="7" name="Picture 7"/>
-            <wp:cNvGraphicFramePr>
-              <a:graphicFrameLocks xmlns:a="http://schemas.openxmlformats.org/drawingml/2006/main" noChangeAspect="1"/>
-            </wp:cNvGraphicFramePr>
-            <a:graphic xmlns:a="http://schemas.openxmlformats.org/drawingml/2006/main">
-              <a:graphicData uri="http://schemas.openxmlformats.org/drawingml/2006/picture">
-                <pic:pic xmlns:pic="http://schemas.openxmlformats.org/drawingml/2006/picture">
-                  <pic:nvPicPr>
-                    <pic:cNvPr id="7" name=""/>
-                    <pic:cNvPicPr/>
-                  </pic:nvPicPr>
-                  <pic:blipFill>
-                    <a:blip r:embed="rId15" cstate="print">
-                      <a:extLst>
-                        <a:ext uri="{28A0092B-C50C-407E-A947-70E740481C1C}">
-                          <a14:useLocalDpi xmlns:a14="http://schemas.microsoft.com/office/drawing/2010/main" val="0"/>
-                        </a:ext>
-                      </a:extLst>
-                    </a:blip>
-                    <a:stretch>
-                      <a:fillRect/>
-                    </a:stretch>
-                  </pic:blipFill>
-                  <pic:spPr>
-                    <a:xfrm>
-                      <a:off x="0" y="0"/>
-                      <a:ext cx="6152515" cy="5278120"/>
-                    </a:xfrm>
-                    <a:prstGeom prst="rect">
-                      <a:avLst/>
-                    </a:prstGeom>
-                  </pic:spPr>
-                </pic:pic>
-              </a:graphicData>
-            </a:graphic>
-          </wp:inline>
-        </w:drawing>
-      </w:r>
-    </w:p>
-    <w:p>
-      <w:pPr>
-        <w:ind w:firstLine="0"/>
-        <w:jc w:val="center"/>
-        <w:rPr>
-          <w:sz w:val="22"/>
-          <w:lang w:val="lv-LV"/>
-        </w:rPr>
-      </w:pPr>
-      <w:r>
-        <w:rPr>
-          <w:sz w:val="22"/>
-          <w:lang w:val="lv-LV"/>
-        </w:rPr>
-        <w:t xml:space="preserve">Fig. 2. </w:t>
+        <w:t>definePhoneByAddress</w:t>
       </w:r>
       <w:r>
         <w:rPr>
@@ -1639,7 +1733,7 @@
           <w:sz w:val="22"/>
           <w:lang w:val="lv-LV"/>
         </w:rPr>
-        <w:t>String object overloaded function</w:t>
+        <w:t xml:space="preserve"> function</w:t>
       </w:r>
     </w:p>
     <w:p>
@@ -1662,123 +1756,11 @@
     </w:p>
     <w:p>
       <w:pPr>
-        <w:ind w:firstLine="0"/>
-        <w:jc w:val="center"/>
-        <w:rPr>
-          <w:sz w:val="22"/>
-          <w:lang w:val="lv-LV"/>
-        </w:rPr>
-      </w:pPr>
-      <w:r>
-        <w:rPr>
-          <w:noProof/>
-          <w:sz w:val="22"/>
-          <w:lang w:val="lv-LV"/>
-        </w:rPr>
+        <w:pStyle w:val="Heading1"/>
+      </w:pPr>
+      <w:bookmarkStart w:id="6" w:name="_Toc226934959"/>
+      <w:r>
         <w:lastRenderedPageBreak/>
-        <w:drawing>
-          <wp:inline distT="0" distB="0" distL="0" distR="0" wp14:anchorId="7B1055C0" wp14:editId="70BECC52">
-            <wp:extent cx="6152515" cy="7452995"/>
-            <wp:effectExtent l="0" t="0" r="635" b="0"/>
-            <wp:docPr id="4" name="Picture 4"/>
-            <wp:cNvGraphicFramePr>
-              <a:graphicFrameLocks xmlns:a="http://schemas.openxmlformats.org/drawingml/2006/main" noChangeAspect="1"/>
-            </wp:cNvGraphicFramePr>
-            <a:graphic xmlns:a="http://schemas.openxmlformats.org/drawingml/2006/main">
-              <a:graphicData uri="http://schemas.openxmlformats.org/drawingml/2006/picture">
-                <pic:pic xmlns:pic="http://schemas.openxmlformats.org/drawingml/2006/picture">
-                  <pic:nvPicPr>
-                    <pic:cNvPr id="4" name=""/>
-                    <pic:cNvPicPr/>
-                  </pic:nvPicPr>
-                  <pic:blipFill>
-                    <a:blip r:embed="rId16" cstate="print">
-                      <a:extLst>
-                        <a:ext uri="{28A0092B-C50C-407E-A947-70E740481C1C}">
-                          <a14:useLocalDpi xmlns:a14="http://schemas.microsoft.com/office/drawing/2010/main" val="0"/>
-                        </a:ext>
-                      </a:extLst>
-                    </a:blip>
-                    <a:stretch>
-                      <a:fillRect/>
-                    </a:stretch>
-                  </pic:blipFill>
-                  <pic:spPr>
-                    <a:xfrm>
-                      <a:off x="0" y="0"/>
-                      <a:ext cx="6152515" cy="7452995"/>
-                    </a:xfrm>
-                    <a:prstGeom prst="rect">
-                      <a:avLst/>
-                    </a:prstGeom>
-                  </pic:spPr>
-                </pic:pic>
-              </a:graphicData>
-            </a:graphic>
-          </wp:inline>
-        </w:drawing>
-      </w:r>
-    </w:p>
-    <w:p>
-      <w:pPr>
-        <w:ind w:firstLine="0"/>
-        <w:jc w:val="center"/>
-        <w:rPr>
-          <w:sz w:val="22"/>
-          <w:lang w:val="lv-LV"/>
-        </w:rPr>
-      </w:pPr>
-      <w:r>
-        <w:rPr>
-          <w:sz w:val="22"/>
-          <w:lang w:val="lv-LV"/>
-        </w:rPr>
-        <w:t xml:space="preserve">Fig. 3. </w:t>
-      </w:r>
-      <w:r>
-        <w:rPr>
-          <w:b/>
-          <w:bCs/>
-          <w:sz w:val="22"/>
-          <w:lang w:val="lv-LV"/>
-        </w:rPr>
-        <w:t>Main function</w:t>
-      </w:r>
-    </w:p>
-    <w:p>
-      <w:pPr>
-        <w:spacing w:before="240" w:after="120"/>
-        <w:ind w:left="357" w:hanging="357"/>
-        <w:jc w:val="left"/>
-        <w:rPr>
-          <w:sz w:val="22"/>
-          <w:lang w:val="lv-LV"/>
-        </w:rPr>
-      </w:pPr>
-      <w:r>
-        <w:rPr>
-          <w:sz w:val="22"/>
-          <w:lang w:val="lv-LV"/>
-        </w:rPr>
-        <w:br w:type="page" w:clear="all"/>
-      </w:r>
-    </w:p>
-    <w:p>
-      <w:pPr>
-        <w:ind w:firstLine="0"/>
-        <w:jc w:val="center"/>
-        <w:rPr>
-          <w:sz w:val="22"/>
-          <w:lang w:val="lv-LV"/>
-        </w:rPr>
-      </w:pPr>
-    </w:p>
-    <w:p>
-      <w:pPr>
-        <w:pStyle w:val="Heading1"/>
-      </w:pPr>
-      <w:bookmarkStart w:id="6" w:name="_Toc226934959"/>
-      <w:r>
         <w:t>Algorithm description</w:t>
       </w:r>
       <w:bookmarkEnd w:id="6"/>
@@ -1789,173 +1771,67 @@
         <w:ind w:firstLine="0"/>
       </w:pPr>
       <w:r>
-        <w:t xml:space="preserve">The program contains two overloaded functions with the same name </w:t>
-      </w:r>
-      <w:proofErr w:type="spellStart"/>
-      <w:r>
-        <w:t>shortestWord</w:t>
-      </w:r>
-      <w:proofErr w:type="spellEnd"/>
-      <w:r>
-        <w:t>. Both functions</w:t>
+        <w:t>The program is built around the Shop structure, which stores three fixed-size character arrays: title (64 bytes), address (128 bytes), and telephone number (32 bytes). The structure is trivially copyable, which allows the program to read and write entire records as raw binary data without manual field-by-field serialisation.</w:t>
       </w:r>
     </w:p>
     <w:p>
       <w:pPr>
         <w:pStyle w:val="Labs"/>
-        <w:ind w:firstLine="0"/>
-      </w:pPr>
-      <w:r>
-        <w:t>solve the same task but work with different string representations. The first overload processes a c</w:t>
-      </w:r>
-      <w:r>
-        <w:t>-</w:t>
-      </w:r>
-      <w:r>
-        <w:t>string and writes the answer to an output character array. The second overload processes an object of</w:t>
+      </w:pPr>
+      <w:r>
+        <w:t>Data persistence is handled through the binary file shops.dat. The file format is simple: the first 4 bytes store the number of records as a binary int, followed by that many Shop structures written contiguously. On startup, main() allocates a fixed array of MAX_SHOPS (100) Shop objects and calls readShops() to populate it from the file. The program then enters an infinite menu loop where the user can add records, view all records, search for a telephone number by address, or exit.</w:t>
       </w:r>
     </w:p>
     <w:p>
       <w:pPr>
         <w:pStyle w:val="Labs"/>
-        <w:ind w:firstLine="0"/>
-      </w:pPr>
-      <w:r>
-        <w:t>type string and writes the answer to an output object of type string.</w:t>
+      </w:pPr>
+      <w:r>
+        <w:t>readShops(Shop *shops) — opens shops.dat in binary input mode, reads a 4-byte integer count, validates it (non-negative and &lt;= MAX_SHOPS), then reads exactly count Shop records into the provided buffer. Returns the number of shops read, or 0 on any error. The function does not distinguish between an empty file and an I/O error, since both produce a return value of 0.</w:t>
       </w:r>
     </w:p>
     <w:p>
       <w:pPr>
         <w:pStyle w:val="Labs"/>
-        <w:ind w:firstLine="0"/>
-      </w:pPr>
-      <w:r>
-        <w:t>For the c-string overload, the algorithm scans the source string from left to right. Spaces are skipped</w:t>
+      </w:pPr>
+      <w:r>
+        <w:t>writeShops(const Shop *shops, std::size_t count) — opens shops.dat in binary output mode (overwriting any previous content), writes the count as a 4-byte int, then writes all count Shop records as raw bytes. Reports success or failure with a console message and a bool return value. On failure the file may be left in a partially-written state, since there is no atomic-write mechanism (e.g., a temporary file + rename).</w:t>
       </w:r>
     </w:p>
     <w:p>
       <w:pPr>
         <w:pStyle w:val="Labs"/>
-        <w:ind w:firstLine="0"/>
-      </w:pPr>
-      <w:r>
-        <w:t>first. After that, the current word beginning is saved, the index moves to the end of the word, and the</w:t>
+      </w:pPr>
+      <w:r>
+        <w:t>addData(Shop *shops, std::size_t *count) — prompts the user for the three fields via std::cin.getline(), stores them at the first free slot in the array, increments the count, and persists the entire array to disk via writeShops(). If the disk write fails, the count is rolled back to its previous value. The function rejects new entries when the array is full (count &gt;= MAX_SHOPS).</w:t>
       </w:r>
     </w:p>
     <w:p>
       <w:pPr>
         <w:pStyle w:val="Labs"/>
-        <w:ind w:firstLine="0"/>
-      </w:pPr>
-      <w:r>
-        <w:t>word length is calculated. If the current word is the first found word or is shorter than the previously</w:t>
+      </w:pPr>
+      <w:r>
+        <w:t>viewData(const Shop *shops, std::size_t count) — iterates over the in-memory array and prints all records with a 1-based index. If count is 0, it prints a message indicating the file is empty or missing.</w:t>
       </w:r>
     </w:p>
     <w:p>
       <w:pPr>
         <w:pStyle w:val="Labs"/>
-        <w:ind w:firstLine="0"/>
-      </w:pPr>
-      <w:r>
-        <w:t>saved shortest word, its position and length are stored. After the scan is finished, the shortest word is</w:t>
+      </w:pPr>
+      <w:r>
+        <w:t>definePhoneByAddress(const Shop *shops, std::size_t count) — performs a case-sensitive, exact-match linear search through the shops array for a user-provided address. If a match is found, the corresponding telephone number is printed; otherwise a "not found" message is shown. Only the first matching record is returned; duplicate addresses are ignored silently.</w:t>
       </w:r>
     </w:p>
     <w:p>
       <w:pPr>
         <w:pStyle w:val="Labs"/>
-        <w:ind w:firstLine="0"/>
-      </w:pPr>
-      <w:r>
-        <w:t>copied to the result array and terminated with the null character.</w:t>
-      </w:r>
-    </w:p>
-    <w:p>
-      <w:pPr>
-        <w:pStyle w:val="Labs"/>
-        <w:ind w:firstLine="0"/>
-      </w:pPr>
-      <w:r>
-        <w:t>For the string overload, the same logic is used, but lengths and positions are applied to the string</w:t>
-      </w:r>
-    </w:p>
-    <w:p>
-      <w:pPr>
-        <w:pStyle w:val="Labs"/>
-        <w:ind w:firstLine="0"/>
-      </w:pPr>
-      <w:r>
-        <w:t xml:space="preserve">object. After the shortest word is found, the answer is formed with the method </w:t>
-      </w:r>
-      <w:proofErr w:type="spellStart"/>
-      <w:r>
-        <w:t>substr</w:t>
-      </w:r>
-      <w:proofErr w:type="spellEnd"/>
-      <w:r>
-        <w:t>.</w:t>
-      </w:r>
-    </w:p>
-    <w:p>
-      <w:pPr>
-        <w:pStyle w:val="Labs"/>
-        <w:ind w:firstLine="0"/>
-      </w:pPr>
-      <w:r>
-        <w:t>The main function performs all user interaction. It prints the task number, reads the number of strings,</w:t>
-      </w:r>
-    </w:p>
-    <w:p>
-      <w:pPr>
-        <w:pStyle w:val="Labs"/>
-        <w:ind w:firstLine="0"/>
-      </w:pPr>
-      <w:r>
-        <w:t>validates that the value is numeric and belongs to the allowed range from 1 to 10, and removes the</w:t>
-      </w:r>
-    </w:p>
-    <w:p>
-      <w:pPr>
-        <w:pStyle w:val="Labs"/>
-        <w:ind w:firstLine="0"/>
-      </w:pPr>
-      <w:r>
-        <w:t>rest of the first input line from the stream. After that, it fills a two-dimensional character array with</w:t>
-      </w:r>
-    </w:p>
-    <w:p>
-      <w:pPr>
-        <w:pStyle w:val="Labs"/>
-        <w:ind w:firstLine="0"/>
-      </w:pPr>
-      <w:r>
-        <w:t>user-entered c-strings and creates a second array of objects of type string by copying values from the</w:t>
-      </w:r>
-    </w:p>
-    <w:p>
-      <w:pPr>
-        <w:pStyle w:val="Labs"/>
-        <w:ind w:firstLine="0"/>
-      </w:pPr>
-      <w:r>
-        <w:t>first array. Then main separately calls the c-string version for every element of the first array and the</w:t>
-      </w:r>
-    </w:p>
-    <w:p>
-      <w:pPr>
-        <w:pStyle w:val="Labs"/>
-        <w:ind w:firstLine="0"/>
-      </w:pPr>
-      <w:r>
-        <w:t>string version for every element of the second array. The result of each call is printed on the screen.</w:t>
-      </w:r>
-    </w:p>
-    <w:p>
-      <w:pPr>
-        <w:pStyle w:val="Labs"/>
-        <w:ind w:firstLine="0"/>
-      </w:pPr>
-      <w:r>
-        <w:t>If line input fails, the program prints an error message and terminates.</w:t>
+      </w:pPr>
+      <w:r>
+        <w:t>main() — orchestrates the program. It declares the shops array, loads data once via readShops(), then runs an infinite loop displaying a 4-option menu. Input validation handles non-</w:t>
+      </w:r>
+      <w:r>
+        <w:lastRenderedPageBreak/>
+        <w:t>numeric entries by clearing the stream fail state and discarding the invalid line. The loop exits only when the user selects option 4 (Exit).</w:t>
       </w:r>
       <w:r>
         <w:br w:type="page" w:clear="all"/>
@@ -2140,8 +2016,6 @@
         </w:rPr>
         <w:t xml:space="preserve">    </w:t>
       </w:r>
-      <w:proofErr w:type="spellStart"/>
-      <w:proofErr w:type="gramStart"/>
       <w:r>
         <w:rPr>
           <w:rFonts w:ascii="Consolas" w:eastAsia="Times New Roman" w:hAnsi="Consolas" w:cs="Times New Roman"/>
@@ -2151,7 +2025,6 @@
         </w:rPr>
         <w:t>shortestWord</w:t>
       </w:r>
-      <w:proofErr w:type="spellEnd"/>
       <w:r>
         <w:rPr>
           <w:rFonts w:ascii="Consolas" w:eastAsia="Times New Roman" w:hAnsi="Consolas" w:cs="Times New Roman"/>
@@ -2161,7 +2034,6 @@
         </w:rPr>
         <w:t>(</w:t>
       </w:r>
-      <w:proofErr w:type="gramEnd"/>
       <w:r>
         <w:rPr>
           <w:rFonts w:ascii="Consolas" w:eastAsia="Times New Roman" w:hAnsi="Consolas" w:cs="Times New Roman"/>
@@ -2316,7 +2188,6 @@
         </w:rPr>
         <w:t xml:space="preserve">    </w:t>
       </w:r>
-      <w:proofErr w:type="spellStart"/>
       <w:r>
         <w:rPr>
           <w:rFonts w:ascii="Consolas" w:eastAsia="Times New Roman" w:hAnsi="Consolas" w:cs="Times New Roman"/>
@@ -2324,19 +2195,8 @@
           <w:sz w:val="21"/>
           <w:szCs w:val="21"/>
         </w:rPr>
-        <w:t>size_</w:t>
-      </w:r>
-      <w:proofErr w:type="gramStart"/>
-      <w:r>
-        <w:rPr>
-          <w:rFonts w:ascii="Consolas" w:eastAsia="Times New Roman" w:hAnsi="Consolas" w:cs="Times New Roman"/>
-          <w:color w:val="FF7B72"/>
-          <w:sz w:val="21"/>
-          <w:szCs w:val="21"/>
-        </w:rPr>
-        <w:t>t</w:t>
-      </w:r>
-      <w:proofErr w:type="spellEnd"/>
+        <w:t>size_t</w:t>
+      </w:r>
       <w:r>
         <w:rPr>
           <w:rFonts w:ascii="Consolas" w:eastAsia="Times New Roman" w:hAnsi="Consolas" w:cs="Times New Roman"/>
@@ -2344,37 +2204,7 @@
           <w:sz w:val="21"/>
           <w:szCs w:val="21"/>
         </w:rPr>
-        <w:t xml:space="preserve">  </w:t>
-      </w:r>
-      <w:proofErr w:type="spellStart"/>
-      <w:r>
-        <w:rPr>
-          <w:rFonts w:ascii="Consolas" w:eastAsia="Times New Roman" w:hAnsi="Consolas" w:cs="Times New Roman"/>
-          <w:color w:val="BBBEBF"/>
-          <w:sz w:val="21"/>
-          <w:szCs w:val="21"/>
-        </w:rPr>
-        <w:t>best</w:t>
-      </w:r>
-      <w:proofErr w:type="gramEnd"/>
-      <w:r>
-        <w:rPr>
-          <w:rFonts w:ascii="Consolas" w:eastAsia="Times New Roman" w:hAnsi="Consolas" w:cs="Times New Roman"/>
-          <w:color w:val="BBBEBF"/>
-          <w:sz w:val="21"/>
-          <w:szCs w:val="21"/>
-        </w:rPr>
-        <w:t>_start</w:t>
-      </w:r>
-      <w:proofErr w:type="spellEnd"/>
-      <w:r>
-        <w:rPr>
-          <w:rFonts w:ascii="Consolas" w:eastAsia="Times New Roman" w:hAnsi="Consolas" w:cs="Times New Roman"/>
-          <w:color w:val="BBBEBF"/>
-          <w:sz w:val="21"/>
-          <w:szCs w:val="21"/>
-        </w:rPr>
-        <w:t xml:space="preserve"> </w:t>
+        <w:t xml:space="preserve">  best_start </w:t>
       </w:r>
       <w:r>
         <w:rPr>
@@ -2435,7 +2265,6 @@
         </w:rPr>
         <w:t xml:space="preserve">    </w:t>
       </w:r>
-      <w:proofErr w:type="spellStart"/>
       <w:r>
         <w:rPr>
           <w:rFonts w:ascii="Consolas" w:eastAsia="Times New Roman" w:hAnsi="Consolas" w:cs="Times New Roman"/>
@@ -2443,19 +2272,8 @@
           <w:sz w:val="21"/>
           <w:szCs w:val="21"/>
         </w:rPr>
-        <w:t>size_</w:t>
-      </w:r>
-      <w:proofErr w:type="gramStart"/>
-      <w:r>
-        <w:rPr>
-          <w:rFonts w:ascii="Consolas" w:eastAsia="Times New Roman" w:hAnsi="Consolas" w:cs="Times New Roman"/>
-          <w:color w:val="FF7B72"/>
-          <w:sz w:val="21"/>
-          <w:szCs w:val="21"/>
-        </w:rPr>
-        <w:t>t</w:t>
-      </w:r>
-      <w:proofErr w:type="spellEnd"/>
+        <w:t>size_t</w:t>
+      </w:r>
       <w:r>
         <w:rPr>
           <w:rFonts w:ascii="Consolas" w:eastAsia="Times New Roman" w:hAnsi="Consolas" w:cs="Times New Roman"/>
@@ -2463,37 +2281,7 @@
           <w:sz w:val="21"/>
           <w:szCs w:val="21"/>
         </w:rPr>
-        <w:t xml:space="preserve">  </w:t>
-      </w:r>
-      <w:proofErr w:type="spellStart"/>
-      <w:r>
-        <w:rPr>
-          <w:rFonts w:ascii="Consolas" w:eastAsia="Times New Roman" w:hAnsi="Consolas" w:cs="Times New Roman"/>
-          <w:color w:val="BBBEBF"/>
-          <w:sz w:val="21"/>
-          <w:szCs w:val="21"/>
-        </w:rPr>
-        <w:t>best</w:t>
-      </w:r>
-      <w:proofErr w:type="gramEnd"/>
-      <w:r>
-        <w:rPr>
-          <w:rFonts w:ascii="Consolas" w:eastAsia="Times New Roman" w:hAnsi="Consolas" w:cs="Times New Roman"/>
-          <w:color w:val="BBBEBF"/>
-          <w:sz w:val="21"/>
-          <w:szCs w:val="21"/>
-        </w:rPr>
-        <w:t>_len</w:t>
-      </w:r>
-      <w:proofErr w:type="spellEnd"/>
-      <w:r>
-        <w:rPr>
-          <w:rFonts w:ascii="Consolas" w:eastAsia="Times New Roman" w:hAnsi="Consolas" w:cs="Times New Roman"/>
-          <w:color w:val="BBBEBF"/>
-          <w:sz w:val="21"/>
-          <w:szCs w:val="21"/>
-        </w:rPr>
-        <w:t xml:space="preserve"> </w:t>
+        <w:t xml:space="preserve">  best_len </w:t>
       </w:r>
       <w:r>
         <w:rPr>
@@ -2554,7 +2342,6 @@
         </w:rPr>
         <w:t xml:space="preserve">    </w:t>
       </w:r>
-      <w:proofErr w:type="spellStart"/>
       <w:r>
         <w:rPr>
           <w:rFonts w:ascii="Consolas" w:eastAsia="Times New Roman" w:hAnsi="Consolas" w:cs="Times New Roman"/>
@@ -2562,19 +2349,8 @@
           <w:sz w:val="21"/>
           <w:szCs w:val="21"/>
         </w:rPr>
-        <w:t>size_</w:t>
-      </w:r>
-      <w:proofErr w:type="gramStart"/>
-      <w:r>
-        <w:rPr>
-          <w:rFonts w:ascii="Consolas" w:eastAsia="Times New Roman" w:hAnsi="Consolas" w:cs="Times New Roman"/>
-          <w:color w:val="FF7B72"/>
-          <w:sz w:val="21"/>
-          <w:szCs w:val="21"/>
-        </w:rPr>
-        <w:t>t</w:t>
-      </w:r>
-      <w:proofErr w:type="spellEnd"/>
+        <w:t>size_t</w:t>
+      </w:r>
       <w:r>
         <w:rPr>
           <w:rFonts w:ascii="Consolas" w:eastAsia="Times New Roman" w:hAnsi="Consolas" w:cs="Times New Roman"/>
@@ -2582,28 +2358,7 @@
           <w:sz w:val="21"/>
           <w:szCs w:val="21"/>
         </w:rPr>
-        <w:t xml:space="preserve">  </w:t>
-      </w:r>
-      <w:proofErr w:type="spellStart"/>
-      <w:r>
-        <w:rPr>
-          <w:rFonts w:ascii="Consolas" w:eastAsia="Times New Roman" w:hAnsi="Consolas" w:cs="Times New Roman"/>
-          <w:color w:val="BBBEBF"/>
-          <w:sz w:val="21"/>
-          <w:szCs w:val="21"/>
-        </w:rPr>
-        <w:t>i</w:t>
-      </w:r>
-      <w:proofErr w:type="spellEnd"/>
-      <w:proofErr w:type="gramEnd"/>
-      <w:r>
-        <w:rPr>
-          <w:rFonts w:ascii="Consolas" w:eastAsia="Times New Roman" w:hAnsi="Consolas" w:cs="Times New Roman"/>
-          <w:color w:val="BBBEBF"/>
-          <w:sz w:val="21"/>
-          <w:szCs w:val="21"/>
-        </w:rPr>
-        <w:t xml:space="preserve"> </w:t>
+        <w:t xml:space="preserve">  i </w:t>
       </w:r>
       <w:r>
         <w:rPr>
@@ -2789,27 +2544,7 @@
           <w:sz w:val="21"/>
           <w:szCs w:val="21"/>
         </w:rPr>
-        <w:t>[</w:t>
-      </w:r>
-      <w:proofErr w:type="spellStart"/>
-      <w:r>
-        <w:rPr>
-          <w:rFonts w:ascii="Consolas" w:eastAsia="Times New Roman" w:hAnsi="Consolas" w:cs="Times New Roman"/>
-          <w:color w:val="BBBEBF"/>
-          <w:sz w:val="21"/>
-          <w:szCs w:val="21"/>
-        </w:rPr>
-        <w:t>i</w:t>
-      </w:r>
-      <w:proofErr w:type="spellEnd"/>
-      <w:r>
-        <w:rPr>
-          <w:rFonts w:ascii="Consolas" w:eastAsia="Times New Roman" w:hAnsi="Consolas" w:cs="Times New Roman"/>
-          <w:color w:val="BBBEBF"/>
-          <w:sz w:val="21"/>
-          <w:szCs w:val="21"/>
-        </w:rPr>
-        <w:t>])</w:t>
+        <w:t>[i])</w:t>
       </w:r>
     </w:p>
     <w:p>
@@ -2882,9 +2617,17 @@
           <w:sz w:val="21"/>
           <w:szCs w:val="21"/>
         </w:rPr>
-        <w:t xml:space="preserve"> (str[</w:t>
-      </w:r>
-      <w:proofErr w:type="spellStart"/>
+        <w:t xml:space="preserve"> (str[i] </w:t>
+      </w:r>
+      <w:r>
+        <w:rPr>
+          <w:rFonts w:ascii="Consolas" w:eastAsia="Times New Roman" w:hAnsi="Consolas" w:cs="Times New Roman"/>
+          <w:color w:val="D4D4D4"/>
+          <w:sz w:val="21"/>
+          <w:szCs w:val="21"/>
+        </w:rPr>
+        <w:t>==</w:t>
+      </w:r>
       <w:r>
         <w:rPr>
           <w:rFonts w:ascii="Consolas" w:eastAsia="Times New Roman" w:hAnsi="Consolas" w:cs="Times New Roman"/>
@@ -2892,9 +2635,17 @@
           <w:sz w:val="21"/>
           <w:szCs w:val="21"/>
         </w:rPr>
-        <w:t>i</w:t>
-      </w:r>
-      <w:proofErr w:type="spellEnd"/>
+        <w:t xml:space="preserve"> </w:t>
+      </w:r>
+      <w:r>
+        <w:rPr>
+          <w:rFonts w:ascii="Consolas" w:eastAsia="Times New Roman" w:hAnsi="Consolas" w:cs="Times New Roman"/>
+          <w:color w:val="A5D6FF"/>
+          <w:sz w:val="21"/>
+          <w:szCs w:val="21"/>
+        </w:rPr>
+        <w:t>' '</w:t>
+      </w:r>
       <w:r>
         <w:rPr>
           <w:rFonts w:ascii="Consolas" w:eastAsia="Times New Roman" w:hAnsi="Consolas" w:cs="Times New Roman"/>
@@ -2902,55 +2653,8 @@
           <w:sz w:val="21"/>
           <w:szCs w:val="21"/>
         </w:rPr>
-        <w:t xml:space="preserve">] </w:t>
-      </w:r>
-      <w:r>
-        <w:rPr>
-          <w:rFonts w:ascii="Consolas" w:eastAsia="Times New Roman" w:hAnsi="Consolas" w:cs="Times New Roman"/>
-          <w:color w:val="D4D4D4"/>
-          <w:sz w:val="21"/>
-          <w:szCs w:val="21"/>
-        </w:rPr>
-        <w:t>==</w:t>
-      </w:r>
-      <w:r>
-        <w:rPr>
-          <w:rFonts w:ascii="Consolas" w:eastAsia="Times New Roman" w:hAnsi="Consolas" w:cs="Times New Roman"/>
-          <w:color w:val="C9D1D9"/>
-          <w:sz w:val="21"/>
-          <w:szCs w:val="21"/>
-        </w:rPr>
-        <w:t xml:space="preserve"> </w:t>
-      </w:r>
-      <w:r>
-        <w:rPr>
-          <w:rFonts w:ascii="Consolas" w:eastAsia="Times New Roman" w:hAnsi="Consolas" w:cs="Times New Roman"/>
-          <w:color w:val="A5D6FF"/>
-          <w:sz w:val="21"/>
-          <w:szCs w:val="21"/>
-        </w:rPr>
-        <w:t>' '</w:t>
-      </w:r>
-      <w:r>
-        <w:rPr>
-          <w:rFonts w:ascii="Consolas" w:eastAsia="Times New Roman" w:hAnsi="Consolas" w:cs="Times New Roman"/>
-          <w:color w:val="C9D1D9"/>
-          <w:sz w:val="21"/>
-          <w:szCs w:val="21"/>
-        </w:rPr>
-        <w:t xml:space="preserve">) </w:t>
-      </w:r>
-      <w:proofErr w:type="spellStart"/>
-      <w:r>
-        <w:rPr>
-          <w:rFonts w:ascii="Consolas" w:eastAsia="Times New Roman" w:hAnsi="Consolas" w:cs="Times New Roman"/>
-          <w:color w:val="C9D1D9"/>
-          <w:sz w:val="21"/>
-          <w:szCs w:val="21"/>
-        </w:rPr>
-        <w:t>i</w:t>
-      </w:r>
-      <w:proofErr w:type="spellEnd"/>
+        <w:t>) i</w:t>
+      </w:r>
       <w:r>
         <w:rPr>
           <w:rFonts w:ascii="Consolas" w:eastAsia="Times New Roman" w:hAnsi="Consolas" w:cs="Times New Roman"/>
@@ -3008,9 +2712,17 @@
           <w:sz w:val="21"/>
           <w:szCs w:val="21"/>
         </w:rPr>
-        <w:t xml:space="preserve"> </w:t>
-      </w:r>
-      <w:proofErr w:type="gramStart"/>
+        <w:t xml:space="preserve"> (</w:t>
+      </w:r>
+      <w:r>
+        <w:rPr>
+          <w:rFonts w:ascii="Consolas" w:eastAsia="Times New Roman" w:hAnsi="Consolas" w:cs="Times New Roman"/>
+          <w:color w:val="D4D4D4"/>
+          <w:sz w:val="21"/>
+          <w:szCs w:val="21"/>
+        </w:rPr>
+        <w:t>!</w:t>
+      </w:r>
       <w:r>
         <w:rPr>
           <w:rFonts w:ascii="Consolas" w:eastAsia="Times New Roman" w:hAnsi="Consolas" w:cs="Times New Roman"/>
@@ -3018,55 +2730,7 @@
           <w:sz w:val="21"/>
           <w:szCs w:val="21"/>
         </w:rPr>
-        <w:t>(</w:t>
-      </w:r>
-      <w:r>
-        <w:rPr>
-          <w:rFonts w:ascii="Consolas" w:eastAsia="Times New Roman" w:hAnsi="Consolas" w:cs="Times New Roman"/>
-          <w:color w:val="D4D4D4"/>
-          <w:sz w:val="21"/>
-          <w:szCs w:val="21"/>
-        </w:rPr>
-        <w:t>!</w:t>
-      </w:r>
-      <w:r>
-        <w:rPr>
-          <w:rFonts w:ascii="Consolas" w:eastAsia="Times New Roman" w:hAnsi="Consolas" w:cs="Times New Roman"/>
-          <w:color w:val="C9D1D9"/>
-          <w:sz w:val="21"/>
-          <w:szCs w:val="21"/>
-        </w:rPr>
-        <w:t>str</w:t>
-      </w:r>
-      <w:proofErr w:type="gramEnd"/>
-      <w:r>
-        <w:rPr>
-          <w:rFonts w:ascii="Consolas" w:eastAsia="Times New Roman" w:hAnsi="Consolas" w:cs="Times New Roman"/>
-          <w:color w:val="C9D1D9"/>
-          <w:sz w:val="21"/>
-          <w:szCs w:val="21"/>
-        </w:rPr>
-        <w:t>[</w:t>
-      </w:r>
-      <w:proofErr w:type="spellStart"/>
-      <w:r>
-        <w:rPr>
-          <w:rFonts w:ascii="Consolas" w:eastAsia="Times New Roman" w:hAnsi="Consolas" w:cs="Times New Roman"/>
-          <w:color w:val="C9D1D9"/>
-          <w:sz w:val="21"/>
-          <w:szCs w:val="21"/>
-        </w:rPr>
-        <w:t>i</w:t>
-      </w:r>
-      <w:proofErr w:type="spellEnd"/>
-      <w:r>
-        <w:rPr>
-          <w:rFonts w:ascii="Consolas" w:eastAsia="Times New Roman" w:hAnsi="Consolas" w:cs="Times New Roman"/>
-          <w:color w:val="C9D1D9"/>
-          <w:sz w:val="21"/>
-          <w:szCs w:val="21"/>
-        </w:rPr>
-        <w:t>])</w:t>
+        <w:t>str[i])</w:t>
       </w:r>
     </w:p>
     <w:p>
@@ -3132,7 +2796,6 @@
         </w:rPr>
         <w:t xml:space="preserve">        </w:t>
       </w:r>
-      <w:proofErr w:type="spellStart"/>
       <w:r>
         <w:rPr>
           <w:rFonts w:ascii="Consolas" w:eastAsia="Times New Roman" w:hAnsi="Consolas" w:cs="Times New Roman"/>
@@ -3142,7 +2805,6 @@
         </w:rPr>
         <w:t>size_t</w:t>
       </w:r>
-      <w:proofErr w:type="spellEnd"/>
       <w:r>
         <w:rPr>
           <w:rFonts w:ascii="Consolas" w:eastAsia="Times New Roman" w:hAnsi="Consolas" w:cs="Times New Roman"/>
@@ -3150,9 +2812,17 @@
           <w:sz w:val="21"/>
           <w:szCs w:val="21"/>
         </w:rPr>
-        <w:t xml:space="preserve"> </w:t>
-      </w:r>
-      <w:proofErr w:type="spellStart"/>
+        <w:t xml:space="preserve"> word_start </w:t>
+      </w:r>
+      <w:r>
+        <w:rPr>
+          <w:rFonts w:ascii="Consolas" w:eastAsia="Times New Roman" w:hAnsi="Consolas" w:cs="Times New Roman"/>
+          <w:color w:val="D4D4D4"/>
+          <w:sz w:val="21"/>
+          <w:szCs w:val="21"/>
+        </w:rPr>
+        <w:t>=</w:t>
+      </w:r>
       <w:r>
         <w:rPr>
           <w:rFonts w:ascii="Consolas" w:eastAsia="Times New Roman" w:hAnsi="Consolas" w:cs="Times New Roman"/>
@@ -3160,55 +2830,7 @@
           <w:sz w:val="21"/>
           <w:szCs w:val="21"/>
         </w:rPr>
-        <w:t>word_start</w:t>
-      </w:r>
-      <w:proofErr w:type="spellEnd"/>
-      <w:r>
-        <w:rPr>
-          <w:rFonts w:ascii="Consolas" w:eastAsia="Times New Roman" w:hAnsi="Consolas" w:cs="Times New Roman"/>
-          <w:color w:val="C9D1D9"/>
-          <w:sz w:val="21"/>
-          <w:szCs w:val="21"/>
-        </w:rPr>
-        <w:t xml:space="preserve"> </w:t>
-      </w:r>
-      <w:r>
-        <w:rPr>
-          <w:rFonts w:ascii="Consolas" w:eastAsia="Times New Roman" w:hAnsi="Consolas" w:cs="Times New Roman"/>
-          <w:color w:val="D4D4D4"/>
-          <w:sz w:val="21"/>
-          <w:szCs w:val="21"/>
-        </w:rPr>
-        <w:t>=</w:t>
-      </w:r>
-      <w:r>
-        <w:rPr>
-          <w:rFonts w:ascii="Consolas" w:eastAsia="Times New Roman" w:hAnsi="Consolas" w:cs="Times New Roman"/>
-          <w:color w:val="C9D1D9"/>
-          <w:sz w:val="21"/>
-          <w:szCs w:val="21"/>
-        </w:rPr>
-        <w:t xml:space="preserve"> </w:t>
-      </w:r>
-      <w:proofErr w:type="spellStart"/>
-      <w:r>
-        <w:rPr>
-          <w:rFonts w:ascii="Consolas" w:eastAsia="Times New Roman" w:hAnsi="Consolas" w:cs="Times New Roman"/>
-          <w:color w:val="C9D1D9"/>
-          <w:sz w:val="21"/>
-          <w:szCs w:val="21"/>
-        </w:rPr>
-        <w:t>i</w:t>
-      </w:r>
-      <w:proofErr w:type="spellEnd"/>
-      <w:r>
-        <w:rPr>
-          <w:rFonts w:ascii="Consolas" w:eastAsia="Times New Roman" w:hAnsi="Consolas" w:cs="Times New Roman"/>
-          <w:color w:val="C9D1D9"/>
-          <w:sz w:val="21"/>
-          <w:szCs w:val="21"/>
-        </w:rPr>
-        <w:t>;</w:t>
+        <w:t xml:space="preserve"> i;</w:t>
       </w:r>
     </w:p>
     <w:p>
@@ -3249,9 +2871,17 @@
           <w:sz w:val="21"/>
           <w:szCs w:val="21"/>
         </w:rPr>
-        <w:t xml:space="preserve"> (str[</w:t>
-      </w:r>
-      <w:proofErr w:type="spellStart"/>
+        <w:t xml:space="preserve"> (str[i] </w:t>
+      </w:r>
+      <w:r>
+        <w:rPr>
+          <w:rFonts w:ascii="Consolas" w:eastAsia="Times New Roman" w:hAnsi="Consolas" w:cs="Times New Roman"/>
+          <w:color w:val="D4D4D4"/>
+          <w:sz w:val="21"/>
+          <w:szCs w:val="21"/>
+        </w:rPr>
+        <w:t>&amp;&amp;</w:t>
+      </w:r>
       <w:r>
         <w:rPr>
           <w:rFonts w:ascii="Consolas" w:eastAsia="Times New Roman" w:hAnsi="Consolas" w:cs="Times New Roman"/>
@@ -3259,9 +2889,17 @@
           <w:sz w:val="21"/>
           <w:szCs w:val="21"/>
         </w:rPr>
-        <w:t>i</w:t>
-      </w:r>
-      <w:proofErr w:type="spellEnd"/>
+        <w:t xml:space="preserve"> str[i] </w:t>
+      </w:r>
+      <w:r>
+        <w:rPr>
+          <w:rFonts w:ascii="Consolas" w:eastAsia="Times New Roman" w:hAnsi="Consolas" w:cs="Times New Roman"/>
+          <w:color w:val="D4D4D4"/>
+          <w:sz w:val="21"/>
+          <w:szCs w:val="21"/>
+        </w:rPr>
+        <w:t>!=</w:t>
+      </w:r>
       <w:r>
         <w:rPr>
           <w:rFonts w:ascii="Consolas" w:eastAsia="Times New Roman" w:hAnsi="Consolas" w:cs="Times New Roman"/>
@@ -3269,16 +2907,16 @@
           <w:sz w:val="21"/>
           <w:szCs w:val="21"/>
         </w:rPr>
-        <w:t xml:space="preserve">] </w:t>
-      </w:r>
-      <w:r>
-        <w:rPr>
-          <w:rFonts w:ascii="Consolas" w:eastAsia="Times New Roman" w:hAnsi="Consolas" w:cs="Times New Roman"/>
-          <w:color w:val="D4D4D4"/>
-          <w:sz w:val="21"/>
-          <w:szCs w:val="21"/>
-        </w:rPr>
-        <w:t>&amp;&amp;</w:t>
+        <w:t xml:space="preserve"> </w:t>
+      </w:r>
+      <w:r>
+        <w:rPr>
+          <w:rFonts w:ascii="Consolas" w:eastAsia="Times New Roman" w:hAnsi="Consolas" w:cs="Times New Roman"/>
+          <w:color w:val="A5D6FF"/>
+          <w:sz w:val="21"/>
+          <w:szCs w:val="21"/>
+        </w:rPr>
+        <w:t>' '</w:t>
       </w:r>
       <w:r>
         <w:rPr>
@@ -3287,86 +2925,8 @@
           <w:sz w:val="21"/>
           <w:szCs w:val="21"/>
         </w:rPr>
-        <w:t xml:space="preserve"> str[</w:t>
-      </w:r>
-      <w:proofErr w:type="spellStart"/>
-      <w:r>
-        <w:rPr>
-          <w:rFonts w:ascii="Consolas" w:eastAsia="Times New Roman" w:hAnsi="Consolas" w:cs="Times New Roman"/>
-          <w:color w:val="C9D1D9"/>
-          <w:sz w:val="21"/>
-          <w:szCs w:val="21"/>
-        </w:rPr>
-        <w:t>i</w:t>
-      </w:r>
-      <w:proofErr w:type="spellEnd"/>
-      <w:proofErr w:type="gramStart"/>
-      <w:r>
-        <w:rPr>
-          <w:rFonts w:ascii="Consolas" w:eastAsia="Times New Roman" w:hAnsi="Consolas" w:cs="Times New Roman"/>
-          <w:color w:val="C9D1D9"/>
-          <w:sz w:val="21"/>
-          <w:szCs w:val="21"/>
-        </w:rPr>
-        <w:t xml:space="preserve">] </w:t>
-      </w:r>
-      <w:r>
-        <w:rPr>
-          <w:rFonts w:ascii="Consolas" w:eastAsia="Times New Roman" w:hAnsi="Consolas" w:cs="Times New Roman"/>
-          <w:color w:val="D4D4D4"/>
-          <w:sz w:val="21"/>
-          <w:szCs w:val="21"/>
-        </w:rPr>
-        <w:t>!</w:t>
-      </w:r>
-      <w:proofErr w:type="gramEnd"/>
-      <w:r>
-        <w:rPr>
-          <w:rFonts w:ascii="Consolas" w:eastAsia="Times New Roman" w:hAnsi="Consolas" w:cs="Times New Roman"/>
-          <w:color w:val="D4D4D4"/>
-          <w:sz w:val="21"/>
-          <w:szCs w:val="21"/>
-        </w:rPr>
-        <w:t>=</w:t>
-      </w:r>
-      <w:r>
-        <w:rPr>
-          <w:rFonts w:ascii="Consolas" w:eastAsia="Times New Roman" w:hAnsi="Consolas" w:cs="Times New Roman"/>
-          <w:color w:val="C9D1D9"/>
-          <w:sz w:val="21"/>
-          <w:szCs w:val="21"/>
-        </w:rPr>
-        <w:t xml:space="preserve"> </w:t>
-      </w:r>
-      <w:r>
-        <w:rPr>
-          <w:rFonts w:ascii="Consolas" w:eastAsia="Times New Roman" w:hAnsi="Consolas" w:cs="Times New Roman"/>
-          <w:color w:val="A5D6FF"/>
-          <w:sz w:val="21"/>
-          <w:szCs w:val="21"/>
-        </w:rPr>
-        <w:t>' '</w:t>
-      </w:r>
-      <w:r>
-        <w:rPr>
-          <w:rFonts w:ascii="Consolas" w:eastAsia="Times New Roman" w:hAnsi="Consolas" w:cs="Times New Roman"/>
-          <w:color w:val="C9D1D9"/>
-          <w:sz w:val="21"/>
-          <w:szCs w:val="21"/>
-        </w:rPr>
-        <w:t xml:space="preserve">) </w:t>
-      </w:r>
-      <w:proofErr w:type="spellStart"/>
-      <w:r>
-        <w:rPr>
-          <w:rFonts w:ascii="Consolas" w:eastAsia="Times New Roman" w:hAnsi="Consolas" w:cs="Times New Roman"/>
-          <w:color w:val="C9D1D9"/>
-          <w:sz w:val="21"/>
-          <w:szCs w:val="21"/>
-        </w:rPr>
-        <w:t>i</w:t>
-      </w:r>
-      <w:proofErr w:type="spellEnd"/>
+        <w:t>) i</w:t>
+      </w:r>
       <w:r>
         <w:rPr>
           <w:rFonts w:ascii="Consolas" w:eastAsia="Times New Roman" w:hAnsi="Consolas" w:cs="Times New Roman"/>
@@ -3408,7 +2968,6 @@
         </w:rPr>
         <w:t xml:space="preserve">        </w:t>
       </w:r>
-      <w:proofErr w:type="spellStart"/>
       <w:r>
         <w:rPr>
           <w:rFonts w:ascii="Consolas" w:eastAsia="Times New Roman" w:hAnsi="Consolas" w:cs="Times New Roman"/>
@@ -3418,7 +2977,6 @@
         </w:rPr>
         <w:t>size_t</w:t>
       </w:r>
-      <w:proofErr w:type="spellEnd"/>
       <w:r>
         <w:rPr>
           <w:rFonts w:ascii="Consolas" w:eastAsia="Times New Roman" w:hAnsi="Consolas" w:cs="Times New Roman"/>
@@ -3426,9 +2984,17 @@
           <w:sz w:val="21"/>
           <w:szCs w:val="21"/>
         </w:rPr>
-        <w:t xml:space="preserve"> </w:t>
-      </w:r>
-      <w:proofErr w:type="spellStart"/>
+        <w:t xml:space="preserve"> len </w:t>
+      </w:r>
+      <w:r>
+        <w:rPr>
+          <w:rFonts w:ascii="Consolas" w:eastAsia="Times New Roman" w:hAnsi="Consolas" w:cs="Times New Roman"/>
+          <w:color w:val="D4D4D4"/>
+          <w:sz w:val="21"/>
+          <w:szCs w:val="21"/>
+        </w:rPr>
+        <w:t>=</w:t>
+      </w:r>
       <w:r>
         <w:rPr>
           <w:rFonts w:ascii="Consolas" w:eastAsia="Times New Roman" w:hAnsi="Consolas" w:cs="Times New Roman"/>
@@ -3436,9 +3002,17 @@
           <w:sz w:val="21"/>
           <w:szCs w:val="21"/>
         </w:rPr>
-        <w:t>len</w:t>
-      </w:r>
-      <w:proofErr w:type="spellEnd"/>
+        <w:t xml:space="preserve"> i </w:t>
+      </w:r>
+      <w:r>
+        <w:rPr>
+          <w:rFonts w:ascii="Consolas" w:eastAsia="Times New Roman" w:hAnsi="Consolas" w:cs="Times New Roman"/>
+          <w:color w:val="D4D4D4"/>
+          <w:sz w:val="21"/>
+          <w:szCs w:val="21"/>
+        </w:rPr>
+        <w:t>-</w:t>
+      </w:r>
       <w:r>
         <w:rPr>
           <w:rFonts w:ascii="Consolas" w:eastAsia="Times New Roman" w:hAnsi="Consolas" w:cs="Times New Roman"/>
@@ -3446,83 +3020,7 @@
           <w:sz w:val="21"/>
           <w:szCs w:val="21"/>
         </w:rPr>
-        <w:t xml:space="preserve"> </w:t>
-      </w:r>
-      <w:r>
-        <w:rPr>
-          <w:rFonts w:ascii="Consolas" w:eastAsia="Times New Roman" w:hAnsi="Consolas" w:cs="Times New Roman"/>
-          <w:color w:val="D4D4D4"/>
-          <w:sz w:val="21"/>
-          <w:szCs w:val="21"/>
-        </w:rPr>
-        <w:t>=</w:t>
-      </w:r>
-      <w:r>
-        <w:rPr>
-          <w:rFonts w:ascii="Consolas" w:eastAsia="Times New Roman" w:hAnsi="Consolas" w:cs="Times New Roman"/>
-          <w:color w:val="C9D1D9"/>
-          <w:sz w:val="21"/>
-          <w:szCs w:val="21"/>
-        </w:rPr>
-        <w:t xml:space="preserve"> </w:t>
-      </w:r>
-      <w:proofErr w:type="spellStart"/>
-      <w:r>
-        <w:rPr>
-          <w:rFonts w:ascii="Consolas" w:eastAsia="Times New Roman" w:hAnsi="Consolas" w:cs="Times New Roman"/>
-          <w:color w:val="C9D1D9"/>
-          <w:sz w:val="21"/>
-          <w:szCs w:val="21"/>
-        </w:rPr>
-        <w:t>i</w:t>
-      </w:r>
-      <w:proofErr w:type="spellEnd"/>
-      <w:r>
-        <w:rPr>
-          <w:rFonts w:ascii="Consolas" w:eastAsia="Times New Roman" w:hAnsi="Consolas" w:cs="Times New Roman"/>
-          <w:color w:val="C9D1D9"/>
-          <w:sz w:val="21"/>
-          <w:szCs w:val="21"/>
-        </w:rPr>
-        <w:t xml:space="preserve"> </w:t>
-      </w:r>
-      <w:r>
-        <w:rPr>
-          <w:rFonts w:ascii="Consolas" w:eastAsia="Times New Roman" w:hAnsi="Consolas" w:cs="Times New Roman"/>
-          <w:color w:val="D4D4D4"/>
-          <w:sz w:val="21"/>
-          <w:szCs w:val="21"/>
-        </w:rPr>
-        <w:t>-</w:t>
-      </w:r>
-      <w:r>
-        <w:rPr>
-          <w:rFonts w:ascii="Consolas" w:eastAsia="Times New Roman" w:hAnsi="Consolas" w:cs="Times New Roman"/>
-          <w:color w:val="C9D1D9"/>
-          <w:sz w:val="21"/>
-          <w:szCs w:val="21"/>
-        </w:rPr>
-        <w:t xml:space="preserve"> </w:t>
-      </w:r>
-      <w:proofErr w:type="spellStart"/>
-      <w:r>
-        <w:rPr>
-          <w:rFonts w:ascii="Consolas" w:eastAsia="Times New Roman" w:hAnsi="Consolas" w:cs="Times New Roman"/>
-          <w:color w:val="C9D1D9"/>
-          <w:sz w:val="21"/>
-          <w:szCs w:val="21"/>
-        </w:rPr>
-        <w:t>word_start</w:t>
-      </w:r>
-      <w:proofErr w:type="spellEnd"/>
-      <w:r>
-        <w:rPr>
-          <w:rFonts w:ascii="Consolas" w:eastAsia="Times New Roman" w:hAnsi="Consolas" w:cs="Times New Roman"/>
-          <w:color w:val="C9D1D9"/>
-          <w:sz w:val="21"/>
-          <w:szCs w:val="21"/>
-        </w:rPr>
-        <w:t>;</w:t>
+        <w:t xml:space="preserve"> word_start;</w:t>
       </w:r>
     </w:p>
     <w:p>
@@ -3563,9 +3061,17 @@
           <w:sz w:val="21"/>
           <w:szCs w:val="21"/>
         </w:rPr>
-        <w:t xml:space="preserve"> </w:t>
-      </w:r>
-      <w:proofErr w:type="gramStart"/>
+        <w:t xml:space="preserve"> (</w:t>
+      </w:r>
+      <w:r>
+        <w:rPr>
+          <w:rFonts w:ascii="Consolas" w:eastAsia="Times New Roman" w:hAnsi="Consolas" w:cs="Times New Roman"/>
+          <w:color w:val="D4D4D4"/>
+          <w:sz w:val="21"/>
+          <w:szCs w:val="21"/>
+        </w:rPr>
+        <w:t>!</w:t>
+      </w:r>
       <w:r>
         <w:rPr>
           <w:rFonts w:ascii="Consolas" w:eastAsia="Times New Roman" w:hAnsi="Consolas" w:cs="Times New Roman"/>
@@ -3573,7 +3079,7 @@
           <w:sz w:val="21"/>
           <w:szCs w:val="21"/>
         </w:rPr>
-        <w:t>(</w:t>
+        <w:t xml:space="preserve">found </w:t>
       </w:r>
       <w:r>
         <w:rPr>
@@ -3582,7 +3088,7 @@
           <w:sz w:val="21"/>
           <w:szCs w:val="21"/>
         </w:rPr>
-        <w:t>!</w:t>
+        <w:t>||</w:t>
       </w:r>
       <w:r>
         <w:rPr>
@@ -3591,9 +3097,17 @@
           <w:sz w:val="21"/>
           <w:szCs w:val="21"/>
         </w:rPr>
-        <w:t>found</w:t>
-      </w:r>
-      <w:proofErr w:type="gramEnd"/>
+        <w:t xml:space="preserve"> len </w:t>
+      </w:r>
+      <w:r>
+        <w:rPr>
+          <w:rFonts w:ascii="Consolas" w:eastAsia="Times New Roman" w:hAnsi="Consolas" w:cs="Times New Roman"/>
+          <w:color w:val="D4D4D4"/>
+          <w:sz w:val="21"/>
+          <w:szCs w:val="21"/>
+        </w:rPr>
+        <w:t>&lt;</w:t>
+      </w:r>
       <w:r>
         <w:rPr>
           <w:rFonts w:ascii="Consolas" w:eastAsia="Times New Roman" w:hAnsi="Consolas" w:cs="Times New Roman"/>
@@ -3601,83 +3115,7 @@
           <w:sz w:val="21"/>
           <w:szCs w:val="21"/>
         </w:rPr>
-        <w:t xml:space="preserve"> </w:t>
-      </w:r>
-      <w:r>
-        <w:rPr>
-          <w:rFonts w:ascii="Consolas" w:eastAsia="Times New Roman" w:hAnsi="Consolas" w:cs="Times New Roman"/>
-          <w:color w:val="D4D4D4"/>
-          <w:sz w:val="21"/>
-          <w:szCs w:val="21"/>
-        </w:rPr>
-        <w:t>||</w:t>
-      </w:r>
-      <w:r>
-        <w:rPr>
-          <w:rFonts w:ascii="Consolas" w:eastAsia="Times New Roman" w:hAnsi="Consolas" w:cs="Times New Roman"/>
-          <w:color w:val="C9D1D9"/>
-          <w:sz w:val="21"/>
-          <w:szCs w:val="21"/>
-        </w:rPr>
-        <w:t xml:space="preserve"> </w:t>
-      </w:r>
-      <w:proofErr w:type="spellStart"/>
-      <w:r>
-        <w:rPr>
-          <w:rFonts w:ascii="Consolas" w:eastAsia="Times New Roman" w:hAnsi="Consolas" w:cs="Times New Roman"/>
-          <w:color w:val="C9D1D9"/>
-          <w:sz w:val="21"/>
-          <w:szCs w:val="21"/>
-        </w:rPr>
-        <w:t>len</w:t>
-      </w:r>
-      <w:proofErr w:type="spellEnd"/>
-      <w:r>
-        <w:rPr>
-          <w:rFonts w:ascii="Consolas" w:eastAsia="Times New Roman" w:hAnsi="Consolas" w:cs="Times New Roman"/>
-          <w:color w:val="C9D1D9"/>
-          <w:sz w:val="21"/>
-          <w:szCs w:val="21"/>
-        </w:rPr>
-        <w:t xml:space="preserve"> </w:t>
-      </w:r>
-      <w:r>
-        <w:rPr>
-          <w:rFonts w:ascii="Consolas" w:eastAsia="Times New Roman" w:hAnsi="Consolas" w:cs="Times New Roman"/>
-          <w:color w:val="D4D4D4"/>
-          <w:sz w:val="21"/>
-          <w:szCs w:val="21"/>
-        </w:rPr>
-        <w:t>&lt;</w:t>
-      </w:r>
-      <w:r>
-        <w:rPr>
-          <w:rFonts w:ascii="Consolas" w:eastAsia="Times New Roman" w:hAnsi="Consolas" w:cs="Times New Roman"/>
-          <w:color w:val="C9D1D9"/>
-          <w:sz w:val="21"/>
-          <w:szCs w:val="21"/>
-        </w:rPr>
-        <w:t xml:space="preserve"> </w:t>
-      </w:r>
-      <w:proofErr w:type="spellStart"/>
-      <w:r>
-        <w:rPr>
-          <w:rFonts w:ascii="Consolas" w:eastAsia="Times New Roman" w:hAnsi="Consolas" w:cs="Times New Roman"/>
-          <w:color w:val="C9D1D9"/>
-          <w:sz w:val="21"/>
-          <w:szCs w:val="21"/>
-        </w:rPr>
-        <w:t>best_len</w:t>
-      </w:r>
-      <w:proofErr w:type="spellEnd"/>
-      <w:r>
-        <w:rPr>
-          <w:rFonts w:ascii="Consolas" w:eastAsia="Times New Roman" w:hAnsi="Consolas" w:cs="Times New Roman"/>
-          <w:color w:val="C9D1D9"/>
-          <w:sz w:val="21"/>
-          <w:szCs w:val="21"/>
-        </w:rPr>
-        <w:t>)</w:t>
+        <w:t xml:space="preserve"> best_len)</w:t>
       </w:r>
     </w:p>
     <w:p>
@@ -3723,9 +3161,17 @@
           <w:sz w:val="21"/>
           <w:szCs w:val="21"/>
         </w:rPr>
-        <w:t xml:space="preserve">            </w:t>
-      </w:r>
-      <w:proofErr w:type="spellStart"/>
+        <w:t xml:space="preserve">            best_start </w:t>
+      </w:r>
+      <w:r>
+        <w:rPr>
+          <w:rFonts w:ascii="Consolas" w:eastAsia="Times New Roman" w:hAnsi="Consolas" w:cs="Times New Roman"/>
+          <w:color w:val="D4D4D4"/>
+          <w:sz w:val="21"/>
+          <w:szCs w:val="21"/>
+        </w:rPr>
+        <w:t>=</w:t>
+      </w:r>
       <w:r>
         <w:rPr>
           <w:rFonts w:ascii="Consolas" w:eastAsia="Times New Roman" w:hAnsi="Consolas" w:cs="Times New Roman"/>
@@ -3733,55 +3179,7 @@
           <w:sz w:val="21"/>
           <w:szCs w:val="21"/>
         </w:rPr>
-        <w:t>best_start</w:t>
-      </w:r>
-      <w:proofErr w:type="spellEnd"/>
-      <w:r>
-        <w:rPr>
-          <w:rFonts w:ascii="Consolas" w:eastAsia="Times New Roman" w:hAnsi="Consolas" w:cs="Times New Roman"/>
-          <w:color w:val="C9D1D9"/>
-          <w:sz w:val="21"/>
-          <w:szCs w:val="21"/>
-        </w:rPr>
-        <w:t xml:space="preserve"> </w:t>
-      </w:r>
-      <w:r>
-        <w:rPr>
-          <w:rFonts w:ascii="Consolas" w:eastAsia="Times New Roman" w:hAnsi="Consolas" w:cs="Times New Roman"/>
-          <w:color w:val="D4D4D4"/>
-          <w:sz w:val="21"/>
-          <w:szCs w:val="21"/>
-        </w:rPr>
-        <w:t>=</w:t>
-      </w:r>
-      <w:r>
-        <w:rPr>
-          <w:rFonts w:ascii="Consolas" w:eastAsia="Times New Roman" w:hAnsi="Consolas" w:cs="Times New Roman"/>
-          <w:color w:val="C9D1D9"/>
-          <w:sz w:val="21"/>
-          <w:szCs w:val="21"/>
-        </w:rPr>
-        <w:t xml:space="preserve"> </w:t>
-      </w:r>
-      <w:proofErr w:type="spellStart"/>
-      <w:r>
-        <w:rPr>
-          <w:rFonts w:ascii="Consolas" w:eastAsia="Times New Roman" w:hAnsi="Consolas" w:cs="Times New Roman"/>
-          <w:color w:val="C9D1D9"/>
-          <w:sz w:val="21"/>
-          <w:szCs w:val="21"/>
-        </w:rPr>
-        <w:t>word_start</w:t>
-      </w:r>
-      <w:proofErr w:type="spellEnd"/>
-      <w:r>
-        <w:rPr>
-          <w:rFonts w:ascii="Consolas" w:eastAsia="Times New Roman" w:hAnsi="Consolas" w:cs="Times New Roman"/>
-          <w:color w:val="C9D1D9"/>
-          <w:sz w:val="21"/>
-          <w:szCs w:val="21"/>
-        </w:rPr>
-        <w:t>;</w:t>
+        <w:t xml:space="preserve"> word_start;</w:t>
       </w:r>
     </w:p>
     <w:p>
@@ -3804,9 +3202,17 @@
           <w:sz w:val="21"/>
           <w:szCs w:val="21"/>
         </w:rPr>
-        <w:t xml:space="preserve">            </w:t>
-      </w:r>
-      <w:proofErr w:type="spellStart"/>
+        <w:t xml:space="preserve">            best_len </w:t>
+      </w:r>
+      <w:r>
+        <w:rPr>
+          <w:rFonts w:ascii="Consolas" w:eastAsia="Times New Roman" w:hAnsi="Consolas" w:cs="Times New Roman"/>
+          <w:color w:val="D4D4D4"/>
+          <w:sz w:val="21"/>
+          <w:szCs w:val="21"/>
+        </w:rPr>
+        <w:t>=</w:t>
+      </w:r>
       <w:r>
         <w:rPr>
           <w:rFonts w:ascii="Consolas" w:eastAsia="Times New Roman" w:hAnsi="Consolas" w:cs="Times New Roman"/>
@@ -3814,55 +3220,7 @@
           <w:sz w:val="21"/>
           <w:szCs w:val="21"/>
         </w:rPr>
-        <w:t>best_len</w:t>
-      </w:r>
-      <w:proofErr w:type="spellEnd"/>
-      <w:r>
-        <w:rPr>
-          <w:rFonts w:ascii="Consolas" w:eastAsia="Times New Roman" w:hAnsi="Consolas" w:cs="Times New Roman"/>
-          <w:color w:val="C9D1D9"/>
-          <w:sz w:val="21"/>
-          <w:szCs w:val="21"/>
-        </w:rPr>
-        <w:t xml:space="preserve"> </w:t>
-      </w:r>
-      <w:r>
-        <w:rPr>
-          <w:rFonts w:ascii="Consolas" w:eastAsia="Times New Roman" w:hAnsi="Consolas" w:cs="Times New Roman"/>
-          <w:color w:val="D4D4D4"/>
-          <w:sz w:val="21"/>
-          <w:szCs w:val="21"/>
-        </w:rPr>
-        <w:t>=</w:t>
-      </w:r>
-      <w:r>
-        <w:rPr>
-          <w:rFonts w:ascii="Consolas" w:eastAsia="Times New Roman" w:hAnsi="Consolas" w:cs="Times New Roman"/>
-          <w:color w:val="C9D1D9"/>
-          <w:sz w:val="21"/>
-          <w:szCs w:val="21"/>
-        </w:rPr>
-        <w:t xml:space="preserve"> </w:t>
-      </w:r>
-      <w:proofErr w:type="spellStart"/>
-      <w:r>
-        <w:rPr>
-          <w:rFonts w:ascii="Consolas" w:eastAsia="Times New Roman" w:hAnsi="Consolas" w:cs="Times New Roman"/>
-          <w:color w:val="C9D1D9"/>
-          <w:sz w:val="21"/>
-          <w:szCs w:val="21"/>
-        </w:rPr>
-        <w:t>len</w:t>
-      </w:r>
-      <w:proofErr w:type="spellEnd"/>
-      <w:r>
-        <w:rPr>
-          <w:rFonts w:ascii="Consolas" w:eastAsia="Times New Roman" w:hAnsi="Consolas" w:cs="Times New Roman"/>
-          <w:color w:val="C9D1D9"/>
-          <w:sz w:val="21"/>
-          <w:szCs w:val="21"/>
-        </w:rPr>
-        <w:t>;</w:t>
+        <w:t xml:space="preserve"> len;</w:t>
       </w:r>
     </w:p>
     <w:p>
@@ -4083,7 +3441,6 @@
         </w:rPr>
         <w:t xml:space="preserve"> (</w:t>
       </w:r>
-      <w:proofErr w:type="spellStart"/>
       <w:r>
         <w:rPr>
           <w:rFonts w:ascii="Consolas" w:eastAsia="Times New Roman" w:hAnsi="Consolas" w:cs="Times New Roman"/>
@@ -4093,7 +3450,6 @@
         </w:rPr>
         <w:t>size_t</w:t>
       </w:r>
-      <w:proofErr w:type="spellEnd"/>
       <w:r>
         <w:rPr>
           <w:rFonts w:ascii="Consolas" w:eastAsia="Times New Roman" w:hAnsi="Consolas" w:cs="Times New Roman"/>
@@ -4155,37 +3511,7 @@
           <w:sz w:val="21"/>
           <w:szCs w:val="21"/>
         </w:rPr>
-        <w:t xml:space="preserve"> </w:t>
-      </w:r>
-      <w:proofErr w:type="spellStart"/>
-      <w:r>
-        <w:rPr>
-          <w:rFonts w:ascii="Consolas" w:eastAsia="Times New Roman" w:hAnsi="Consolas" w:cs="Times New Roman"/>
-          <w:color w:val="C9D1D9"/>
-          <w:sz w:val="21"/>
-          <w:szCs w:val="21"/>
-        </w:rPr>
-        <w:t>best_len</w:t>
-      </w:r>
-      <w:proofErr w:type="spellEnd"/>
-      <w:r>
-        <w:rPr>
-          <w:rFonts w:ascii="Consolas" w:eastAsia="Times New Roman" w:hAnsi="Consolas" w:cs="Times New Roman"/>
-          <w:color w:val="C9D1D9"/>
-          <w:sz w:val="21"/>
-          <w:szCs w:val="21"/>
-        </w:rPr>
-        <w:t xml:space="preserve">; </w:t>
-      </w:r>
-      <w:proofErr w:type="spellStart"/>
-      <w:r>
-        <w:rPr>
-          <w:rFonts w:ascii="Consolas" w:eastAsia="Times New Roman" w:hAnsi="Consolas" w:cs="Times New Roman"/>
-          <w:color w:val="C9D1D9"/>
-          <w:sz w:val="21"/>
-          <w:szCs w:val="21"/>
-        </w:rPr>
-        <w:t>j</w:t>
+        <w:t xml:space="preserve"> best_len; j</w:t>
       </w:r>
       <w:r>
         <w:rPr>
@@ -4196,7 +3522,6 @@
         </w:rPr>
         <w:t>++</w:t>
       </w:r>
-      <w:proofErr w:type="spellEnd"/>
       <w:r>
         <w:rPr>
           <w:rFonts w:ascii="Consolas" w:eastAsia="Times New Roman" w:hAnsi="Consolas" w:cs="Times New Roman"/>
@@ -4245,38 +3570,7 @@
           <w:sz w:val="21"/>
           <w:szCs w:val="21"/>
         </w:rPr>
-        <w:t xml:space="preserve"> </w:t>
-      </w:r>
-      <w:proofErr w:type="gramStart"/>
-      <w:r>
-        <w:rPr>
-          <w:rFonts w:ascii="Consolas" w:eastAsia="Times New Roman" w:hAnsi="Consolas" w:cs="Times New Roman"/>
-          <w:color w:val="C9D1D9"/>
-          <w:sz w:val="21"/>
-          <w:szCs w:val="21"/>
-        </w:rPr>
-        <w:t>str[</w:t>
-      </w:r>
-      <w:proofErr w:type="spellStart"/>
-      <w:proofErr w:type="gramEnd"/>
-      <w:r>
-        <w:rPr>
-          <w:rFonts w:ascii="Consolas" w:eastAsia="Times New Roman" w:hAnsi="Consolas" w:cs="Times New Roman"/>
-          <w:color w:val="C9D1D9"/>
-          <w:sz w:val="21"/>
-          <w:szCs w:val="21"/>
-        </w:rPr>
-        <w:t>best_start</w:t>
-      </w:r>
-      <w:proofErr w:type="spellEnd"/>
-      <w:r>
-        <w:rPr>
-          <w:rFonts w:ascii="Consolas" w:eastAsia="Times New Roman" w:hAnsi="Consolas" w:cs="Times New Roman"/>
-          <w:color w:val="C9D1D9"/>
-          <w:sz w:val="21"/>
-          <w:szCs w:val="21"/>
-        </w:rPr>
-        <w:t xml:space="preserve"> </w:t>
+        <w:t xml:space="preserve"> str[best_start </w:t>
       </w:r>
       <w:r>
         <w:rPr>
@@ -4317,27 +3611,7 @@
           <w:sz w:val="21"/>
           <w:szCs w:val="21"/>
         </w:rPr>
-        <w:t>        result[</w:t>
-      </w:r>
-      <w:proofErr w:type="spellStart"/>
-      <w:r>
-        <w:rPr>
-          <w:rFonts w:ascii="Consolas" w:eastAsia="Times New Roman" w:hAnsi="Consolas" w:cs="Times New Roman"/>
-          <w:color w:val="C9D1D9"/>
-          <w:sz w:val="21"/>
-          <w:szCs w:val="21"/>
-        </w:rPr>
-        <w:t>best_len</w:t>
-      </w:r>
-      <w:proofErr w:type="spellEnd"/>
-      <w:r>
-        <w:rPr>
-          <w:rFonts w:ascii="Consolas" w:eastAsia="Times New Roman" w:hAnsi="Consolas" w:cs="Times New Roman"/>
-          <w:color w:val="C9D1D9"/>
-          <w:sz w:val="21"/>
-          <w:szCs w:val="21"/>
-        </w:rPr>
-        <w:t xml:space="preserve">] </w:t>
+        <w:t xml:space="preserve">        result[best_len] </w:t>
       </w:r>
       <w:r>
         <w:rPr>
@@ -4612,8 +3886,6 @@
         </w:rPr>
         <w:t xml:space="preserve">    </w:t>
       </w:r>
-      <w:proofErr w:type="spellStart"/>
-      <w:proofErr w:type="gramStart"/>
       <w:r>
         <w:rPr>
           <w:rFonts w:ascii="Consolas" w:eastAsia="Times New Roman" w:hAnsi="Consolas" w:cs="Times New Roman"/>
@@ -4623,7 +3895,6 @@
         </w:rPr>
         <w:t>shortestWord</w:t>
       </w:r>
-      <w:proofErr w:type="spellEnd"/>
       <w:r>
         <w:rPr>
           <w:rFonts w:ascii="Consolas" w:eastAsia="Times New Roman" w:hAnsi="Consolas" w:cs="Times New Roman"/>
@@ -4633,7 +3904,6 @@
         </w:rPr>
         <w:t>(</w:t>
       </w:r>
-      <w:proofErr w:type="gramEnd"/>
       <w:r>
         <w:rPr>
           <w:rFonts w:ascii="Consolas" w:eastAsia="Times New Roman" w:hAnsi="Consolas" w:cs="Times New Roman"/>
@@ -4824,7 +4094,6 @@
         </w:rPr>
         <w:t xml:space="preserve">    </w:t>
       </w:r>
-      <w:proofErr w:type="spellStart"/>
       <w:r>
         <w:rPr>
           <w:rFonts w:ascii="Consolas" w:eastAsia="Times New Roman" w:hAnsi="Consolas" w:cs="Times New Roman"/>
@@ -4832,19 +4101,8 @@
           <w:sz w:val="21"/>
           <w:szCs w:val="21"/>
         </w:rPr>
-        <w:t>size_</w:t>
-      </w:r>
-      <w:proofErr w:type="gramStart"/>
-      <w:r>
-        <w:rPr>
-          <w:rFonts w:ascii="Consolas" w:eastAsia="Times New Roman" w:hAnsi="Consolas" w:cs="Times New Roman"/>
-          <w:color w:val="FF7B72"/>
-          <w:sz w:val="21"/>
-          <w:szCs w:val="21"/>
-        </w:rPr>
-        <w:t>t</w:t>
-      </w:r>
-      <w:proofErr w:type="spellEnd"/>
+        <w:t>size_t</w:t>
+      </w:r>
       <w:r>
         <w:rPr>
           <w:rFonts w:ascii="Consolas" w:eastAsia="Times New Roman" w:hAnsi="Consolas" w:cs="Times New Roman"/>
@@ -4852,37 +4110,7 @@
           <w:sz w:val="21"/>
           <w:szCs w:val="21"/>
         </w:rPr>
-        <w:t xml:space="preserve">  </w:t>
-      </w:r>
-      <w:proofErr w:type="spellStart"/>
-      <w:r>
-        <w:rPr>
-          <w:rFonts w:ascii="Consolas" w:eastAsia="Times New Roman" w:hAnsi="Consolas" w:cs="Times New Roman"/>
-          <w:color w:val="BBBEBF"/>
-          <w:sz w:val="21"/>
-          <w:szCs w:val="21"/>
-        </w:rPr>
-        <w:t>best</w:t>
-      </w:r>
-      <w:proofErr w:type="gramEnd"/>
-      <w:r>
-        <w:rPr>
-          <w:rFonts w:ascii="Consolas" w:eastAsia="Times New Roman" w:hAnsi="Consolas" w:cs="Times New Roman"/>
-          <w:color w:val="BBBEBF"/>
-          <w:sz w:val="21"/>
-          <w:szCs w:val="21"/>
-        </w:rPr>
-        <w:t>_start</w:t>
-      </w:r>
-      <w:proofErr w:type="spellEnd"/>
-      <w:r>
-        <w:rPr>
-          <w:rFonts w:ascii="Consolas" w:eastAsia="Times New Roman" w:hAnsi="Consolas" w:cs="Times New Roman"/>
-          <w:color w:val="BBBEBF"/>
-          <w:sz w:val="21"/>
-          <w:szCs w:val="21"/>
-        </w:rPr>
-        <w:t xml:space="preserve"> </w:t>
+        <w:t xml:space="preserve">  best_start </w:t>
       </w:r>
       <w:r>
         <w:rPr>
@@ -4943,7 +4171,6 @@
         </w:rPr>
         <w:t xml:space="preserve">    </w:t>
       </w:r>
-      <w:proofErr w:type="spellStart"/>
       <w:r>
         <w:rPr>
           <w:rFonts w:ascii="Consolas" w:eastAsia="Times New Roman" w:hAnsi="Consolas" w:cs="Times New Roman"/>
@@ -4951,19 +4178,8 @@
           <w:sz w:val="21"/>
           <w:szCs w:val="21"/>
         </w:rPr>
-        <w:t>size_</w:t>
-      </w:r>
-      <w:proofErr w:type="gramStart"/>
-      <w:r>
-        <w:rPr>
-          <w:rFonts w:ascii="Consolas" w:eastAsia="Times New Roman" w:hAnsi="Consolas" w:cs="Times New Roman"/>
-          <w:color w:val="FF7B72"/>
-          <w:sz w:val="21"/>
-          <w:szCs w:val="21"/>
-        </w:rPr>
-        <w:t>t</w:t>
-      </w:r>
-      <w:proofErr w:type="spellEnd"/>
+        <w:t>size_t</w:t>
+      </w:r>
       <w:r>
         <w:rPr>
           <w:rFonts w:ascii="Consolas" w:eastAsia="Times New Roman" w:hAnsi="Consolas" w:cs="Times New Roman"/>
@@ -4971,37 +4187,7 @@
           <w:sz w:val="21"/>
           <w:szCs w:val="21"/>
         </w:rPr>
-        <w:t xml:space="preserve">  </w:t>
-      </w:r>
-      <w:proofErr w:type="spellStart"/>
-      <w:r>
-        <w:rPr>
-          <w:rFonts w:ascii="Consolas" w:eastAsia="Times New Roman" w:hAnsi="Consolas" w:cs="Times New Roman"/>
-          <w:color w:val="BBBEBF"/>
-          <w:sz w:val="21"/>
-          <w:szCs w:val="21"/>
-        </w:rPr>
-        <w:t>best</w:t>
-      </w:r>
-      <w:proofErr w:type="gramEnd"/>
-      <w:r>
-        <w:rPr>
-          <w:rFonts w:ascii="Consolas" w:eastAsia="Times New Roman" w:hAnsi="Consolas" w:cs="Times New Roman"/>
-          <w:color w:val="BBBEBF"/>
-          <w:sz w:val="21"/>
-          <w:szCs w:val="21"/>
-        </w:rPr>
-        <w:t>_len</w:t>
-      </w:r>
-      <w:proofErr w:type="spellEnd"/>
-      <w:r>
-        <w:rPr>
-          <w:rFonts w:ascii="Consolas" w:eastAsia="Times New Roman" w:hAnsi="Consolas" w:cs="Times New Roman"/>
-          <w:color w:val="BBBEBF"/>
-          <w:sz w:val="21"/>
-          <w:szCs w:val="21"/>
-        </w:rPr>
-        <w:t xml:space="preserve"> </w:t>
+        <w:t xml:space="preserve">  best_len </w:t>
       </w:r>
       <w:r>
         <w:rPr>
@@ -5062,7 +4248,6 @@
         </w:rPr>
         <w:t xml:space="preserve">    </w:t>
       </w:r>
-      <w:proofErr w:type="spellStart"/>
       <w:r>
         <w:rPr>
           <w:rFonts w:ascii="Consolas" w:eastAsia="Times New Roman" w:hAnsi="Consolas" w:cs="Times New Roman"/>
@@ -5070,19 +4255,8 @@
           <w:sz w:val="21"/>
           <w:szCs w:val="21"/>
         </w:rPr>
-        <w:t>size_</w:t>
-      </w:r>
-      <w:proofErr w:type="gramStart"/>
-      <w:r>
-        <w:rPr>
-          <w:rFonts w:ascii="Consolas" w:eastAsia="Times New Roman" w:hAnsi="Consolas" w:cs="Times New Roman"/>
-          <w:color w:val="FF7B72"/>
-          <w:sz w:val="21"/>
-          <w:szCs w:val="21"/>
-        </w:rPr>
-        <w:t>t</w:t>
-      </w:r>
-      <w:proofErr w:type="spellEnd"/>
+        <w:t>size_t</w:t>
+      </w:r>
       <w:r>
         <w:rPr>
           <w:rFonts w:ascii="Consolas" w:eastAsia="Times New Roman" w:hAnsi="Consolas" w:cs="Times New Roman"/>
@@ -5090,9 +4264,17 @@
           <w:sz w:val="21"/>
           <w:szCs w:val="21"/>
         </w:rPr>
-        <w:t xml:space="preserve">  </w:t>
-      </w:r>
-      <w:proofErr w:type="spellStart"/>
+        <w:t xml:space="preserve">  len </w:t>
+      </w:r>
+      <w:r>
+        <w:rPr>
+          <w:rFonts w:ascii="Consolas" w:eastAsia="Times New Roman" w:hAnsi="Consolas" w:cs="Times New Roman"/>
+          <w:color w:val="D4D4D4"/>
+          <w:sz w:val="21"/>
+          <w:szCs w:val="21"/>
+        </w:rPr>
+        <w:t>=</w:t>
+      </w:r>
       <w:r>
         <w:rPr>
           <w:rFonts w:ascii="Consolas" w:eastAsia="Times New Roman" w:hAnsi="Consolas" w:cs="Times New Roman"/>
@@ -5100,10 +4282,17 @@
           <w:sz w:val="21"/>
           <w:szCs w:val="21"/>
         </w:rPr>
-        <w:t>len</w:t>
-      </w:r>
-      <w:proofErr w:type="spellEnd"/>
-      <w:proofErr w:type="gramEnd"/>
+        <w:t xml:space="preserve"> </w:t>
+      </w:r>
+      <w:r>
+        <w:rPr>
+          <w:rFonts w:ascii="Consolas" w:eastAsia="Times New Roman" w:hAnsi="Consolas" w:cs="Times New Roman"/>
+          <w:color w:val="C9D1D9"/>
+          <w:sz w:val="21"/>
+          <w:szCs w:val="21"/>
+        </w:rPr>
+        <w:t>str</w:t>
+      </w:r>
       <w:r>
         <w:rPr>
           <w:rFonts w:ascii="Consolas" w:eastAsia="Times New Roman" w:hAnsi="Consolas" w:cs="Times New Roman"/>
@@ -5111,43 +4300,6 @@
           <w:sz w:val="21"/>
           <w:szCs w:val="21"/>
         </w:rPr>
-        <w:t xml:space="preserve"> </w:t>
-      </w:r>
-      <w:r>
-        <w:rPr>
-          <w:rFonts w:ascii="Consolas" w:eastAsia="Times New Roman" w:hAnsi="Consolas" w:cs="Times New Roman"/>
-          <w:color w:val="D4D4D4"/>
-          <w:sz w:val="21"/>
-          <w:szCs w:val="21"/>
-        </w:rPr>
-        <w:t>=</w:t>
-      </w:r>
-      <w:r>
-        <w:rPr>
-          <w:rFonts w:ascii="Consolas" w:eastAsia="Times New Roman" w:hAnsi="Consolas" w:cs="Times New Roman"/>
-          <w:color w:val="BBBEBF"/>
-          <w:sz w:val="21"/>
-          <w:szCs w:val="21"/>
-        </w:rPr>
-        <w:t xml:space="preserve"> </w:t>
-      </w:r>
-      <w:proofErr w:type="spellStart"/>
-      <w:r>
-        <w:rPr>
-          <w:rFonts w:ascii="Consolas" w:eastAsia="Times New Roman" w:hAnsi="Consolas" w:cs="Times New Roman"/>
-          <w:color w:val="C9D1D9"/>
-          <w:sz w:val="21"/>
-          <w:szCs w:val="21"/>
-        </w:rPr>
-        <w:t>str</w:t>
-      </w:r>
-      <w:r>
-        <w:rPr>
-          <w:rFonts w:ascii="Consolas" w:eastAsia="Times New Roman" w:hAnsi="Consolas" w:cs="Times New Roman"/>
-          <w:color w:val="BBBEBF"/>
-          <w:sz w:val="21"/>
-          <w:szCs w:val="21"/>
-        </w:rPr>
         <w:t>.</w:t>
       </w:r>
       <w:r>
@@ -5159,7 +4311,6 @@
         </w:rPr>
         <w:t>length</w:t>
       </w:r>
-      <w:proofErr w:type="spellEnd"/>
       <w:r>
         <w:rPr>
           <w:rFonts w:ascii="Consolas" w:eastAsia="Times New Roman" w:hAnsi="Consolas" w:cs="Times New Roman"/>
@@ -5192,7 +4343,6 @@
         </w:rPr>
         <w:t xml:space="preserve">    </w:t>
       </w:r>
-      <w:proofErr w:type="spellStart"/>
       <w:r>
         <w:rPr>
           <w:rFonts w:ascii="Consolas" w:eastAsia="Times New Roman" w:hAnsi="Consolas" w:cs="Times New Roman"/>
@@ -5200,19 +4350,8 @@
           <w:sz w:val="21"/>
           <w:szCs w:val="21"/>
         </w:rPr>
-        <w:t>size_</w:t>
-      </w:r>
-      <w:proofErr w:type="gramStart"/>
-      <w:r>
-        <w:rPr>
-          <w:rFonts w:ascii="Consolas" w:eastAsia="Times New Roman" w:hAnsi="Consolas" w:cs="Times New Roman"/>
-          <w:color w:val="FF7B72"/>
-          <w:sz w:val="21"/>
-          <w:szCs w:val="21"/>
-        </w:rPr>
-        <w:t>t</w:t>
-      </w:r>
-      <w:proofErr w:type="spellEnd"/>
+        <w:t>size_t</w:t>
+      </w:r>
       <w:r>
         <w:rPr>
           <w:rFonts w:ascii="Consolas" w:eastAsia="Times New Roman" w:hAnsi="Consolas" w:cs="Times New Roman"/>
@@ -5220,28 +4359,7 @@
           <w:sz w:val="21"/>
           <w:szCs w:val="21"/>
         </w:rPr>
-        <w:t xml:space="preserve">  </w:t>
-      </w:r>
-      <w:proofErr w:type="spellStart"/>
-      <w:r>
-        <w:rPr>
-          <w:rFonts w:ascii="Consolas" w:eastAsia="Times New Roman" w:hAnsi="Consolas" w:cs="Times New Roman"/>
-          <w:color w:val="BBBEBF"/>
-          <w:sz w:val="21"/>
-          <w:szCs w:val="21"/>
-        </w:rPr>
-        <w:t>i</w:t>
-      </w:r>
-      <w:proofErr w:type="spellEnd"/>
-      <w:proofErr w:type="gramEnd"/>
-      <w:r>
-        <w:rPr>
-          <w:rFonts w:ascii="Consolas" w:eastAsia="Times New Roman" w:hAnsi="Consolas" w:cs="Times New Roman"/>
-          <w:color w:val="BBBEBF"/>
-          <w:sz w:val="21"/>
-          <w:szCs w:val="21"/>
-        </w:rPr>
-        <w:t xml:space="preserve"> </w:t>
+        <w:t xml:space="preserve">  i </w:t>
       </w:r>
       <w:r>
         <w:rPr>
@@ -5409,9 +4527,17 @@
           <w:sz w:val="21"/>
           <w:szCs w:val="21"/>
         </w:rPr>
-        <w:t xml:space="preserve"> (</w:t>
-      </w:r>
-      <w:proofErr w:type="spellStart"/>
+        <w:t xml:space="preserve"> (i </w:t>
+      </w:r>
+      <w:r>
+        <w:rPr>
+          <w:rFonts w:ascii="Consolas" w:eastAsia="Times New Roman" w:hAnsi="Consolas" w:cs="Times New Roman"/>
+          <w:color w:val="D4D4D4"/>
+          <w:sz w:val="21"/>
+          <w:szCs w:val="21"/>
+        </w:rPr>
+        <w:t>&lt;</w:t>
+      </w:r>
       <w:r>
         <w:rPr>
           <w:rFonts w:ascii="Consolas" w:eastAsia="Times New Roman" w:hAnsi="Consolas" w:cs="Times New Roman"/>
@@ -5419,55 +4545,7 @@
           <w:sz w:val="21"/>
           <w:szCs w:val="21"/>
         </w:rPr>
-        <w:t>i</w:t>
-      </w:r>
-      <w:proofErr w:type="spellEnd"/>
-      <w:r>
-        <w:rPr>
-          <w:rFonts w:ascii="Consolas" w:eastAsia="Times New Roman" w:hAnsi="Consolas" w:cs="Times New Roman"/>
-          <w:color w:val="BBBEBF"/>
-          <w:sz w:val="21"/>
-          <w:szCs w:val="21"/>
-        </w:rPr>
-        <w:t xml:space="preserve"> </w:t>
-      </w:r>
-      <w:r>
-        <w:rPr>
-          <w:rFonts w:ascii="Consolas" w:eastAsia="Times New Roman" w:hAnsi="Consolas" w:cs="Times New Roman"/>
-          <w:color w:val="D4D4D4"/>
-          <w:sz w:val="21"/>
-          <w:szCs w:val="21"/>
-        </w:rPr>
-        <w:t>&lt;</w:t>
-      </w:r>
-      <w:r>
-        <w:rPr>
-          <w:rFonts w:ascii="Consolas" w:eastAsia="Times New Roman" w:hAnsi="Consolas" w:cs="Times New Roman"/>
-          <w:color w:val="BBBEBF"/>
-          <w:sz w:val="21"/>
-          <w:szCs w:val="21"/>
-        </w:rPr>
-        <w:t xml:space="preserve"> </w:t>
-      </w:r>
-      <w:proofErr w:type="spellStart"/>
-      <w:r>
-        <w:rPr>
-          <w:rFonts w:ascii="Consolas" w:eastAsia="Times New Roman" w:hAnsi="Consolas" w:cs="Times New Roman"/>
-          <w:color w:val="BBBEBF"/>
-          <w:sz w:val="21"/>
-          <w:szCs w:val="21"/>
-        </w:rPr>
-        <w:t>len</w:t>
-      </w:r>
-      <w:proofErr w:type="spellEnd"/>
-      <w:r>
-        <w:rPr>
-          <w:rFonts w:ascii="Consolas" w:eastAsia="Times New Roman" w:hAnsi="Consolas" w:cs="Times New Roman"/>
-          <w:color w:val="BBBEBF"/>
-          <w:sz w:val="21"/>
-          <w:szCs w:val="21"/>
-        </w:rPr>
-        <w:t>)</w:t>
+        <w:t xml:space="preserve"> len)</w:t>
       </w:r>
     </w:p>
     <w:p>
@@ -5541,9 +4619,17 @@
           <w:sz w:val="21"/>
           <w:szCs w:val="21"/>
         </w:rPr>
-        <w:t xml:space="preserve"> (</w:t>
-      </w:r>
-      <w:proofErr w:type="spellStart"/>
+        <w:t xml:space="preserve"> (i </w:t>
+      </w:r>
+      <w:r>
+        <w:rPr>
+          <w:rFonts w:ascii="Consolas" w:eastAsia="Times New Roman" w:hAnsi="Consolas" w:cs="Times New Roman"/>
+          <w:color w:val="D4D4D4"/>
+          <w:sz w:val="21"/>
+          <w:szCs w:val="21"/>
+        </w:rPr>
+        <w:t>&lt;</w:t>
+      </w:r>
       <w:r>
         <w:rPr>
           <w:rFonts w:ascii="Consolas" w:eastAsia="Times New Roman" w:hAnsi="Consolas" w:cs="Times New Roman"/>
@@ -5551,9 +4637,17 @@
           <w:sz w:val="21"/>
           <w:szCs w:val="21"/>
         </w:rPr>
-        <w:t>i</w:t>
-      </w:r>
-      <w:proofErr w:type="spellEnd"/>
+        <w:t xml:space="preserve"> len </w:t>
+      </w:r>
+      <w:r>
+        <w:rPr>
+          <w:rFonts w:ascii="Consolas" w:eastAsia="Times New Roman" w:hAnsi="Consolas" w:cs="Times New Roman"/>
+          <w:color w:val="D4D4D4"/>
+          <w:sz w:val="21"/>
+          <w:szCs w:val="21"/>
+        </w:rPr>
+        <w:t>&amp;&amp;</w:t>
+      </w:r>
       <w:r>
         <w:rPr>
           <w:rFonts w:ascii="Consolas" w:eastAsia="Times New Roman" w:hAnsi="Consolas" w:cs="Times New Roman"/>
@@ -5561,16 +4655,34 @@
           <w:sz w:val="21"/>
           <w:szCs w:val="21"/>
         </w:rPr>
+        <w:t xml:space="preserve"> str[i] </w:t>
+      </w:r>
+      <w:r>
+        <w:rPr>
+          <w:rFonts w:ascii="Consolas" w:eastAsia="Times New Roman" w:hAnsi="Consolas" w:cs="Times New Roman"/>
+          <w:color w:val="D4D4D4"/>
+          <w:sz w:val="21"/>
+          <w:szCs w:val="21"/>
+        </w:rPr>
+        <w:t>==</w:t>
+      </w:r>
+      <w:r>
+        <w:rPr>
+          <w:rFonts w:ascii="Consolas" w:eastAsia="Times New Roman" w:hAnsi="Consolas" w:cs="Times New Roman"/>
+          <w:color w:val="C9D1D9"/>
+          <w:sz w:val="21"/>
+          <w:szCs w:val="21"/>
+        </w:rPr>
         <w:t xml:space="preserve"> </w:t>
       </w:r>
       <w:r>
         <w:rPr>
           <w:rFonts w:ascii="Consolas" w:eastAsia="Times New Roman" w:hAnsi="Consolas" w:cs="Times New Roman"/>
-          <w:color w:val="D4D4D4"/>
-          <w:sz w:val="21"/>
-          <w:szCs w:val="21"/>
-        </w:rPr>
-        <w:t>&lt;</w:t>
+          <w:color w:val="A5D6FF"/>
+          <w:sz w:val="21"/>
+          <w:szCs w:val="21"/>
+        </w:rPr>
+        <w:t>' '</w:t>
       </w:r>
       <w:r>
         <w:rPr>
@@ -5579,113 +4691,8 @@
           <w:sz w:val="21"/>
           <w:szCs w:val="21"/>
         </w:rPr>
-        <w:t xml:space="preserve"> </w:t>
-      </w:r>
-      <w:proofErr w:type="spellStart"/>
-      <w:r>
-        <w:rPr>
-          <w:rFonts w:ascii="Consolas" w:eastAsia="Times New Roman" w:hAnsi="Consolas" w:cs="Times New Roman"/>
-          <w:color w:val="C9D1D9"/>
-          <w:sz w:val="21"/>
-          <w:szCs w:val="21"/>
-        </w:rPr>
-        <w:t>len</w:t>
-      </w:r>
-      <w:proofErr w:type="spellEnd"/>
-      <w:r>
-        <w:rPr>
-          <w:rFonts w:ascii="Consolas" w:eastAsia="Times New Roman" w:hAnsi="Consolas" w:cs="Times New Roman"/>
-          <w:color w:val="C9D1D9"/>
-          <w:sz w:val="21"/>
-          <w:szCs w:val="21"/>
-        </w:rPr>
-        <w:t xml:space="preserve"> </w:t>
-      </w:r>
-      <w:r>
-        <w:rPr>
-          <w:rFonts w:ascii="Consolas" w:eastAsia="Times New Roman" w:hAnsi="Consolas" w:cs="Times New Roman"/>
-          <w:color w:val="D4D4D4"/>
-          <w:sz w:val="21"/>
-          <w:szCs w:val="21"/>
-        </w:rPr>
-        <w:t>&amp;&amp;</w:t>
-      </w:r>
-      <w:r>
-        <w:rPr>
-          <w:rFonts w:ascii="Consolas" w:eastAsia="Times New Roman" w:hAnsi="Consolas" w:cs="Times New Roman"/>
-          <w:color w:val="C9D1D9"/>
-          <w:sz w:val="21"/>
-          <w:szCs w:val="21"/>
-        </w:rPr>
-        <w:t xml:space="preserve"> str[</w:t>
-      </w:r>
-      <w:proofErr w:type="spellStart"/>
-      <w:r>
-        <w:rPr>
-          <w:rFonts w:ascii="Consolas" w:eastAsia="Times New Roman" w:hAnsi="Consolas" w:cs="Times New Roman"/>
-          <w:color w:val="C9D1D9"/>
-          <w:sz w:val="21"/>
-          <w:szCs w:val="21"/>
-        </w:rPr>
-        <w:t>i</w:t>
-      </w:r>
-      <w:proofErr w:type="spellEnd"/>
-      <w:r>
-        <w:rPr>
-          <w:rFonts w:ascii="Consolas" w:eastAsia="Times New Roman" w:hAnsi="Consolas" w:cs="Times New Roman"/>
-          <w:color w:val="C9D1D9"/>
-          <w:sz w:val="21"/>
-          <w:szCs w:val="21"/>
-        </w:rPr>
-        <w:t xml:space="preserve">] </w:t>
-      </w:r>
-      <w:r>
-        <w:rPr>
-          <w:rFonts w:ascii="Consolas" w:eastAsia="Times New Roman" w:hAnsi="Consolas" w:cs="Times New Roman"/>
-          <w:color w:val="D4D4D4"/>
-          <w:sz w:val="21"/>
-          <w:szCs w:val="21"/>
-        </w:rPr>
-        <w:t>==</w:t>
-      </w:r>
-      <w:r>
-        <w:rPr>
-          <w:rFonts w:ascii="Consolas" w:eastAsia="Times New Roman" w:hAnsi="Consolas" w:cs="Times New Roman"/>
-          <w:color w:val="C9D1D9"/>
-          <w:sz w:val="21"/>
-          <w:szCs w:val="21"/>
-        </w:rPr>
-        <w:t xml:space="preserve"> </w:t>
-      </w:r>
-      <w:r>
-        <w:rPr>
-          <w:rFonts w:ascii="Consolas" w:eastAsia="Times New Roman" w:hAnsi="Consolas" w:cs="Times New Roman"/>
-          <w:color w:val="A5D6FF"/>
-          <w:sz w:val="21"/>
-          <w:szCs w:val="21"/>
-        </w:rPr>
-        <w:t>' '</w:t>
-      </w:r>
-      <w:r>
-        <w:rPr>
-          <w:rFonts w:ascii="Consolas" w:eastAsia="Times New Roman" w:hAnsi="Consolas" w:cs="Times New Roman"/>
-          <w:color w:val="C9D1D9"/>
-          <w:sz w:val="21"/>
-          <w:szCs w:val="21"/>
-        </w:rPr>
-        <w:t xml:space="preserve">) </w:t>
-      </w:r>
-      <w:proofErr w:type="spellStart"/>
-      <w:r>
-        <w:rPr>
-          <w:rFonts w:ascii="Consolas" w:eastAsia="Times New Roman" w:hAnsi="Consolas" w:cs="Times New Roman"/>
-          <w:color w:val="C9D1D9"/>
-          <w:sz w:val="21"/>
-          <w:szCs w:val="21"/>
-        </w:rPr>
-        <w:t>i</w:t>
-      </w:r>
-      <w:proofErr w:type="spellEnd"/>
+        <w:t>) i</w:t>
+      </w:r>
       <w:r>
         <w:rPr>
           <w:rFonts w:ascii="Consolas" w:eastAsia="Times New Roman" w:hAnsi="Consolas" w:cs="Times New Roman"/>
@@ -5743,9 +4750,17 @@
           <w:sz w:val="21"/>
           <w:szCs w:val="21"/>
         </w:rPr>
-        <w:t xml:space="preserve"> (</w:t>
-      </w:r>
-      <w:proofErr w:type="spellStart"/>
+        <w:t xml:space="preserve"> (i </w:t>
+      </w:r>
+      <w:r>
+        <w:rPr>
+          <w:rFonts w:ascii="Consolas" w:eastAsia="Times New Roman" w:hAnsi="Consolas" w:cs="Times New Roman"/>
+          <w:color w:val="D4D4D4"/>
+          <w:sz w:val="21"/>
+          <w:szCs w:val="21"/>
+        </w:rPr>
+        <w:t>&gt;=</w:t>
+      </w:r>
       <w:r>
         <w:rPr>
           <w:rFonts w:ascii="Consolas" w:eastAsia="Times New Roman" w:hAnsi="Consolas" w:cs="Times New Roman"/>
@@ -5753,55 +4768,7 @@
           <w:sz w:val="21"/>
           <w:szCs w:val="21"/>
         </w:rPr>
-        <w:t>i</w:t>
-      </w:r>
-      <w:proofErr w:type="spellEnd"/>
-      <w:r>
-        <w:rPr>
-          <w:rFonts w:ascii="Consolas" w:eastAsia="Times New Roman" w:hAnsi="Consolas" w:cs="Times New Roman"/>
-          <w:color w:val="C9D1D9"/>
-          <w:sz w:val="21"/>
-          <w:szCs w:val="21"/>
-        </w:rPr>
-        <w:t xml:space="preserve"> </w:t>
-      </w:r>
-      <w:r>
-        <w:rPr>
-          <w:rFonts w:ascii="Consolas" w:eastAsia="Times New Roman" w:hAnsi="Consolas" w:cs="Times New Roman"/>
-          <w:color w:val="D4D4D4"/>
-          <w:sz w:val="21"/>
-          <w:szCs w:val="21"/>
-        </w:rPr>
-        <w:t>&gt;=</w:t>
-      </w:r>
-      <w:r>
-        <w:rPr>
-          <w:rFonts w:ascii="Consolas" w:eastAsia="Times New Roman" w:hAnsi="Consolas" w:cs="Times New Roman"/>
-          <w:color w:val="C9D1D9"/>
-          <w:sz w:val="21"/>
-          <w:szCs w:val="21"/>
-        </w:rPr>
-        <w:t xml:space="preserve"> </w:t>
-      </w:r>
-      <w:proofErr w:type="spellStart"/>
-      <w:r>
-        <w:rPr>
-          <w:rFonts w:ascii="Consolas" w:eastAsia="Times New Roman" w:hAnsi="Consolas" w:cs="Times New Roman"/>
-          <w:color w:val="C9D1D9"/>
-          <w:sz w:val="21"/>
-          <w:szCs w:val="21"/>
-        </w:rPr>
-        <w:t>len</w:t>
-      </w:r>
-      <w:proofErr w:type="spellEnd"/>
-      <w:r>
-        <w:rPr>
-          <w:rFonts w:ascii="Consolas" w:eastAsia="Times New Roman" w:hAnsi="Consolas" w:cs="Times New Roman"/>
-          <w:color w:val="C9D1D9"/>
-          <w:sz w:val="21"/>
-          <w:szCs w:val="21"/>
-        </w:rPr>
-        <w:t>)</w:t>
+        <w:t xml:space="preserve"> len)</w:t>
       </w:r>
     </w:p>
     <w:p>
@@ -5867,7 +4834,6 @@
         </w:rPr>
         <w:t xml:space="preserve">        </w:t>
       </w:r>
-      <w:proofErr w:type="spellStart"/>
       <w:r>
         <w:rPr>
           <w:rFonts w:ascii="Consolas" w:eastAsia="Times New Roman" w:hAnsi="Consolas" w:cs="Times New Roman"/>
@@ -5877,7 +4843,6 @@
         </w:rPr>
         <w:t>size_t</w:t>
       </w:r>
-      <w:proofErr w:type="spellEnd"/>
       <w:r>
         <w:rPr>
           <w:rFonts w:ascii="Consolas" w:eastAsia="Times New Roman" w:hAnsi="Consolas" w:cs="Times New Roman"/>
@@ -5885,9 +4850,17 @@
           <w:sz w:val="21"/>
           <w:szCs w:val="21"/>
         </w:rPr>
-        <w:t xml:space="preserve"> </w:t>
-      </w:r>
-      <w:proofErr w:type="spellStart"/>
+        <w:t xml:space="preserve"> word_start </w:t>
+      </w:r>
+      <w:r>
+        <w:rPr>
+          <w:rFonts w:ascii="Consolas" w:eastAsia="Times New Roman" w:hAnsi="Consolas" w:cs="Times New Roman"/>
+          <w:color w:val="D4D4D4"/>
+          <w:sz w:val="21"/>
+          <w:szCs w:val="21"/>
+        </w:rPr>
+        <w:t>=</w:t>
+      </w:r>
       <w:r>
         <w:rPr>
           <w:rFonts w:ascii="Consolas" w:eastAsia="Times New Roman" w:hAnsi="Consolas" w:cs="Times New Roman"/>
@@ -5895,55 +4868,7 @@
           <w:sz w:val="21"/>
           <w:szCs w:val="21"/>
         </w:rPr>
-        <w:t>word_start</w:t>
-      </w:r>
-      <w:proofErr w:type="spellEnd"/>
-      <w:r>
-        <w:rPr>
-          <w:rFonts w:ascii="Consolas" w:eastAsia="Times New Roman" w:hAnsi="Consolas" w:cs="Times New Roman"/>
-          <w:color w:val="C9D1D9"/>
-          <w:sz w:val="21"/>
-          <w:szCs w:val="21"/>
-        </w:rPr>
-        <w:t xml:space="preserve"> </w:t>
-      </w:r>
-      <w:r>
-        <w:rPr>
-          <w:rFonts w:ascii="Consolas" w:eastAsia="Times New Roman" w:hAnsi="Consolas" w:cs="Times New Roman"/>
-          <w:color w:val="D4D4D4"/>
-          <w:sz w:val="21"/>
-          <w:szCs w:val="21"/>
-        </w:rPr>
-        <w:t>=</w:t>
-      </w:r>
-      <w:r>
-        <w:rPr>
-          <w:rFonts w:ascii="Consolas" w:eastAsia="Times New Roman" w:hAnsi="Consolas" w:cs="Times New Roman"/>
-          <w:color w:val="C9D1D9"/>
-          <w:sz w:val="21"/>
-          <w:szCs w:val="21"/>
-        </w:rPr>
-        <w:t xml:space="preserve"> </w:t>
-      </w:r>
-      <w:proofErr w:type="spellStart"/>
-      <w:r>
-        <w:rPr>
-          <w:rFonts w:ascii="Consolas" w:eastAsia="Times New Roman" w:hAnsi="Consolas" w:cs="Times New Roman"/>
-          <w:color w:val="C9D1D9"/>
-          <w:sz w:val="21"/>
-          <w:szCs w:val="21"/>
-        </w:rPr>
-        <w:t>i</w:t>
-      </w:r>
-      <w:proofErr w:type="spellEnd"/>
-      <w:r>
-        <w:rPr>
-          <w:rFonts w:ascii="Consolas" w:eastAsia="Times New Roman" w:hAnsi="Consolas" w:cs="Times New Roman"/>
-          <w:color w:val="C9D1D9"/>
-          <w:sz w:val="21"/>
-          <w:szCs w:val="21"/>
-        </w:rPr>
-        <w:t>;</w:t>
+        <w:t xml:space="preserve"> i;</w:t>
       </w:r>
     </w:p>
     <w:p>
@@ -5984,9 +4909,17 @@
           <w:sz w:val="21"/>
           <w:szCs w:val="21"/>
         </w:rPr>
-        <w:t xml:space="preserve"> (</w:t>
-      </w:r>
-      <w:proofErr w:type="spellStart"/>
+        <w:t xml:space="preserve"> (i </w:t>
+      </w:r>
+      <w:r>
+        <w:rPr>
+          <w:rFonts w:ascii="Consolas" w:eastAsia="Times New Roman" w:hAnsi="Consolas" w:cs="Times New Roman"/>
+          <w:color w:val="D4D4D4"/>
+          <w:sz w:val="21"/>
+          <w:szCs w:val="21"/>
+        </w:rPr>
+        <w:t>&lt;</w:t>
+      </w:r>
       <w:r>
         <w:rPr>
           <w:rFonts w:ascii="Consolas" w:eastAsia="Times New Roman" w:hAnsi="Consolas" w:cs="Times New Roman"/>
@@ -5994,9 +4927,17 @@
           <w:sz w:val="21"/>
           <w:szCs w:val="21"/>
         </w:rPr>
-        <w:t>i</w:t>
-      </w:r>
-      <w:proofErr w:type="spellEnd"/>
+        <w:t xml:space="preserve"> len </w:t>
+      </w:r>
+      <w:r>
+        <w:rPr>
+          <w:rFonts w:ascii="Consolas" w:eastAsia="Times New Roman" w:hAnsi="Consolas" w:cs="Times New Roman"/>
+          <w:color w:val="D4D4D4"/>
+          <w:sz w:val="21"/>
+          <w:szCs w:val="21"/>
+        </w:rPr>
+        <w:t>&amp;&amp;</w:t>
+      </w:r>
       <w:r>
         <w:rPr>
           <w:rFonts w:ascii="Consolas" w:eastAsia="Times New Roman" w:hAnsi="Consolas" w:cs="Times New Roman"/>
@@ -6004,16 +4945,34 @@
           <w:sz w:val="21"/>
           <w:szCs w:val="21"/>
         </w:rPr>
+        <w:t xml:space="preserve"> str[i] </w:t>
+      </w:r>
+      <w:r>
+        <w:rPr>
+          <w:rFonts w:ascii="Consolas" w:eastAsia="Times New Roman" w:hAnsi="Consolas" w:cs="Times New Roman"/>
+          <w:color w:val="D4D4D4"/>
+          <w:sz w:val="21"/>
+          <w:szCs w:val="21"/>
+        </w:rPr>
+        <w:t>!=</w:t>
+      </w:r>
+      <w:r>
+        <w:rPr>
+          <w:rFonts w:ascii="Consolas" w:eastAsia="Times New Roman" w:hAnsi="Consolas" w:cs="Times New Roman"/>
+          <w:color w:val="C9D1D9"/>
+          <w:sz w:val="21"/>
+          <w:szCs w:val="21"/>
+        </w:rPr>
         <w:t xml:space="preserve"> </w:t>
       </w:r>
       <w:r>
         <w:rPr>
           <w:rFonts w:ascii="Consolas" w:eastAsia="Times New Roman" w:hAnsi="Consolas" w:cs="Times New Roman"/>
-          <w:color w:val="D4D4D4"/>
-          <w:sz w:val="21"/>
-          <w:szCs w:val="21"/>
-        </w:rPr>
-        <w:t>&lt;</w:t>
+          <w:color w:val="A5D6FF"/>
+          <w:sz w:val="21"/>
+          <w:szCs w:val="21"/>
+        </w:rPr>
+        <w:t>' '</w:t>
       </w:r>
       <w:r>
         <w:rPr>
@@ -6022,124 +4981,8 @@
           <w:sz w:val="21"/>
           <w:szCs w:val="21"/>
         </w:rPr>
-        <w:t xml:space="preserve"> </w:t>
-      </w:r>
-      <w:proofErr w:type="spellStart"/>
-      <w:r>
-        <w:rPr>
-          <w:rFonts w:ascii="Consolas" w:eastAsia="Times New Roman" w:hAnsi="Consolas" w:cs="Times New Roman"/>
-          <w:color w:val="C9D1D9"/>
-          <w:sz w:val="21"/>
-          <w:szCs w:val="21"/>
-        </w:rPr>
-        <w:t>len</w:t>
-      </w:r>
-      <w:proofErr w:type="spellEnd"/>
-      <w:r>
-        <w:rPr>
-          <w:rFonts w:ascii="Consolas" w:eastAsia="Times New Roman" w:hAnsi="Consolas" w:cs="Times New Roman"/>
-          <w:color w:val="C9D1D9"/>
-          <w:sz w:val="21"/>
-          <w:szCs w:val="21"/>
-        </w:rPr>
-        <w:t xml:space="preserve"> </w:t>
-      </w:r>
-      <w:r>
-        <w:rPr>
-          <w:rFonts w:ascii="Consolas" w:eastAsia="Times New Roman" w:hAnsi="Consolas" w:cs="Times New Roman"/>
-          <w:color w:val="D4D4D4"/>
-          <w:sz w:val="21"/>
-          <w:szCs w:val="21"/>
-        </w:rPr>
-        <w:t>&amp;&amp;</w:t>
-      </w:r>
-      <w:r>
-        <w:rPr>
-          <w:rFonts w:ascii="Consolas" w:eastAsia="Times New Roman" w:hAnsi="Consolas" w:cs="Times New Roman"/>
-          <w:color w:val="C9D1D9"/>
-          <w:sz w:val="21"/>
-          <w:szCs w:val="21"/>
-        </w:rPr>
-        <w:t xml:space="preserve"> str[</w:t>
-      </w:r>
-      <w:proofErr w:type="spellStart"/>
-      <w:r>
-        <w:rPr>
-          <w:rFonts w:ascii="Consolas" w:eastAsia="Times New Roman" w:hAnsi="Consolas" w:cs="Times New Roman"/>
-          <w:color w:val="C9D1D9"/>
-          <w:sz w:val="21"/>
-          <w:szCs w:val="21"/>
-        </w:rPr>
-        <w:t>i</w:t>
-      </w:r>
-      <w:proofErr w:type="spellEnd"/>
-      <w:proofErr w:type="gramStart"/>
-      <w:r>
-        <w:rPr>
-          <w:rFonts w:ascii="Consolas" w:eastAsia="Times New Roman" w:hAnsi="Consolas" w:cs="Times New Roman"/>
-          <w:color w:val="C9D1D9"/>
-          <w:sz w:val="21"/>
-          <w:szCs w:val="21"/>
-        </w:rPr>
-        <w:t xml:space="preserve">] </w:t>
-      </w:r>
-      <w:r>
-        <w:rPr>
-          <w:rFonts w:ascii="Consolas" w:eastAsia="Times New Roman" w:hAnsi="Consolas" w:cs="Times New Roman"/>
-          <w:color w:val="D4D4D4"/>
-          <w:sz w:val="21"/>
-          <w:szCs w:val="21"/>
-        </w:rPr>
-        <w:t>!</w:t>
-      </w:r>
-      <w:proofErr w:type="gramEnd"/>
-      <w:r>
-        <w:rPr>
-          <w:rFonts w:ascii="Consolas" w:eastAsia="Times New Roman" w:hAnsi="Consolas" w:cs="Times New Roman"/>
-          <w:color w:val="D4D4D4"/>
-          <w:sz w:val="21"/>
-          <w:szCs w:val="21"/>
-        </w:rPr>
-        <w:t>=</w:t>
-      </w:r>
-      <w:r>
-        <w:rPr>
-          <w:rFonts w:ascii="Consolas" w:eastAsia="Times New Roman" w:hAnsi="Consolas" w:cs="Times New Roman"/>
-          <w:color w:val="C9D1D9"/>
-          <w:sz w:val="21"/>
-          <w:szCs w:val="21"/>
-        </w:rPr>
-        <w:t xml:space="preserve"> </w:t>
-      </w:r>
-      <w:r>
-        <w:rPr>
-          <w:rFonts w:ascii="Consolas" w:eastAsia="Times New Roman" w:hAnsi="Consolas" w:cs="Times New Roman"/>
-          <w:color w:val="A5D6FF"/>
-          <w:sz w:val="21"/>
-          <w:szCs w:val="21"/>
-        </w:rPr>
-        <w:t>' '</w:t>
-      </w:r>
-      <w:r>
-        <w:rPr>
-          <w:rFonts w:ascii="Consolas" w:eastAsia="Times New Roman" w:hAnsi="Consolas" w:cs="Times New Roman"/>
-          <w:color w:val="C9D1D9"/>
-          <w:sz w:val="21"/>
-          <w:szCs w:val="21"/>
-        </w:rPr>
-        <w:t xml:space="preserve">) </w:t>
-      </w:r>
-      <w:proofErr w:type="spellStart"/>
-      <w:r>
-        <w:rPr>
-          <w:rFonts w:ascii="Consolas" w:eastAsia="Times New Roman" w:hAnsi="Consolas" w:cs="Times New Roman"/>
-          <w:color w:val="C9D1D9"/>
-          <w:sz w:val="21"/>
-          <w:szCs w:val="21"/>
-        </w:rPr>
-        <w:t>i</w:t>
-      </w:r>
-      <w:proofErr w:type="spellEnd"/>
+        <w:t>) i</w:t>
+      </w:r>
       <w:r>
         <w:rPr>
           <w:rFonts w:ascii="Consolas" w:eastAsia="Times New Roman" w:hAnsi="Consolas" w:cs="Times New Roman"/>
@@ -6181,7 +5024,6 @@
         </w:rPr>
         <w:t xml:space="preserve">        </w:t>
       </w:r>
-      <w:proofErr w:type="spellStart"/>
       <w:r>
         <w:rPr>
           <w:rFonts w:ascii="Consolas" w:eastAsia="Times New Roman" w:hAnsi="Consolas" w:cs="Times New Roman"/>
@@ -6191,7 +5033,6 @@
         </w:rPr>
         <w:t>size_t</w:t>
       </w:r>
-      <w:proofErr w:type="spellEnd"/>
       <w:r>
         <w:rPr>
           <w:rFonts w:ascii="Consolas" w:eastAsia="Times New Roman" w:hAnsi="Consolas" w:cs="Times New Roman"/>
@@ -6199,9 +5040,17 @@
           <w:sz w:val="21"/>
           <w:szCs w:val="21"/>
         </w:rPr>
-        <w:t xml:space="preserve"> </w:t>
-      </w:r>
-      <w:proofErr w:type="spellStart"/>
+        <w:t xml:space="preserve"> word_len </w:t>
+      </w:r>
+      <w:r>
+        <w:rPr>
+          <w:rFonts w:ascii="Consolas" w:eastAsia="Times New Roman" w:hAnsi="Consolas" w:cs="Times New Roman"/>
+          <w:color w:val="D4D4D4"/>
+          <w:sz w:val="21"/>
+          <w:szCs w:val="21"/>
+        </w:rPr>
+        <w:t>=</w:t>
+      </w:r>
       <w:r>
         <w:rPr>
           <w:rFonts w:ascii="Consolas" w:eastAsia="Times New Roman" w:hAnsi="Consolas" w:cs="Times New Roman"/>
@@ -6209,9 +5058,17 @@
           <w:sz w:val="21"/>
           <w:szCs w:val="21"/>
         </w:rPr>
-        <w:t>word_len</w:t>
-      </w:r>
-      <w:proofErr w:type="spellEnd"/>
+        <w:t xml:space="preserve"> i </w:t>
+      </w:r>
+      <w:r>
+        <w:rPr>
+          <w:rFonts w:ascii="Consolas" w:eastAsia="Times New Roman" w:hAnsi="Consolas" w:cs="Times New Roman"/>
+          <w:color w:val="D4D4D4"/>
+          <w:sz w:val="21"/>
+          <w:szCs w:val="21"/>
+        </w:rPr>
+        <w:t>-</w:t>
+      </w:r>
       <w:r>
         <w:rPr>
           <w:rFonts w:ascii="Consolas" w:eastAsia="Times New Roman" w:hAnsi="Consolas" w:cs="Times New Roman"/>
@@ -6219,83 +5076,7 @@
           <w:sz w:val="21"/>
           <w:szCs w:val="21"/>
         </w:rPr>
-        <w:t xml:space="preserve"> </w:t>
-      </w:r>
-      <w:r>
-        <w:rPr>
-          <w:rFonts w:ascii="Consolas" w:eastAsia="Times New Roman" w:hAnsi="Consolas" w:cs="Times New Roman"/>
-          <w:color w:val="D4D4D4"/>
-          <w:sz w:val="21"/>
-          <w:szCs w:val="21"/>
-        </w:rPr>
-        <w:t>=</w:t>
-      </w:r>
-      <w:r>
-        <w:rPr>
-          <w:rFonts w:ascii="Consolas" w:eastAsia="Times New Roman" w:hAnsi="Consolas" w:cs="Times New Roman"/>
-          <w:color w:val="C9D1D9"/>
-          <w:sz w:val="21"/>
-          <w:szCs w:val="21"/>
-        </w:rPr>
-        <w:t xml:space="preserve"> </w:t>
-      </w:r>
-      <w:proofErr w:type="spellStart"/>
-      <w:r>
-        <w:rPr>
-          <w:rFonts w:ascii="Consolas" w:eastAsia="Times New Roman" w:hAnsi="Consolas" w:cs="Times New Roman"/>
-          <w:color w:val="C9D1D9"/>
-          <w:sz w:val="21"/>
-          <w:szCs w:val="21"/>
-        </w:rPr>
-        <w:t>i</w:t>
-      </w:r>
-      <w:proofErr w:type="spellEnd"/>
-      <w:r>
-        <w:rPr>
-          <w:rFonts w:ascii="Consolas" w:eastAsia="Times New Roman" w:hAnsi="Consolas" w:cs="Times New Roman"/>
-          <w:color w:val="C9D1D9"/>
-          <w:sz w:val="21"/>
-          <w:szCs w:val="21"/>
-        </w:rPr>
-        <w:t xml:space="preserve"> </w:t>
-      </w:r>
-      <w:r>
-        <w:rPr>
-          <w:rFonts w:ascii="Consolas" w:eastAsia="Times New Roman" w:hAnsi="Consolas" w:cs="Times New Roman"/>
-          <w:color w:val="D4D4D4"/>
-          <w:sz w:val="21"/>
-          <w:szCs w:val="21"/>
-        </w:rPr>
-        <w:t>-</w:t>
-      </w:r>
-      <w:r>
-        <w:rPr>
-          <w:rFonts w:ascii="Consolas" w:eastAsia="Times New Roman" w:hAnsi="Consolas" w:cs="Times New Roman"/>
-          <w:color w:val="C9D1D9"/>
-          <w:sz w:val="21"/>
-          <w:szCs w:val="21"/>
-        </w:rPr>
-        <w:t xml:space="preserve"> </w:t>
-      </w:r>
-      <w:proofErr w:type="spellStart"/>
-      <w:r>
-        <w:rPr>
-          <w:rFonts w:ascii="Consolas" w:eastAsia="Times New Roman" w:hAnsi="Consolas" w:cs="Times New Roman"/>
-          <w:color w:val="C9D1D9"/>
-          <w:sz w:val="21"/>
-          <w:szCs w:val="21"/>
-        </w:rPr>
-        <w:t>word_start</w:t>
-      </w:r>
-      <w:proofErr w:type="spellEnd"/>
-      <w:r>
-        <w:rPr>
-          <w:rFonts w:ascii="Consolas" w:eastAsia="Times New Roman" w:hAnsi="Consolas" w:cs="Times New Roman"/>
-          <w:color w:val="C9D1D9"/>
-          <w:sz w:val="21"/>
-          <w:szCs w:val="21"/>
-        </w:rPr>
-        <w:t>;</w:t>
+        <w:t xml:space="preserve"> word_start;</w:t>
       </w:r>
     </w:p>
     <w:p>
@@ -6336,9 +5117,17 @@
           <w:sz w:val="21"/>
           <w:szCs w:val="21"/>
         </w:rPr>
-        <w:t xml:space="preserve"> </w:t>
-      </w:r>
-      <w:proofErr w:type="gramStart"/>
+        <w:t xml:space="preserve"> (</w:t>
+      </w:r>
+      <w:r>
+        <w:rPr>
+          <w:rFonts w:ascii="Consolas" w:eastAsia="Times New Roman" w:hAnsi="Consolas" w:cs="Times New Roman"/>
+          <w:color w:val="D4D4D4"/>
+          <w:sz w:val="21"/>
+          <w:szCs w:val="21"/>
+        </w:rPr>
+        <w:t>!</w:t>
+      </w:r>
       <w:r>
         <w:rPr>
           <w:rFonts w:ascii="Consolas" w:eastAsia="Times New Roman" w:hAnsi="Consolas" w:cs="Times New Roman"/>
@@ -6346,7 +5135,7 @@
           <w:sz w:val="21"/>
           <w:szCs w:val="21"/>
         </w:rPr>
-        <w:t>(</w:t>
+        <w:t xml:space="preserve">found </w:t>
       </w:r>
       <w:r>
         <w:rPr>
@@ -6355,7 +5144,7 @@
           <w:sz w:val="21"/>
           <w:szCs w:val="21"/>
         </w:rPr>
-        <w:t>!</w:t>
+        <w:t>||</w:t>
       </w:r>
       <w:r>
         <w:rPr>
@@ -6364,9 +5153,17 @@
           <w:sz w:val="21"/>
           <w:szCs w:val="21"/>
         </w:rPr>
-        <w:t>found</w:t>
-      </w:r>
-      <w:proofErr w:type="gramEnd"/>
+        <w:t xml:space="preserve"> word_len </w:t>
+      </w:r>
+      <w:r>
+        <w:rPr>
+          <w:rFonts w:ascii="Consolas" w:eastAsia="Times New Roman" w:hAnsi="Consolas" w:cs="Times New Roman"/>
+          <w:color w:val="D4D4D4"/>
+          <w:sz w:val="21"/>
+          <w:szCs w:val="21"/>
+        </w:rPr>
+        <w:t>&lt;</w:t>
+      </w:r>
       <w:r>
         <w:rPr>
           <w:rFonts w:ascii="Consolas" w:eastAsia="Times New Roman" w:hAnsi="Consolas" w:cs="Times New Roman"/>
@@ -6374,83 +5171,7 @@
           <w:sz w:val="21"/>
           <w:szCs w:val="21"/>
         </w:rPr>
-        <w:t xml:space="preserve"> </w:t>
-      </w:r>
-      <w:r>
-        <w:rPr>
-          <w:rFonts w:ascii="Consolas" w:eastAsia="Times New Roman" w:hAnsi="Consolas" w:cs="Times New Roman"/>
-          <w:color w:val="D4D4D4"/>
-          <w:sz w:val="21"/>
-          <w:szCs w:val="21"/>
-        </w:rPr>
-        <w:t>||</w:t>
-      </w:r>
-      <w:r>
-        <w:rPr>
-          <w:rFonts w:ascii="Consolas" w:eastAsia="Times New Roman" w:hAnsi="Consolas" w:cs="Times New Roman"/>
-          <w:color w:val="C9D1D9"/>
-          <w:sz w:val="21"/>
-          <w:szCs w:val="21"/>
-        </w:rPr>
-        <w:t xml:space="preserve"> </w:t>
-      </w:r>
-      <w:proofErr w:type="spellStart"/>
-      <w:r>
-        <w:rPr>
-          <w:rFonts w:ascii="Consolas" w:eastAsia="Times New Roman" w:hAnsi="Consolas" w:cs="Times New Roman"/>
-          <w:color w:val="C9D1D9"/>
-          <w:sz w:val="21"/>
-          <w:szCs w:val="21"/>
-        </w:rPr>
-        <w:t>word_len</w:t>
-      </w:r>
-      <w:proofErr w:type="spellEnd"/>
-      <w:r>
-        <w:rPr>
-          <w:rFonts w:ascii="Consolas" w:eastAsia="Times New Roman" w:hAnsi="Consolas" w:cs="Times New Roman"/>
-          <w:color w:val="C9D1D9"/>
-          <w:sz w:val="21"/>
-          <w:szCs w:val="21"/>
-        </w:rPr>
-        <w:t xml:space="preserve"> </w:t>
-      </w:r>
-      <w:r>
-        <w:rPr>
-          <w:rFonts w:ascii="Consolas" w:eastAsia="Times New Roman" w:hAnsi="Consolas" w:cs="Times New Roman"/>
-          <w:color w:val="D4D4D4"/>
-          <w:sz w:val="21"/>
-          <w:szCs w:val="21"/>
-        </w:rPr>
-        <w:t>&lt;</w:t>
-      </w:r>
-      <w:r>
-        <w:rPr>
-          <w:rFonts w:ascii="Consolas" w:eastAsia="Times New Roman" w:hAnsi="Consolas" w:cs="Times New Roman"/>
-          <w:color w:val="C9D1D9"/>
-          <w:sz w:val="21"/>
-          <w:szCs w:val="21"/>
-        </w:rPr>
-        <w:t xml:space="preserve"> </w:t>
-      </w:r>
-      <w:proofErr w:type="spellStart"/>
-      <w:r>
-        <w:rPr>
-          <w:rFonts w:ascii="Consolas" w:eastAsia="Times New Roman" w:hAnsi="Consolas" w:cs="Times New Roman"/>
-          <w:color w:val="C9D1D9"/>
-          <w:sz w:val="21"/>
-          <w:szCs w:val="21"/>
-        </w:rPr>
-        <w:t>best_len</w:t>
-      </w:r>
-      <w:proofErr w:type="spellEnd"/>
-      <w:r>
-        <w:rPr>
-          <w:rFonts w:ascii="Consolas" w:eastAsia="Times New Roman" w:hAnsi="Consolas" w:cs="Times New Roman"/>
-          <w:color w:val="C9D1D9"/>
-          <w:sz w:val="21"/>
-          <w:szCs w:val="21"/>
-        </w:rPr>
-        <w:t>)</w:t>
+        <w:t xml:space="preserve"> best_len)</w:t>
       </w:r>
     </w:p>
     <w:p>
@@ -6496,9 +5217,17 @@
           <w:sz w:val="21"/>
           <w:szCs w:val="21"/>
         </w:rPr>
-        <w:t xml:space="preserve">            </w:t>
-      </w:r>
-      <w:proofErr w:type="spellStart"/>
+        <w:t xml:space="preserve">            best_len </w:t>
+      </w:r>
+      <w:r>
+        <w:rPr>
+          <w:rFonts w:ascii="Consolas" w:eastAsia="Times New Roman" w:hAnsi="Consolas" w:cs="Times New Roman"/>
+          <w:color w:val="D4D4D4"/>
+          <w:sz w:val="21"/>
+          <w:szCs w:val="21"/>
+        </w:rPr>
+        <w:t>=</w:t>
+      </w:r>
       <w:r>
         <w:rPr>
           <w:rFonts w:ascii="Consolas" w:eastAsia="Times New Roman" w:hAnsi="Consolas" w:cs="Times New Roman"/>
@@ -6506,55 +5235,7 @@
           <w:sz w:val="21"/>
           <w:szCs w:val="21"/>
         </w:rPr>
-        <w:t>best_len</w:t>
-      </w:r>
-      <w:proofErr w:type="spellEnd"/>
-      <w:r>
-        <w:rPr>
-          <w:rFonts w:ascii="Consolas" w:eastAsia="Times New Roman" w:hAnsi="Consolas" w:cs="Times New Roman"/>
-          <w:color w:val="C9D1D9"/>
-          <w:sz w:val="21"/>
-          <w:szCs w:val="21"/>
-        </w:rPr>
-        <w:t xml:space="preserve"> </w:t>
-      </w:r>
-      <w:r>
-        <w:rPr>
-          <w:rFonts w:ascii="Consolas" w:eastAsia="Times New Roman" w:hAnsi="Consolas" w:cs="Times New Roman"/>
-          <w:color w:val="D4D4D4"/>
-          <w:sz w:val="21"/>
-          <w:szCs w:val="21"/>
-        </w:rPr>
-        <w:t>=</w:t>
-      </w:r>
-      <w:r>
-        <w:rPr>
-          <w:rFonts w:ascii="Consolas" w:eastAsia="Times New Roman" w:hAnsi="Consolas" w:cs="Times New Roman"/>
-          <w:color w:val="C9D1D9"/>
-          <w:sz w:val="21"/>
-          <w:szCs w:val="21"/>
-        </w:rPr>
-        <w:t xml:space="preserve"> </w:t>
-      </w:r>
-      <w:proofErr w:type="spellStart"/>
-      <w:r>
-        <w:rPr>
-          <w:rFonts w:ascii="Consolas" w:eastAsia="Times New Roman" w:hAnsi="Consolas" w:cs="Times New Roman"/>
-          <w:color w:val="C9D1D9"/>
-          <w:sz w:val="21"/>
-          <w:szCs w:val="21"/>
-        </w:rPr>
-        <w:t>word_len</w:t>
-      </w:r>
-      <w:proofErr w:type="spellEnd"/>
-      <w:r>
-        <w:rPr>
-          <w:rFonts w:ascii="Consolas" w:eastAsia="Times New Roman" w:hAnsi="Consolas" w:cs="Times New Roman"/>
-          <w:color w:val="C9D1D9"/>
-          <w:sz w:val="21"/>
-          <w:szCs w:val="21"/>
-        </w:rPr>
-        <w:t>;</w:t>
+        <w:t xml:space="preserve"> word_len;</w:t>
       </w:r>
     </w:p>
     <w:p>
@@ -6577,9 +5258,17 @@
           <w:sz w:val="21"/>
           <w:szCs w:val="21"/>
         </w:rPr>
-        <w:t xml:space="preserve">            </w:t>
-      </w:r>
-      <w:proofErr w:type="spellStart"/>
+        <w:t xml:space="preserve">            best_start </w:t>
+      </w:r>
+      <w:r>
+        <w:rPr>
+          <w:rFonts w:ascii="Consolas" w:eastAsia="Times New Roman" w:hAnsi="Consolas" w:cs="Times New Roman"/>
+          <w:color w:val="D4D4D4"/>
+          <w:sz w:val="21"/>
+          <w:szCs w:val="21"/>
+        </w:rPr>
+        <w:t>=</w:t>
+      </w:r>
       <w:r>
         <w:rPr>
           <w:rFonts w:ascii="Consolas" w:eastAsia="Times New Roman" w:hAnsi="Consolas" w:cs="Times New Roman"/>
@@ -6587,55 +5276,7 @@
           <w:sz w:val="21"/>
           <w:szCs w:val="21"/>
         </w:rPr>
-        <w:t>best_start</w:t>
-      </w:r>
-      <w:proofErr w:type="spellEnd"/>
-      <w:r>
-        <w:rPr>
-          <w:rFonts w:ascii="Consolas" w:eastAsia="Times New Roman" w:hAnsi="Consolas" w:cs="Times New Roman"/>
-          <w:color w:val="C9D1D9"/>
-          <w:sz w:val="21"/>
-          <w:szCs w:val="21"/>
-        </w:rPr>
-        <w:t xml:space="preserve"> </w:t>
-      </w:r>
-      <w:r>
-        <w:rPr>
-          <w:rFonts w:ascii="Consolas" w:eastAsia="Times New Roman" w:hAnsi="Consolas" w:cs="Times New Roman"/>
-          <w:color w:val="D4D4D4"/>
-          <w:sz w:val="21"/>
-          <w:szCs w:val="21"/>
-        </w:rPr>
-        <w:t>=</w:t>
-      </w:r>
-      <w:r>
-        <w:rPr>
-          <w:rFonts w:ascii="Consolas" w:eastAsia="Times New Roman" w:hAnsi="Consolas" w:cs="Times New Roman"/>
-          <w:color w:val="C9D1D9"/>
-          <w:sz w:val="21"/>
-          <w:szCs w:val="21"/>
-        </w:rPr>
-        <w:t xml:space="preserve"> </w:t>
-      </w:r>
-      <w:proofErr w:type="spellStart"/>
-      <w:r>
-        <w:rPr>
-          <w:rFonts w:ascii="Consolas" w:eastAsia="Times New Roman" w:hAnsi="Consolas" w:cs="Times New Roman"/>
-          <w:color w:val="C9D1D9"/>
-          <w:sz w:val="21"/>
-          <w:szCs w:val="21"/>
-        </w:rPr>
-        <w:t>word_start</w:t>
-      </w:r>
-      <w:proofErr w:type="spellEnd"/>
-      <w:r>
-        <w:rPr>
-          <w:rFonts w:ascii="Consolas" w:eastAsia="Times New Roman" w:hAnsi="Consolas" w:cs="Times New Roman"/>
-          <w:color w:val="C9D1D9"/>
-          <w:sz w:val="21"/>
-          <w:szCs w:val="21"/>
-        </w:rPr>
-        <w:t>;</w:t>
+        <w:t xml:space="preserve"> word_start;</w:t>
       </w:r>
     </w:p>
     <w:p>
@@ -6824,8 +5465,6 @@
         </w:rPr>
         <w:t xml:space="preserve"> </w:t>
       </w:r>
-      <w:proofErr w:type="spellStart"/>
-      <w:proofErr w:type="gramStart"/>
       <w:r>
         <w:rPr>
           <w:rFonts w:ascii="Consolas" w:eastAsia="Times New Roman" w:hAnsi="Consolas" w:cs="Times New Roman"/>
@@ -6853,8 +5492,6 @@
         </w:rPr>
         <w:t>substr</w:t>
       </w:r>
-      <w:proofErr w:type="spellEnd"/>
-      <w:proofErr w:type="gramEnd"/>
       <w:r>
         <w:rPr>
           <w:rFonts w:ascii="Consolas" w:eastAsia="Times New Roman" w:hAnsi="Consolas" w:cs="Times New Roman"/>
@@ -6862,47 +5499,7 @@
           <w:sz w:val="21"/>
           <w:szCs w:val="21"/>
         </w:rPr>
-        <w:t>(</w:t>
-      </w:r>
-      <w:proofErr w:type="spellStart"/>
-      <w:r>
-        <w:rPr>
-          <w:rFonts w:ascii="Consolas" w:eastAsia="Times New Roman" w:hAnsi="Consolas" w:cs="Times New Roman"/>
-          <w:color w:val="BBBEBF"/>
-          <w:sz w:val="21"/>
-          <w:szCs w:val="21"/>
-        </w:rPr>
-        <w:t>best_start</w:t>
-      </w:r>
-      <w:proofErr w:type="spellEnd"/>
-      <w:r>
-        <w:rPr>
-          <w:rFonts w:ascii="Consolas" w:eastAsia="Times New Roman" w:hAnsi="Consolas" w:cs="Times New Roman"/>
-          <w:color w:val="BBBEBF"/>
-          <w:sz w:val="21"/>
-          <w:szCs w:val="21"/>
-        </w:rPr>
-        <w:t xml:space="preserve">, </w:t>
-      </w:r>
-      <w:proofErr w:type="spellStart"/>
-      <w:r>
-        <w:rPr>
-          <w:rFonts w:ascii="Consolas" w:eastAsia="Times New Roman" w:hAnsi="Consolas" w:cs="Times New Roman"/>
-          <w:color w:val="BBBEBF"/>
-          <w:sz w:val="21"/>
-          <w:szCs w:val="21"/>
-        </w:rPr>
-        <w:t>best_len</w:t>
-      </w:r>
-      <w:proofErr w:type="spellEnd"/>
-      <w:r>
-        <w:rPr>
-          <w:rFonts w:ascii="Consolas" w:eastAsia="Times New Roman" w:hAnsi="Consolas" w:cs="Times New Roman"/>
-          <w:color w:val="BBBEBF"/>
-          <w:sz w:val="21"/>
-          <w:szCs w:val="21"/>
-        </w:rPr>
-        <w:t>);</w:t>
+        <w:t>(best_start, best_len);</w:t>
       </w:r>
     </w:p>
     <w:p>
@@ -7354,7 +5951,6 @@
         </w:rPr>
         <w:t xml:space="preserve">        </w:t>
       </w:r>
-      <w:proofErr w:type="spellStart"/>
       <w:r>
         <w:rPr>
           <w:rFonts w:ascii="Consolas" w:eastAsia="Times New Roman" w:hAnsi="Consolas" w:cs="Times New Roman"/>
@@ -7362,19 +5958,8 @@
           <w:sz w:val="21"/>
           <w:szCs w:val="21"/>
         </w:rPr>
-        <w:t>c_</w:t>
-      </w:r>
-      <w:proofErr w:type="gramStart"/>
-      <w:r>
-        <w:rPr>
-          <w:rFonts w:ascii="Consolas" w:eastAsia="Times New Roman" w:hAnsi="Consolas" w:cs="Times New Roman"/>
-          <w:color w:val="C9D1D9"/>
-          <w:sz w:val="21"/>
-          <w:szCs w:val="21"/>
-        </w:rPr>
-        <w:t>arr</w:t>
-      </w:r>
-      <w:proofErr w:type="spellEnd"/>
+        <w:t>c_arr</w:t>
+      </w:r>
       <w:r>
         <w:rPr>
           <w:rFonts w:ascii="Consolas" w:eastAsia="Times New Roman" w:hAnsi="Consolas" w:cs="Times New Roman"/>
@@ -7382,17 +5967,7 @@
           <w:sz w:val="21"/>
           <w:szCs w:val="21"/>
         </w:rPr>
-        <w:t>[</w:t>
-      </w:r>
-      <w:proofErr w:type="gramEnd"/>
-      <w:r>
-        <w:rPr>
-          <w:rFonts w:ascii="Consolas" w:eastAsia="Times New Roman" w:hAnsi="Consolas" w:cs="Times New Roman"/>
-          <w:color w:val="BBBEBF"/>
-          <w:sz w:val="21"/>
-          <w:szCs w:val="21"/>
-        </w:rPr>
-        <w:t>MAX_STRINGS][MAX_LEN];</w:t>
+        <w:t>[MAX_STRINGS][MAX_LEN];</w:t>
       </w:r>
     </w:p>
     <w:p>
@@ -7417,7 +5992,6 @@
         </w:rPr>
         <w:t xml:space="preserve">    </w:t>
       </w:r>
-      <w:proofErr w:type="gramStart"/>
       <w:r>
         <w:rPr>
           <w:rFonts w:ascii="Consolas" w:eastAsia="Times New Roman" w:hAnsi="Consolas" w:cs="Times New Roman"/>
@@ -7434,19 +6008,8 @@
           <w:sz w:val="21"/>
           <w:szCs w:val="21"/>
         </w:rPr>
-        <w:t>::</w:t>
-      </w:r>
-      <w:proofErr w:type="gramEnd"/>
-      <w:r>
-        <w:rPr>
-          <w:rFonts w:ascii="Consolas" w:eastAsia="Times New Roman" w:hAnsi="Consolas" w:cs="Times New Roman"/>
-          <w:color w:val="BBBEBF"/>
-          <w:sz w:val="21"/>
-          <w:szCs w:val="21"/>
-        </w:rPr>
-        <w:t xml:space="preserve">string </w:t>
-      </w:r>
-      <w:proofErr w:type="spellStart"/>
+        <w:t xml:space="preserve">::string </w:t>
+      </w:r>
       <w:r>
         <w:rPr>
           <w:rFonts w:ascii="Consolas" w:eastAsia="Times New Roman" w:hAnsi="Consolas" w:cs="Times New Roman"/>
@@ -7456,7 +6019,6 @@
         </w:rPr>
         <w:t>s_arr</w:t>
       </w:r>
-      <w:proofErr w:type="spellEnd"/>
       <w:r>
         <w:rPr>
           <w:rFonts w:ascii="Consolas" w:eastAsia="Times New Roman" w:hAnsi="Consolas" w:cs="Times New Roman"/>
@@ -7507,7 +6069,6 @@
         </w:rPr>
         <w:t xml:space="preserve">        </w:t>
       </w:r>
-      <w:proofErr w:type="spellStart"/>
       <w:r>
         <w:rPr>
           <w:rFonts w:ascii="Consolas" w:eastAsia="Times New Roman" w:hAnsi="Consolas" w:cs="Times New Roman"/>
@@ -7517,7 +6078,6 @@
         </w:rPr>
         <w:t>result_c</w:t>
       </w:r>
-      <w:proofErr w:type="spellEnd"/>
       <w:r>
         <w:rPr>
           <w:rFonts w:ascii="Consolas" w:eastAsia="Times New Roman" w:hAnsi="Consolas" w:cs="Times New Roman"/>
@@ -7550,7 +6110,6 @@
         </w:rPr>
         <w:t xml:space="preserve">    </w:t>
       </w:r>
-      <w:proofErr w:type="gramStart"/>
       <w:r>
         <w:rPr>
           <w:rFonts w:ascii="Consolas" w:eastAsia="Times New Roman" w:hAnsi="Consolas" w:cs="Times New Roman"/>
@@ -7567,37 +6126,7 @@
           <w:sz w:val="21"/>
           <w:szCs w:val="21"/>
         </w:rPr>
-        <w:t>::</w:t>
-      </w:r>
-      <w:proofErr w:type="gramEnd"/>
-      <w:r>
-        <w:rPr>
-          <w:rFonts w:ascii="Consolas" w:eastAsia="Times New Roman" w:hAnsi="Consolas" w:cs="Times New Roman"/>
-          <w:color w:val="BBBEBF"/>
-          <w:sz w:val="21"/>
-          <w:szCs w:val="21"/>
-        </w:rPr>
-        <w:t xml:space="preserve">string </w:t>
-      </w:r>
-      <w:proofErr w:type="spellStart"/>
-      <w:r>
-        <w:rPr>
-          <w:rFonts w:ascii="Consolas" w:eastAsia="Times New Roman" w:hAnsi="Consolas" w:cs="Times New Roman"/>
-          <w:color w:val="BBBEBF"/>
-          <w:sz w:val="21"/>
-          <w:szCs w:val="21"/>
-        </w:rPr>
-        <w:t>result_s</w:t>
-      </w:r>
-      <w:proofErr w:type="spellEnd"/>
-      <w:r>
-        <w:rPr>
-          <w:rFonts w:ascii="Consolas" w:eastAsia="Times New Roman" w:hAnsi="Consolas" w:cs="Times New Roman"/>
-          <w:color w:val="BBBEBF"/>
-          <w:sz w:val="21"/>
-          <w:szCs w:val="21"/>
-        </w:rPr>
-        <w:t>;</w:t>
+        <w:t>::string result_s;</w:t>
       </w:r>
     </w:p>
     <w:p>
@@ -7679,27 +6208,7 @@
           <w:sz w:val="21"/>
           <w:szCs w:val="21"/>
         </w:rPr>
-        <w:t xml:space="preserve">         </w:t>
-      </w:r>
-      <w:proofErr w:type="spellStart"/>
-      <w:r>
-        <w:rPr>
-          <w:rFonts w:ascii="Consolas" w:eastAsia="Times New Roman" w:hAnsi="Consolas" w:cs="Times New Roman"/>
-          <w:color w:val="BBBEBF"/>
-          <w:sz w:val="21"/>
-          <w:szCs w:val="21"/>
-        </w:rPr>
-        <w:t>i</w:t>
-      </w:r>
-      <w:proofErr w:type="spellEnd"/>
-      <w:r>
-        <w:rPr>
-          <w:rFonts w:ascii="Consolas" w:eastAsia="Times New Roman" w:hAnsi="Consolas" w:cs="Times New Roman"/>
-          <w:color w:val="BBBEBF"/>
-          <w:sz w:val="21"/>
-          <w:szCs w:val="21"/>
-        </w:rPr>
-        <w:t>;</w:t>
+        <w:t xml:space="preserve">         i;</w:t>
       </w:r>
     </w:p>
     <w:p>
@@ -7738,7 +6247,6 @@
         </w:rPr>
         <w:t xml:space="preserve">    </w:t>
       </w:r>
-      <w:proofErr w:type="gramStart"/>
       <w:r>
         <w:rPr>
           <w:rFonts w:ascii="Consolas" w:eastAsia="Times New Roman" w:hAnsi="Consolas" w:cs="Times New Roman"/>
@@ -7755,10 +6263,17 @@
           <w:sz w:val="21"/>
           <w:szCs w:val="21"/>
         </w:rPr>
-        <w:t>::</w:t>
-      </w:r>
-      <w:proofErr w:type="spellStart"/>
-      <w:proofErr w:type="gramEnd"/>
+        <w:t xml:space="preserve">::cout </w:t>
+      </w:r>
+      <w:r>
+        <w:rPr>
+          <w:rFonts w:ascii="Consolas" w:eastAsia="Times New Roman" w:hAnsi="Consolas" w:cs="Times New Roman"/>
+          <w:color w:val="D4D4D4"/>
+          <w:sz w:val="21"/>
+          <w:szCs w:val="21"/>
+        </w:rPr>
+        <w:t>&lt;&lt;</w:t>
+      </w:r>
       <w:r>
         <w:rPr>
           <w:rFonts w:ascii="Consolas" w:eastAsia="Times New Roman" w:hAnsi="Consolas" w:cs="Times New Roman"/>
@@ -7766,9 +6281,17 @@
           <w:sz w:val="21"/>
           <w:szCs w:val="21"/>
         </w:rPr>
-        <w:t>cout</w:t>
-      </w:r>
-      <w:proofErr w:type="spellEnd"/>
+        <w:t xml:space="preserve"> </w:t>
+      </w:r>
+      <w:r>
+        <w:rPr>
+          <w:rFonts w:ascii="Consolas" w:eastAsia="Times New Roman" w:hAnsi="Consolas" w:cs="Times New Roman"/>
+          <w:color w:val="A5D6FF"/>
+          <w:sz w:val="21"/>
+          <w:szCs w:val="21"/>
+        </w:rPr>
+        <w:t>"Task Nr "</w:t>
+      </w:r>
       <w:r>
         <w:rPr>
           <w:rFonts w:ascii="Consolas" w:eastAsia="Times New Roman" w:hAnsi="Consolas" w:cs="Times New Roman"/>
@@ -7799,11 +6322,11 @@
       <w:r>
         <w:rPr>
           <w:rFonts w:ascii="Consolas" w:eastAsia="Times New Roman" w:hAnsi="Consolas" w:cs="Times New Roman"/>
-          <w:color w:val="A5D6FF"/>
-          <w:sz w:val="21"/>
-          <w:szCs w:val="21"/>
-        </w:rPr>
-        <w:t>"Task Nr "</w:t>
+          <w:color w:val="B5CEA8"/>
+          <w:sz w:val="21"/>
+          <w:szCs w:val="21"/>
+        </w:rPr>
+        <w:t>93642</w:t>
       </w:r>
       <w:r>
         <w:rPr>
@@ -7821,6 +6344,42 @@
           <w:sz w:val="21"/>
           <w:szCs w:val="21"/>
         </w:rPr>
+        <w:t>%</w:t>
+      </w:r>
+      <w:r>
+        <w:rPr>
+          <w:rFonts w:ascii="Consolas" w:eastAsia="Times New Roman" w:hAnsi="Consolas" w:cs="Times New Roman"/>
+          <w:color w:val="BBBEBF"/>
+          <w:sz w:val="21"/>
+          <w:szCs w:val="21"/>
+        </w:rPr>
+        <w:t xml:space="preserve"> </w:t>
+      </w:r>
+      <w:r>
+        <w:rPr>
+          <w:rFonts w:ascii="Consolas" w:eastAsia="Times New Roman" w:hAnsi="Consolas" w:cs="Times New Roman"/>
+          <w:color w:val="B5CEA8"/>
+          <w:sz w:val="21"/>
+          <w:szCs w:val="21"/>
+        </w:rPr>
+        <w:t>25</w:t>
+      </w:r>
+      <w:r>
+        <w:rPr>
+          <w:rFonts w:ascii="Consolas" w:eastAsia="Times New Roman" w:hAnsi="Consolas" w:cs="Times New Roman"/>
+          <w:color w:val="BBBEBF"/>
+          <w:sz w:val="21"/>
+          <w:szCs w:val="21"/>
+        </w:rPr>
+        <w:t xml:space="preserve"> </w:t>
+      </w:r>
+      <w:r>
+        <w:rPr>
+          <w:rFonts w:ascii="Consolas" w:eastAsia="Times New Roman" w:hAnsi="Consolas" w:cs="Times New Roman"/>
+          <w:color w:val="D4D4D4"/>
+          <w:sz w:val="21"/>
+          <w:szCs w:val="21"/>
+        </w:rPr>
         <w:t>&lt;&lt;</w:t>
       </w:r>
       <w:r>
@@ -7835,11 +6394,11 @@
       <w:r>
         <w:rPr>
           <w:rFonts w:ascii="Consolas" w:eastAsia="Times New Roman" w:hAnsi="Consolas" w:cs="Times New Roman"/>
-          <w:color w:val="B5CEA8"/>
-          <w:sz w:val="21"/>
-          <w:szCs w:val="21"/>
-        </w:rPr>
-        <w:t>93642</w:t>
+          <w:color w:val="4EC9B0"/>
+          <w:sz w:val="21"/>
+          <w:szCs w:val="21"/>
+        </w:rPr>
+        <w:t>std</w:t>
       </w:r>
       <w:r>
         <w:rPr>
@@ -7848,99 +6407,7 @@
           <w:sz w:val="21"/>
           <w:szCs w:val="21"/>
         </w:rPr>
-        <w:t xml:space="preserve"> </w:t>
-      </w:r>
-      <w:r>
-        <w:rPr>
-          <w:rFonts w:ascii="Consolas" w:eastAsia="Times New Roman" w:hAnsi="Consolas" w:cs="Times New Roman"/>
-          <w:color w:val="D4D4D4"/>
-          <w:sz w:val="21"/>
-          <w:szCs w:val="21"/>
-        </w:rPr>
-        <w:t>%</w:t>
-      </w:r>
-      <w:r>
-        <w:rPr>
-          <w:rFonts w:ascii="Consolas" w:eastAsia="Times New Roman" w:hAnsi="Consolas" w:cs="Times New Roman"/>
-          <w:color w:val="BBBEBF"/>
-          <w:sz w:val="21"/>
-          <w:szCs w:val="21"/>
-        </w:rPr>
-        <w:t xml:space="preserve"> </w:t>
-      </w:r>
-      <w:r>
-        <w:rPr>
-          <w:rFonts w:ascii="Consolas" w:eastAsia="Times New Roman" w:hAnsi="Consolas" w:cs="Times New Roman"/>
-          <w:color w:val="B5CEA8"/>
-          <w:sz w:val="21"/>
-          <w:szCs w:val="21"/>
-        </w:rPr>
-        <w:t>25</w:t>
-      </w:r>
-      <w:r>
-        <w:rPr>
-          <w:rFonts w:ascii="Consolas" w:eastAsia="Times New Roman" w:hAnsi="Consolas" w:cs="Times New Roman"/>
-          <w:color w:val="BBBEBF"/>
-          <w:sz w:val="21"/>
-          <w:szCs w:val="21"/>
-        </w:rPr>
-        <w:t xml:space="preserve"> </w:t>
-      </w:r>
-      <w:r>
-        <w:rPr>
-          <w:rFonts w:ascii="Consolas" w:eastAsia="Times New Roman" w:hAnsi="Consolas" w:cs="Times New Roman"/>
-          <w:color w:val="D4D4D4"/>
-          <w:sz w:val="21"/>
-          <w:szCs w:val="21"/>
-        </w:rPr>
-        <w:t>&lt;&lt;</w:t>
-      </w:r>
-      <w:r>
-        <w:rPr>
-          <w:rFonts w:ascii="Consolas" w:eastAsia="Times New Roman" w:hAnsi="Consolas" w:cs="Times New Roman"/>
-          <w:color w:val="BBBEBF"/>
-          <w:sz w:val="21"/>
-          <w:szCs w:val="21"/>
-        </w:rPr>
-        <w:t xml:space="preserve"> </w:t>
-      </w:r>
-      <w:r>
-        <w:rPr>
-          <w:rFonts w:ascii="Consolas" w:eastAsia="Times New Roman" w:hAnsi="Consolas" w:cs="Times New Roman"/>
-          <w:color w:val="4EC9B0"/>
-          <w:sz w:val="21"/>
-          <w:szCs w:val="21"/>
-        </w:rPr>
-        <w:t>std</w:t>
-      </w:r>
-      <w:r>
-        <w:rPr>
-          <w:rFonts w:ascii="Consolas" w:eastAsia="Times New Roman" w:hAnsi="Consolas" w:cs="Times New Roman"/>
-          <w:color w:val="BBBEBF"/>
-          <w:sz w:val="21"/>
-          <w:szCs w:val="21"/>
-        </w:rPr>
-        <w:t>::</w:t>
-      </w:r>
-      <w:proofErr w:type="spellStart"/>
-      <w:r>
-        <w:rPr>
-          <w:rFonts w:ascii="Consolas" w:eastAsia="Times New Roman" w:hAnsi="Consolas" w:cs="Times New Roman"/>
-          <w:color w:val="BBBEBF"/>
-          <w:sz w:val="21"/>
-          <w:szCs w:val="21"/>
-        </w:rPr>
-        <w:t>endl</w:t>
-      </w:r>
-      <w:proofErr w:type="spellEnd"/>
-      <w:r>
-        <w:rPr>
-          <w:rFonts w:ascii="Consolas" w:eastAsia="Times New Roman" w:hAnsi="Consolas" w:cs="Times New Roman"/>
-          <w:color w:val="BBBEBF"/>
-          <w:sz w:val="21"/>
-          <w:szCs w:val="21"/>
-        </w:rPr>
-        <w:t>;</w:t>
+        <w:t>::endl;</w:t>
       </w:r>
     </w:p>
     <w:p>
@@ -7965,7 +6432,6 @@
         </w:rPr>
         <w:t xml:space="preserve">    </w:t>
       </w:r>
-      <w:proofErr w:type="gramStart"/>
       <w:r>
         <w:rPr>
           <w:rFonts w:ascii="Consolas" w:eastAsia="Times New Roman" w:hAnsi="Consolas" w:cs="Times New Roman"/>
@@ -7982,28 +6448,7 @@
           <w:sz w:val="21"/>
           <w:szCs w:val="21"/>
         </w:rPr>
-        <w:t>::</w:t>
-      </w:r>
-      <w:proofErr w:type="spellStart"/>
-      <w:proofErr w:type="gramEnd"/>
-      <w:r>
-        <w:rPr>
-          <w:rFonts w:ascii="Consolas" w:eastAsia="Times New Roman" w:hAnsi="Consolas" w:cs="Times New Roman"/>
-          <w:color w:val="BBBEBF"/>
-          <w:sz w:val="21"/>
-          <w:szCs w:val="21"/>
-        </w:rPr>
-        <w:t>cout</w:t>
-      </w:r>
-      <w:proofErr w:type="spellEnd"/>
-      <w:r>
-        <w:rPr>
-          <w:rFonts w:ascii="Consolas" w:eastAsia="Times New Roman" w:hAnsi="Consolas" w:cs="Times New Roman"/>
-          <w:color w:val="BBBEBF"/>
-          <w:sz w:val="21"/>
-          <w:szCs w:val="21"/>
-        </w:rPr>
-        <w:t xml:space="preserve"> </w:t>
+        <w:t xml:space="preserve">::cout </w:t>
       </w:r>
       <w:r>
         <w:rPr>
@@ -8080,9 +6525,17 @@
           <w:sz w:val="21"/>
           <w:szCs w:val="21"/>
         </w:rPr>
-        <w:t xml:space="preserve"> </w:t>
-      </w:r>
-      <w:proofErr w:type="gramStart"/>
+        <w:t xml:space="preserve"> (</w:t>
+      </w:r>
+      <w:r>
+        <w:rPr>
+          <w:rFonts w:ascii="Consolas" w:eastAsia="Times New Roman" w:hAnsi="Consolas" w:cs="Times New Roman"/>
+          <w:color w:val="D4D4D4"/>
+          <w:sz w:val="21"/>
+          <w:szCs w:val="21"/>
+        </w:rPr>
+        <w:t>!</w:t>
+      </w:r>
       <w:r>
         <w:rPr>
           <w:rFonts w:ascii="Consolas" w:eastAsia="Times New Roman" w:hAnsi="Consolas" w:cs="Times New Roman"/>
@@ -8095,11 +6548,11 @@
       <w:r>
         <w:rPr>
           <w:rFonts w:ascii="Consolas" w:eastAsia="Times New Roman" w:hAnsi="Consolas" w:cs="Times New Roman"/>
-          <w:color w:val="D4D4D4"/>
-          <w:sz w:val="21"/>
-          <w:szCs w:val="21"/>
-        </w:rPr>
-        <w:t>!</w:t>
+          <w:color w:val="4EC9B0"/>
+          <w:sz w:val="21"/>
+          <w:szCs w:val="21"/>
+        </w:rPr>
+        <w:t>std</w:t>
       </w:r>
       <w:r>
         <w:rPr>
@@ -8108,46 +6561,7 @@
           <w:sz w:val="21"/>
           <w:szCs w:val="21"/>
         </w:rPr>
-        <w:t>(</w:t>
-      </w:r>
-      <w:proofErr w:type="gramEnd"/>
-      <w:r>
-        <w:rPr>
-          <w:rFonts w:ascii="Consolas" w:eastAsia="Times New Roman" w:hAnsi="Consolas" w:cs="Times New Roman"/>
-          <w:color w:val="4EC9B0"/>
-          <w:sz w:val="21"/>
-          <w:szCs w:val="21"/>
-        </w:rPr>
-        <w:t>std</w:t>
-      </w:r>
-      <w:r>
-        <w:rPr>
-          <w:rFonts w:ascii="Consolas" w:eastAsia="Times New Roman" w:hAnsi="Consolas" w:cs="Times New Roman"/>
-          <w:color w:val="BBBEBF"/>
-          <w:sz w:val="21"/>
-          <w:szCs w:val="21"/>
-        </w:rPr>
-        <w:t>::</w:t>
-      </w:r>
-      <w:proofErr w:type="spellStart"/>
-      <w:r>
-        <w:rPr>
-          <w:rFonts w:ascii="Consolas" w:eastAsia="Times New Roman" w:hAnsi="Consolas" w:cs="Times New Roman"/>
-          <w:color w:val="BBBEBF"/>
-          <w:sz w:val="21"/>
-          <w:szCs w:val="21"/>
-        </w:rPr>
-        <w:t>cin</w:t>
-      </w:r>
-      <w:proofErr w:type="spellEnd"/>
-      <w:r>
-        <w:rPr>
-          <w:rFonts w:ascii="Consolas" w:eastAsia="Times New Roman" w:hAnsi="Consolas" w:cs="Times New Roman"/>
-          <w:color w:val="BBBEBF"/>
-          <w:sz w:val="21"/>
-          <w:szCs w:val="21"/>
-        </w:rPr>
-        <w:t xml:space="preserve"> </w:t>
+        <w:t xml:space="preserve">::cin </w:t>
       </w:r>
       <w:r>
         <w:rPr>
@@ -8222,7 +6636,6 @@
         </w:rPr>
         <w:t xml:space="preserve">        </w:t>
       </w:r>
-      <w:proofErr w:type="gramStart"/>
       <w:r>
         <w:rPr>
           <w:rFonts w:ascii="Consolas" w:eastAsia="Times New Roman" w:hAnsi="Consolas" w:cs="Times New Roman"/>
@@ -8239,10 +6652,17 @@
           <w:sz w:val="21"/>
           <w:szCs w:val="21"/>
         </w:rPr>
-        <w:t>::</w:t>
-      </w:r>
-      <w:proofErr w:type="spellStart"/>
-      <w:proofErr w:type="gramEnd"/>
+        <w:t xml:space="preserve">::cout </w:t>
+      </w:r>
+      <w:r>
+        <w:rPr>
+          <w:rFonts w:ascii="Consolas" w:eastAsia="Times New Roman" w:hAnsi="Consolas" w:cs="Times New Roman"/>
+          <w:color w:val="D4D4D4"/>
+          <w:sz w:val="21"/>
+          <w:szCs w:val="21"/>
+        </w:rPr>
+        <w:t>&lt;&lt;</w:t>
+      </w:r>
       <w:r>
         <w:rPr>
           <w:rFonts w:ascii="Consolas" w:eastAsia="Times New Roman" w:hAnsi="Consolas" w:cs="Times New Roman"/>
@@ -8250,9 +6670,17 @@
           <w:sz w:val="21"/>
           <w:szCs w:val="21"/>
         </w:rPr>
-        <w:t>cout</w:t>
-      </w:r>
-      <w:proofErr w:type="spellEnd"/>
+        <w:t xml:space="preserve"> </w:t>
+      </w:r>
+      <w:r>
+        <w:rPr>
+          <w:rFonts w:ascii="Consolas" w:eastAsia="Times New Roman" w:hAnsi="Consolas" w:cs="Times New Roman"/>
+          <w:color w:val="A5D6FF"/>
+          <w:sz w:val="21"/>
+          <w:szCs w:val="21"/>
+        </w:rPr>
+        <w:t>"Invalid count"</w:t>
+      </w:r>
       <w:r>
         <w:rPr>
           <w:rFonts w:ascii="Consolas" w:eastAsia="Times New Roman" w:hAnsi="Consolas" w:cs="Times New Roman"/>
@@ -8283,11 +6711,11 @@
       <w:r>
         <w:rPr>
           <w:rFonts w:ascii="Consolas" w:eastAsia="Times New Roman" w:hAnsi="Consolas" w:cs="Times New Roman"/>
-          <w:color w:val="A5D6FF"/>
-          <w:sz w:val="21"/>
-          <w:szCs w:val="21"/>
-        </w:rPr>
-        <w:t>"Invalid count"</w:t>
+          <w:color w:val="4EC9B0"/>
+          <w:sz w:val="21"/>
+          <w:szCs w:val="21"/>
+        </w:rPr>
+        <w:t>std</w:t>
       </w:r>
       <w:r>
         <w:rPr>
@@ -8296,63 +6724,7 @@
           <w:sz w:val="21"/>
           <w:szCs w:val="21"/>
         </w:rPr>
-        <w:t xml:space="preserve"> </w:t>
-      </w:r>
-      <w:r>
-        <w:rPr>
-          <w:rFonts w:ascii="Consolas" w:eastAsia="Times New Roman" w:hAnsi="Consolas" w:cs="Times New Roman"/>
-          <w:color w:val="D4D4D4"/>
-          <w:sz w:val="21"/>
-          <w:szCs w:val="21"/>
-        </w:rPr>
-        <w:t>&lt;&lt;</w:t>
-      </w:r>
-      <w:r>
-        <w:rPr>
-          <w:rFonts w:ascii="Consolas" w:eastAsia="Times New Roman" w:hAnsi="Consolas" w:cs="Times New Roman"/>
-          <w:color w:val="C9D1D9"/>
-          <w:sz w:val="21"/>
-          <w:szCs w:val="21"/>
-        </w:rPr>
-        <w:t xml:space="preserve"> </w:t>
-      </w:r>
-      <w:r>
-        <w:rPr>
-          <w:rFonts w:ascii="Consolas" w:eastAsia="Times New Roman" w:hAnsi="Consolas" w:cs="Times New Roman"/>
-          <w:color w:val="4EC9B0"/>
-          <w:sz w:val="21"/>
-          <w:szCs w:val="21"/>
-        </w:rPr>
-        <w:t>std</w:t>
-      </w:r>
-      <w:r>
-        <w:rPr>
-          <w:rFonts w:ascii="Consolas" w:eastAsia="Times New Roman" w:hAnsi="Consolas" w:cs="Times New Roman"/>
-          <w:color w:val="C9D1D9"/>
-          <w:sz w:val="21"/>
-          <w:szCs w:val="21"/>
-        </w:rPr>
-        <w:t>::</w:t>
-      </w:r>
-      <w:proofErr w:type="spellStart"/>
-      <w:r>
-        <w:rPr>
-          <w:rFonts w:ascii="Consolas" w:eastAsia="Times New Roman" w:hAnsi="Consolas" w:cs="Times New Roman"/>
-          <w:color w:val="C9D1D9"/>
-          <w:sz w:val="21"/>
-          <w:szCs w:val="21"/>
-        </w:rPr>
-        <w:t>endl</w:t>
-      </w:r>
-      <w:proofErr w:type="spellEnd"/>
-      <w:r>
-        <w:rPr>
-          <w:rFonts w:ascii="Consolas" w:eastAsia="Times New Roman" w:hAnsi="Consolas" w:cs="Times New Roman"/>
-          <w:color w:val="C9D1D9"/>
-          <w:sz w:val="21"/>
-          <w:szCs w:val="21"/>
-        </w:rPr>
-        <w:t>;</w:t>
+        <w:t>::endl;</w:t>
       </w:r>
     </w:p>
     <w:p>
@@ -8459,7 +6831,6 @@
         </w:rPr>
         <w:t xml:space="preserve">    </w:t>
       </w:r>
-      <w:proofErr w:type="gramStart"/>
       <w:r>
         <w:rPr>
           <w:rFonts w:ascii="Consolas" w:eastAsia="Times New Roman" w:hAnsi="Consolas" w:cs="Times New Roman"/>
@@ -8478,8 +6849,6 @@
         </w:rPr>
         <w:t>::</w:t>
       </w:r>
-      <w:proofErr w:type="spellStart"/>
-      <w:proofErr w:type="gramEnd"/>
       <w:r>
         <w:rPr>
           <w:rFonts w:ascii="Consolas" w:eastAsia="Times New Roman" w:hAnsi="Consolas" w:cs="Times New Roman"/>
@@ -8507,7 +6876,6 @@
         </w:rPr>
         <w:t>ignore</w:t>
       </w:r>
-      <w:proofErr w:type="spellEnd"/>
       <w:r>
         <w:rPr>
           <w:rFonts w:ascii="Consolas" w:eastAsia="Times New Roman" w:hAnsi="Consolas" w:cs="Times New Roman"/>
@@ -8535,7 +6903,6 @@
         </w:rPr>
         <w:t>::</w:t>
       </w:r>
-      <w:proofErr w:type="spellStart"/>
       <w:r>
         <w:rPr>
           <w:rFonts w:ascii="Consolas" w:eastAsia="Times New Roman" w:hAnsi="Consolas" w:cs="Times New Roman"/>
@@ -8545,7 +6912,6 @@
         </w:rPr>
         <w:t>numeric_limits</w:t>
       </w:r>
-      <w:proofErr w:type="spellEnd"/>
       <w:r>
         <w:rPr>
           <w:rFonts w:ascii="Consolas" w:eastAsia="Times New Roman" w:hAnsi="Consolas" w:cs="Times New Roman"/>
@@ -8573,7 +6939,6 @@
         </w:rPr>
         <w:t>::</w:t>
       </w:r>
-      <w:proofErr w:type="spellStart"/>
       <w:r>
         <w:rPr>
           <w:rFonts w:ascii="Consolas" w:eastAsia="Times New Roman" w:hAnsi="Consolas" w:cs="Times New Roman"/>
@@ -8583,7 +6948,6 @@
         </w:rPr>
         <w:t>streamsize</w:t>
       </w:r>
-      <w:proofErr w:type="spellEnd"/>
       <w:r>
         <w:rPr>
           <w:rFonts w:ascii="Consolas" w:eastAsia="Times New Roman" w:hAnsi="Consolas" w:cs="Times New Roman"/>
@@ -8829,7 +7193,6 @@
         </w:rPr>
         <w:t xml:space="preserve">        </w:t>
       </w:r>
-      <w:proofErr w:type="gramStart"/>
       <w:r>
         <w:rPr>
           <w:rFonts w:ascii="Consolas" w:eastAsia="Times New Roman" w:hAnsi="Consolas" w:cs="Times New Roman"/>
@@ -8846,10 +7209,17 @@
           <w:sz w:val="21"/>
           <w:szCs w:val="21"/>
         </w:rPr>
-        <w:t>::</w:t>
-      </w:r>
-      <w:proofErr w:type="spellStart"/>
-      <w:proofErr w:type="gramEnd"/>
+        <w:t xml:space="preserve">::cout </w:t>
+      </w:r>
+      <w:r>
+        <w:rPr>
+          <w:rFonts w:ascii="Consolas" w:eastAsia="Times New Roman" w:hAnsi="Consolas" w:cs="Times New Roman"/>
+          <w:color w:val="D4D4D4"/>
+          <w:sz w:val="21"/>
+          <w:szCs w:val="21"/>
+        </w:rPr>
+        <w:t>&lt;&lt;</w:t>
+      </w:r>
       <w:r>
         <w:rPr>
           <w:rFonts w:ascii="Consolas" w:eastAsia="Times New Roman" w:hAnsi="Consolas" w:cs="Times New Roman"/>
@@ -8857,9 +7227,17 @@
           <w:sz w:val="21"/>
           <w:szCs w:val="21"/>
         </w:rPr>
-        <w:t>cout</w:t>
-      </w:r>
-      <w:proofErr w:type="spellEnd"/>
+        <w:t xml:space="preserve"> </w:t>
+      </w:r>
+      <w:r>
+        <w:rPr>
+          <w:rFonts w:ascii="Consolas" w:eastAsia="Times New Roman" w:hAnsi="Consolas" w:cs="Times New Roman"/>
+          <w:color w:val="A5D6FF"/>
+          <w:sz w:val="21"/>
+          <w:szCs w:val="21"/>
+        </w:rPr>
+        <w:t>"Invalid count"</w:t>
+      </w:r>
       <w:r>
         <w:rPr>
           <w:rFonts w:ascii="Consolas" w:eastAsia="Times New Roman" w:hAnsi="Consolas" w:cs="Times New Roman"/>
@@ -8890,11 +7268,11 @@
       <w:r>
         <w:rPr>
           <w:rFonts w:ascii="Consolas" w:eastAsia="Times New Roman" w:hAnsi="Consolas" w:cs="Times New Roman"/>
-          <w:color w:val="A5D6FF"/>
-          <w:sz w:val="21"/>
-          <w:szCs w:val="21"/>
-        </w:rPr>
-        <w:t>"Invalid count"</w:t>
+          <w:color w:val="4EC9B0"/>
+          <w:sz w:val="21"/>
+          <w:szCs w:val="21"/>
+        </w:rPr>
+        <w:t>std</w:t>
       </w:r>
       <w:r>
         <w:rPr>
@@ -8903,63 +7281,7 @@
           <w:sz w:val="21"/>
           <w:szCs w:val="21"/>
         </w:rPr>
-        <w:t xml:space="preserve"> </w:t>
-      </w:r>
-      <w:r>
-        <w:rPr>
-          <w:rFonts w:ascii="Consolas" w:eastAsia="Times New Roman" w:hAnsi="Consolas" w:cs="Times New Roman"/>
-          <w:color w:val="D4D4D4"/>
-          <w:sz w:val="21"/>
-          <w:szCs w:val="21"/>
-        </w:rPr>
-        <w:t>&lt;&lt;</w:t>
-      </w:r>
-      <w:r>
-        <w:rPr>
-          <w:rFonts w:ascii="Consolas" w:eastAsia="Times New Roman" w:hAnsi="Consolas" w:cs="Times New Roman"/>
-          <w:color w:val="C9D1D9"/>
-          <w:sz w:val="21"/>
-          <w:szCs w:val="21"/>
-        </w:rPr>
-        <w:t xml:space="preserve"> </w:t>
-      </w:r>
-      <w:r>
-        <w:rPr>
-          <w:rFonts w:ascii="Consolas" w:eastAsia="Times New Roman" w:hAnsi="Consolas" w:cs="Times New Roman"/>
-          <w:color w:val="4EC9B0"/>
-          <w:sz w:val="21"/>
-          <w:szCs w:val="21"/>
-        </w:rPr>
-        <w:t>std</w:t>
-      </w:r>
-      <w:r>
-        <w:rPr>
-          <w:rFonts w:ascii="Consolas" w:eastAsia="Times New Roman" w:hAnsi="Consolas" w:cs="Times New Roman"/>
-          <w:color w:val="C9D1D9"/>
-          <w:sz w:val="21"/>
-          <w:szCs w:val="21"/>
-        </w:rPr>
-        <w:t>::</w:t>
-      </w:r>
-      <w:proofErr w:type="spellStart"/>
-      <w:r>
-        <w:rPr>
-          <w:rFonts w:ascii="Consolas" w:eastAsia="Times New Roman" w:hAnsi="Consolas" w:cs="Times New Roman"/>
-          <w:color w:val="C9D1D9"/>
-          <w:sz w:val="21"/>
-          <w:szCs w:val="21"/>
-        </w:rPr>
-        <w:t>endl</w:t>
-      </w:r>
-      <w:proofErr w:type="spellEnd"/>
-      <w:r>
-        <w:rPr>
-          <w:rFonts w:ascii="Consolas" w:eastAsia="Times New Roman" w:hAnsi="Consolas" w:cs="Times New Roman"/>
-          <w:color w:val="C9D1D9"/>
-          <w:sz w:val="21"/>
-          <w:szCs w:val="21"/>
-        </w:rPr>
-        <w:t>;</w:t>
+        <w:t>::endl;</w:t>
       </w:r>
     </w:p>
     <w:p>
@@ -9078,27 +7400,7 @@
           <w:sz w:val="21"/>
           <w:szCs w:val="21"/>
         </w:rPr>
-        <w:t xml:space="preserve">    </w:t>
-      </w:r>
-      <w:proofErr w:type="spellStart"/>
-      <w:r>
-        <w:rPr>
-          <w:rFonts w:ascii="Consolas" w:eastAsia="Times New Roman" w:hAnsi="Consolas" w:cs="Times New Roman"/>
-          <w:color w:val="BBBEBF"/>
-          <w:sz w:val="21"/>
-          <w:szCs w:val="21"/>
-        </w:rPr>
-        <w:t>i</w:t>
-      </w:r>
-      <w:proofErr w:type="spellEnd"/>
-      <w:r>
-        <w:rPr>
-          <w:rFonts w:ascii="Consolas" w:eastAsia="Times New Roman" w:hAnsi="Consolas" w:cs="Times New Roman"/>
-          <w:color w:val="BBBEBF"/>
-          <w:sz w:val="21"/>
-          <w:szCs w:val="21"/>
-        </w:rPr>
-        <w:t xml:space="preserve"> </w:t>
+        <w:t xml:space="preserve">    i </w:t>
       </w:r>
       <w:r>
         <w:rPr>
@@ -9196,7 +7498,6 @@
         </w:rPr>
         <w:t>++</w:t>
       </w:r>
-      <w:proofErr w:type="spellStart"/>
       <w:r>
         <w:rPr>
           <w:rFonts w:ascii="Consolas" w:eastAsia="Times New Roman" w:hAnsi="Consolas" w:cs="Times New Roman"/>
@@ -9204,17 +7505,7 @@
           <w:sz w:val="21"/>
           <w:szCs w:val="21"/>
         </w:rPr>
-        <w:t>i</w:t>
-      </w:r>
-      <w:proofErr w:type="spellEnd"/>
-      <w:r>
-        <w:rPr>
-          <w:rFonts w:ascii="Consolas" w:eastAsia="Times New Roman" w:hAnsi="Consolas" w:cs="Times New Roman"/>
-          <w:color w:val="BBBEBF"/>
-          <w:sz w:val="21"/>
-          <w:szCs w:val="21"/>
-        </w:rPr>
-        <w:t xml:space="preserve"> </w:t>
+        <w:t xml:space="preserve">i </w:t>
       </w:r>
       <w:r>
         <w:rPr>
@@ -9289,7 +7580,6 @@
         </w:rPr>
         <w:t xml:space="preserve">        </w:t>
       </w:r>
-      <w:proofErr w:type="gramStart"/>
       <w:r>
         <w:rPr>
           <w:rFonts w:ascii="Consolas" w:eastAsia="Times New Roman" w:hAnsi="Consolas" w:cs="Times New Roman"/>
@@ -9306,10 +7596,17 @@
           <w:sz w:val="21"/>
           <w:szCs w:val="21"/>
         </w:rPr>
-        <w:t>::</w:t>
-      </w:r>
-      <w:proofErr w:type="spellStart"/>
-      <w:proofErr w:type="gramEnd"/>
+        <w:t xml:space="preserve">::cout </w:t>
+      </w:r>
+      <w:r>
+        <w:rPr>
+          <w:rFonts w:ascii="Consolas" w:eastAsia="Times New Roman" w:hAnsi="Consolas" w:cs="Times New Roman"/>
+          <w:color w:val="D4D4D4"/>
+          <w:sz w:val="21"/>
+          <w:szCs w:val="21"/>
+        </w:rPr>
+        <w:t>&lt;&lt;</w:t>
+      </w:r>
       <w:r>
         <w:rPr>
           <w:rFonts w:ascii="Consolas" w:eastAsia="Times New Roman" w:hAnsi="Consolas" w:cs="Times New Roman"/>
@@ -9317,9 +7614,17 @@
           <w:sz w:val="21"/>
           <w:szCs w:val="21"/>
         </w:rPr>
-        <w:t>cout</w:t>
-      </w:r>
-      <w:proofErr w:type="spellEnd"/>
+        <w:t xml:space="preserve"> </w:t>
+      </w:r>
+      <w:r>
+        <w:rPr>
+          <w:rFonts w:ascii="Consolas" w:eastAsia="Times New Roman" w:hAnsi="Consolas" w:cs="Times New Roman"/>
+          <w:color w:val="A5D6FF"/>
+          <w:sz w:val="21"/>
+          <w:szCs w:val="21"/>
+        </w:rPr>
+        <w:t>"Enter string "</w:t>
+      </w:r>
       <w:r>
         <w:rPr>
           <w:rFonts w:ascii="Consolas" w:eastAsia="Times New Roman" w:hAnsi="Consolas" w:cs="Times New Roman"/>
@@ -9345,63 +7650,7 @@
           <w:sz w:val="21"/>
           <w:szCs w:val="21"/>
         </w:rPr>
-        <w:t xml:space="preserve"> </w:t>
-      </w:r>
-      <w:r>
-        <w:rPr>
-          <w:rFonts w:ascii="Consolas" w:eastAsia="Times New Roman" w:hAnsi="Consolas" w:cs="Times New Roman"/>
-          <w:color w:val="A5D6FF"/>
-          <w:sz w:val="21"/>
-          <w:szCs w:val="21"/>
-        </w:rPr>
-        <w:t>"Enter string "</w:t>
-      </w:r>
-      <w:r>
-        <w:rPr>
-          <w:rFonts w:ascii="Consolas" w:eastAsia="Times New Roman" w:hAnsi="Consolas" w:cs="Times New Roman"/>
-          <w:color w:val="C9D1D9"/>
-          <w:sz w:val="21"/>
-          <w:szCs w:val="21"/>
-        </w:rPr>
-        <w:t xml:space="preserve"> </w:t>
-      </w:r>
-      <w:r>
-        <w:rPr>
-          <w:rFonts w:ascii="Consolas" w:eastAsia="Times New Roman" w:hAnsi="Consolas" w:cs="Times New Roman"/>
-          <w:color w:val="D4D4D4"/>
-          <w:sz w:val="21"/>
-          <w:szCs w:val="21"/>
-        </w:rPr>
-        <w:t>&lt;&lt;</w:t>
-      </w:r>
-      <w:r>
-        <w:rPr>
-          <w:rFonts w:ascii="Consolas" w:eastAsia="Times New Roman" w:hAnsi="Consolas" w:cs="Times New Roman"/>
-          <w:color w:val="C9D1D9"/>
-          <w:sz w:val="21"/>
-          <w:szCs w:val="21"/>
-        </w:rPr>
-        <w:t xml:space="preserve"> </w:t>
-      </w:r>
-      <w:proofErr w:type="spellStart"/>
-      <w:r>
-        <w:rPr>
-          <w:rFonts w:ascii="Consolas" w:eastAsia="Times New Roman" w:hAnsi="Consolas" w:cs="Times New Roman"/>
-          <w:color w:val="C9D1D9"/>
-          <w:sz w:val="21"/>
-          <w:szCs w:val="21"/>
-        </w:rPr>
-        <w:t>i</w:t>
-      </w:r>
-      <w:proofErr w:type="spellEnd"/>
-      <w:r>
-        <w:rPr>
-          <w:rFonts w:ascii="Consolas" w:eastAsia="Times New Roman" w:hAnsi="Consolas" w:cs="Times New Roman"/>
-          <w:color w:val="C9D1D9"/>
-          <w:sz w:val="21"/>
-          <w:szCs w:val="21"/>
-        </w:rPr>
-        <w:t xml:space="preserve"> </w:t>
+        <w:t xml:space="preserve"> i </w:t>
       </w:r>
       <w:r>
         <w:rPr>
@@ -9514,9 +7763,26 @@
           <w:sz w:val="21"/>
           <w:szCs w:val="21"/>
         </w:rPr>
-        <w:t xml:space="preserve"> </w:t>
-      </w:r>
-      <w:proofErr w:type="gramStart"/>
+        <w:t xml:space="preserve"> (</w:t>
+      </w:r>
+      <w:r>
+        <w:rPr>
+          <w:rFonts w:ascii="Consolas" w:eastAsia="Times New Roman" w:hAnsi="Consolas" w:cs="Times New Roman"/>
+          <w:color w:val="D4D4D4"/>
+          <w:sz w:val="21"/>
+          <w:szCs w:val="21"/>
+        </w:rPr>
+        <w:t>!</w:t>
+      </w:r>
+      <w:r>
+        <w:rPr>
+          <w:rFonts w:ascii="Consolas" w:eastAsia="Times New Roman" w:hAnsi="Consolas" w:cs="Times New Roman"/>
+          <w:color w:val="4EC9B0"/>
+          <w:sz w:val="21"/>
+          <w:szCs w:val="21"/>
+        </w:rPr>
+        <w:t>std</w:t>
+      </w:r>
       <w:r>
         <w:rPr>
           <w:rFonts w:ascii="Consolas" w:eastAsia="Times New Roman" w:hAnsi="Consolas" w:cs="Times New Roman"/>
@@ -9524,25 +7790,16 @@
           <w:sz w:val="21"/>
           <w:szCs w:val="21"/>
         </w:rPr>
-        <w:t>(</w:t>
-      </w:r>
-      <w:r>
-        <w:rPr>
-          <w:rFonts w:ascii="Consolas" w:eastAsia="Times New Roman" w:hAnsi="Consolas" w:cs="Times New Roman"/>
-          <w:color w:val="D4D4D4"/>
-          <w:sz w:val="21"/>
-          <w:szCs w:val="21"/>
-        </w:rPr>
-        <w:t>!</w:t>
-      </w:r>
-      <w:r>
-        <w:rPr>
-          <w:rFonts w:ascii="Consolas" w:eastAsia="Times New Roman" w:hAnsi="Consolas" w:cs="Times New Roman"/>
-          <w:color w:val="4EC9B0"/>
-          <w:sz w:val="21"/>
-          <w:szCs w:val="21"/>
-        </w:rPr>
-        <w:t>std</w:t>
+        <w:t>::cin.</w:t>
+      </w:r>
+      <w:r>
+        <w:rPr>
+          <w:rFonts w:ascii="Consolas" w:eastAsia="Times New Roman" w:hAnsi="Consolas" w:cs="Times New Roman"/>
+          <w:color w:val="D2A8FF"/>
+          <w:sz w:val="21"/>
+          <w:szCs w:val="21"/>
+        </w:rPr>
+        <w:t>getline</w:t>
       </w:r>
       <w:r>
         <w:rPr>
@@ -9551,77 +7808,7 @@
           <w:sz w:val="21"/>
           <w:szCs w:val="21"/>
         </w:rPr>
-        <w:t>::</w:t>
-      </w:r>
-      <w:proofErr w:type="spellStart"/>
-      <w:proofErr w:type="gramEnd"/>
-      <w:r>
-        <w:rPr>
-          <w:rFonts w:ascii="Consolas" w:eastAsia="Times New Roman" w:hAnsi="Consolas" w:cs="Times New Roman"/>
-          <w:color w:val="C9D1D9"/>
-          <w:sz w:val="21"/>
-          <w:szCs w:val="21"/>
-        </w:rPr>
-        <w:t>cin.</w:t>
-      </w:r>
-      <w:r>
-        <w:rPr>
-          <w:rFonts w:ascii="Consolas" w:eastAsia="Times New Roman" w:hAnsi="Consolas" w:cs="Times New Roman"/>
-          <w:color w:val="D2A8FF"/>
-          <w:sz w:val="21"/>
-          <w:szCs w:val="21"/>
-        </w:rPr>
-        <w:t>getline</w:t>
-      </w:r>
-      <w:proofErr w:type="spellEnd"/>
-      <w:r>
-        <w:rPr>
-          <w:rFonts w:ascii="Consolas" w:eastAsia="Times New Roman" w:hAnsi="Consolas" w:cs="Times New Roman"/>
-          <w:color w:val="C9D1D9"/>
-          <w:sz w:val="21"/>
-          <w:szCs w:val="21"/>
-        </w:rPr>
-        <w:t>(</w:t>
-      </w:r>
-      <w:proofErr w:type="spellStart"/>
-      <w:r>
-        <w:rPr>
-          <w:rFonts w:ascii="Consolas" w:eastAsia="Times New Roman" w:hAnsi="Consolas" w:cs="Times New Roman"/>
-          <w:color w:val="C9D1D9"/>
-          <w:sz w:val="21"/>
-          <w:szCs w:val="21"/>
-        </w:rPr>
-        <w:t>c_arr</w:t>
-      </w:r>
-      <w:proofErr w:type="spellEnd"/>
-      <w:r>
-        <w:rPr>
-          <w:rFonts w:ascii="Consolas" w:eastAsia="Times New Roman" w:hAnsi="Consolas" w:cs="Times New Roman"/>
-          <w:color w:val="C9D1D9"/>
-          <w:sz w:val="21"/>
-          <w:szCs w:val="21"/>
-        </w:rPr>
-        <w:t>[</w:t>
-      </w:r>
-      <w:proofErr w:type="spellStart"/>
-      <w:r>
-        <w:rPr>
-          <w:rFonts w:ascii="Consolas" w:eastAsia="Times New Roman" w:hAnsi="Consolas" w:cs="Times New Roman"/>
-          <w:color w:val="C9D1D9"/>
-          <w:sz w:val="21"/>
-          <w:szCs w:val="21"/>
-        </w:rPr>
-        <w:t>i</w:t>
-      </w:r>
-      <w:proofErr w:type="spellEnd"/>
-      <w:r>
-        <w:rPr>
-          <w:rFonts w:ascii="Consolas" w:eastAsia="Times New Roman" w:hAnsi="Consolas" w:cs="Times New Roman"/>
-          <w:color w:val="C9D1D9"/>
-          <w:sz w:val="21"/>
-          <w:szCs w:val="21"/>
-        </w:rPr>
-        <w:t>], MAX_LEN))</w:t>
+        <w:t>(c_arr[i], MAX_LEN))</w:t>
       </w:r>
     </w:p>
     <w:p>
@@ -9669,7 +7856,6 @@
         </w:rPr>
         <w:t xml:space="preserve">            </w:t>
       </w:r>
-      <w:proofErr w:type="gramStart"/>
       <w:r>
         <w:rPr>
           <w:rFonts w:ascii="Consolas" w:eastAsia="Times New Roman" w:hAnsi="Consolas" w:cs="Times New Roman"/>
@@ -9686,10 +7872,17 @@
           <w:sz w:val="21"/>
           <w:szCs w:val="21"/>
         </w:rPr>
-        <w:t>::</w:t>
-      </w:r>
-      <w:proofErr w:type="spellStart"/>
-      <w:proofErr w:type="gramEnd"/>
+        <w:t xml:space="preserve">::cout </w:t>
+      </w:r>
+      <w:r>
+        <w:rPr>
+          <w:rFonts w:ascii="Consolas" w:eastAsia="Times New Roman" w:hAnsi="Consolas" w:cs="Times New Roman"/>
+          <w:color w:val="D4D4D4"/>
+          <w:sz w:val="21"/>
+          <w:szCs w:val="21"/>
+        </w:rPr>
+        <w:t>&lt;&lt;</w:t>
+      </w:r>
       <w:r>
         <w:rPr>
           <w:rFonts w:ascii="Consolas" w:eastAsia="Times New Roman" w:hAnsi="Consolas" w:cs="Times New Roman"/>
@@ -9697,9 +7890,17 @@
           <w:sz w:val="21"/>
           <w:szCs w:val="21"/>
         </w:rPr>
-        <w:t>cout</w:t>
-      </w:r>
-      <w:proofErr w:type="spellEnd"/>
+        <w:t xml:space="preserve"> </w:t>
+      </w:r>
+      <w:r>
+        <w:rPr>
+          <w:rFonts w:ascii="Consolas" w:eastAsia="Times New Roman" w:hAnsi="Consolas" w:cs="Times New Roman"/>
+          <w:color w:val="A5D6FF"/>
+          <w:sz w:val="21"/>
+          <w:szCs w:val="21"/>
+        </w:rPr>
+        <w:t>"Invalid input"</w:t>
+      </w:r>
       <w:r>
         <w:rPr>
           <w:rFonts w:ascii="Consolas" w:eastAsia="Times New Roman" w:hAnsi="Consolas" w:cs="Times New Roman"/>
@@ -9730,11 +7931,11 @@
       <w:r>
         <w:rPr>
           <w:rFonts w:ascii="Consolas" w:eastAsia="Times New Roman" w:hAnsi="Consolas" w:cs="Times New Roman"/>
-          <w:color w:val="A5D6FF"/>
-          <w:sz w:val="21"/>
-          <w:szCs w:val="21"/>
-        </w:rPr>
-        <w:t>"Invalid input"</w:t>
+          <w:color w:val="4EC9B0"/>
+          <w:sz w:val="21"/>
+          <w:szCs w:val="21"/>
+        </w:rPr>
+        <w:t>std</w:t>
       </w:r>
       <w:r>
         <w:rPr>
@@ -9743,63 +7944,7 @@
           <w:sz w:val="21"/>
           <w:szCs w:val="21"/>
         </w:rPr>
-        <w:t xml:space="preserve"> </w:t>
-      </w:r>
-      <w:r>
-        <w:rPr>
-          <w:rFonts w:ascii="Consolas" w:eastAsia="Times New Roman" w:hAnsi="Consolas" w:cs="Times New Roman"/>
-          <w:color w:val="D4D4D4"/>
-          <w:sz w:val="21"/>
-          <w:szCs w:val="21"/>
-        </w:rPr>
-        <w:t>&lt;&lt;</w:t>
-      </w:r>
-      <w:r>
-        <w:rPr>
-          <w:rFonts w:ascii="Consolas" w:eastAsia="Times New Roman" w:hAnsi="Consolas" w:cs="Times New Roman"/>
-          <w:color w:val="C9D1D9"/>
-          <w:sz w:val="21"/>
-          <w:szCs w:val="21"/>
-        </w:rPr>
-        <w:t xml:space="preserve"> </w:t>
-      </w:r>
-      <w:r>
-        <w:rPr>
-          <w:rFonts w:ascii="Consolas" w:eastAsia="Times New Roman" w:hAnsi="Consolas" w:cs="Times New Roman"/>
-          <w:color w:val="4EC9B0"/>
-          <w:sz w:val="21"/>
-          <w:szCs w:val="21"/>
-        </w:rPr>
-        <w:t>std</w:t>
-      </w:r>
-      <w:r>
-        <w:rPr>
-          <w:rFonts w:ascii="Consolas" w:eastAsia="Times New Roman" w:hAnsi="Consolas" w:cs="Times New Roman"/>
-          <w:color w:val="C9D1D9"/>
-          <w:sz w:val="21"/>
-          <w:szCs w:val="21"/>
-        </w:rPr>
-        <w:t>::</w:t>
-      </w:r>
-      <w:proofErr w:type="spellStart"/>
-      <w:r>
-        <w:rPr>
-          <w:rFonts w:ascii="Consolas" w:eastAsia="Times New Roman" w:hAnsi="Consolas" w:cs="Times New Roman"/>
-          <w:color w:val="C9D1D9"/>
-          <w:sz w:val="21"/>
-          <w:szCs w:val="21"/>
-        </w:rPr>
-        <w:t>endl</w:t>
-      </w:r>
-      <w:proofErr w:type="spellEnd"/>
-      <w:r>
-        <w:rPr>
-          <w:rFonts w:ascii="Consolas" w:eastAsia="Times New Roman" w:hAnsi="Consolas" w:cs="Times New Roman"/>
-          <w:color w:val="C9D1D9"/>
-          <w:sz w:val="21"/>
-          <w:szCs w:val="21"/>
-        </w:rPr>
-        <w:t>;</w:t>
+        <w:t>::endl;</w:t>
       </w:r>
     </w:p>
     <w:p>
@@ -9904,9 +8049,17 @@
           <w:sz w:val="21"/>
           <w:szCs w:val="21"/>
         </w:rPr>
-        <w:t xml:space="preserve">        </w:t>
-      </w:r>
-      <w:proofErr w:type="spellStart"/>
+        <w:t xml:space="preserve">        s_arr[i] </w:t>
+      </w:r>
+      <w:r>
+        <w:rPr>
+          <w:rFonts w:ascii="Consolas" w:eastAsia="Times New Roman" w:hAnsi="Consolas" w:cs="Times New Roman"/>
+          <w:color w:val="D4D4D4"/>
+          <w:sz w:val="21"/>
+          <w:szCs w:val="21"/>
+        </w:rPr>
+        <w:t>=</w:t>
+      </w:r>
       <w:r>
         <w:rPr>
           <w:rFonts w:ascii="Consolas" w:eastAsia="Times New Roman" w:hAnsi="Consolas" w:cs="Times New Roman"/>
@@ -9914,95 +8067,7 @@
           <w:sz w:val="21"/>
           <w:szCs w:val="21"/>
         </w:rPr>
-        <w:t>s_arr</w:t>
-      </w:r>
-      <w:proofErr w:type="spellEnd"/>
-      <w:r>
-        <w:rPr>
-          <w:rFonts w:ascii="Consolas" w:eastAsia="Times New Roman" w:hAnsi="Consolas" w:cs="Times New Roman"/>
-          <w:color w:val="C9D1D9"/>
-          <w:sz w:val="21"/>
-          <w:szCs w:val="21"/>
-        </w:rPr>
-        <w:t>[</w:t>
-      </w:r>
-      <w:proofErr w:type="spellStart"/>
-      <w:r>
-        <w:rPr>
-          <w:rFonts w:ascii="Consolas" w:eastAsia="Times New Roman" w:hAnsi="Consolas" w:cs="Times New Roman"/>
-          <w:color w:val="C9D1D9"/>
-          <w:sz w:val="21"/>
-          <w:szCs w:val="21"/>
-        </w:rPr>
-        <w:t>i</w:t>
-      </w:r>
-      <w:proofErr w:type="spellEnd"/>
-      <w:r>
-        <w:rPr>
-          <w:rFonts w:ascii="Consolas" w:eastAsia="Times New Roman" w:hAnsi="Consolas" w:cs="Times New Roman"/>
-          <w:color w:val="C9D1D9"/>
-          <w:sz w:val="21"/>
-          <w:szCs w:val="21"/>
-        </w:rPr>
-        <w:t xml:space="preserve">] </w:t>
-      </w:r>
-      <w:r>
-        <w:rPr>
-          <w:rFonts w:ascii="Consolas" w:eastAsia="Times New Roman" w:hAnsi="Consolas" w:cs="Times New Roman"/>
-          <w:color w:val="D4D4D4"/>
-          <w:sz w:val="21"/>
-          <w:szCs w:val="21"/>
-        </w:rPr>
-        <w:t>=</w:t>
-      </w:r>
-      <w:r>
-        <w:rPr>
-          <w:rFonts w:ascii="Consolas" w:eastAsia="Times New Roman" w:hAnsi="Consolas" w:cs="Times New Roman"/>
-          <w:color w:val="C9D1D9"/>
-          <w:sz w:val="21"/>
-          <w:szCs w:val="21"/>
-        </w:rPr>
-        <w:t xml:space="preserve"> </w:t>
-      </w:r>
-      <w:proofErr w:type="spellStart"/>
-      <w:r>
-        <w:rPr>
-          <w:rFonts w:ascii="Consolas" w:eastAsia="Times New Roman" w:hAnsi="Consolas" w:cs="Times New Roman"/>
-          <w:color w:val="C9D1D9"/>
-          <w:sz w:val="21"/>
-          <w:szCs w:val="21"/>
-        </w:rPr>
-        <w:t>c_arr</w:t>
-      </w:r>
-      <w:proofErr w:type="spellEnd"/>
-      <w:r>
-        <w:rPr>
-          <w:rFonts w:ascii="Consolas" w:eastAsia="Times New Roman" w:hAnsi="Consolas" w:cs="Times New Roman"/>
-          <w:color w:val="C9D1D9"/>
-          <w:sz w:val="21"/>
-          <w:szCs w:val="21"/>
-        </w:rPr>
-        <w:t>[</w:t>
-      </w:r>
-      <w:proofErr w:type="spellStart"/>
-      <w:r>
-        <w:rPr>
-          <w:rFonts w:ascii="Consolas" w:eastAsia="Times New Roman" w:hAnsi="Consolas" w:cs="Times New Roman"/>
-          <w:color w:val="C9D1D9"/>
-          <w:sz w:val="21"/>
-          <w:szCs w:val="21"/>
-        </w:rPr>
-        <w:t>i</w:t>
-      </w:r>
-      <w:proofErr w:type="spellEnd"/>
-      <w:r>
-        <w:rPr>
-          <w:rFonts w:ascii="Consolas" w:eastAsia="Times New Roman" w:hAnsi="Consolas" w:cs="Times New Roman"/>
-          <w:color w:val="C9D1D9"/>
-          <w:sz w:val="21"/>
-          <w:szCs w:val="21"/>
-        </w:rPr>
-        <w:t>];</w:t>
+        <w:t xml:space="preserve"> c_arr[i];</w:t>
       </w:r>
     </w:p>
     <w:p>
@@ -10064,7 +8129,6 @@
         </w:rPr>
         <w:t xml:space="preserve">    </w:t>
       </w:r>
-      <w:proofErr w:type="gramStart"/>
       <w:r>
         <w:rPr>
           <w:rFonts w:ascii="Consolas" w:eastAsia="Times New Roman" w:hAnsi="Consolas" w:cs="Times New Roman"/>
@@ -10081,10 +8145,17 @@
           <w:sz w:val="21"/>
           <w:szCs w:val="21"/>
         </w:rPr>
-        <w:t>::</w:t>
-      </w:r>
-      <w:proofErr w:type="spellStart"/>
-      <w:proofErr w:type="gramEnd"/>
+        <w:t xml:space="preserve">::cout </w:t>
+      </w:r>
+      <w:r>
+        <w:rPr>
+          <w:rFonts w:ascii="Consolas" w:eastAsia="Times New Roman" w:hAnsi="Consolas" w:cs="Times New Roman"/>
+          <w:color w:val="D4D4D4"/>
+          <w:sz w:val="21"/>
+          <w:szCs w:val="21"/>
+        </w:rPr>
+        <w:t>&lt;&lt;</w:t>
+      </w:r>
       <w:r>
         <w:rPr>
           <w:rFonts w:ascii="Consolas" w:eastAsia="Times New Roman" w:hAnsi="Consolas" w:cs="Times New Roman"/>
@@ -10092,9 +8163,17 @@
           <w:sz w:val="21"/>
           <w:szCs w:val="21"/>
         </w:rPr>
-        <w:t>cout</w:t>
-      </w:r>
-      <w:proofErr w:type="spellEnd"/>
+        <w:t xml:space="preserve"> </w:t>
+      </w:r>
+      <w:r>
+        <w:rPr>
+          <w:rFonts w:ascii="Consolas" w:eastAsia="Times New Roman" w:hAnsi="Consolas" w:cs="Times New Roman"/>
+          <w:color w:val="4EC9B0"/>
+          <w:sz w:val="21"/>
+          <w:szCs w:val="21"/>
+        </w:rPr>
+        <w:t>std</w:t>
+      </w:r>
       <w:r>
         <w:rPr>
           <w:rFonts w:ascii="Consolas" w:eastAsia="Times New Roman" w:hAnsi="Consolas" w:cs="Times New Roman"/>
@@ -10102,11 +8181,47 @@
           <w:sz w:val="21"/>
           <w:szCs w:val="21"/>
         </w:rPr>
+        <w:t xml:space="preserve">::endl </w:t>
+      </w:r>
+      <w:r>
+        <w:rPr>
+          <w:rFonts w:ascii="Consolas" w:eastAsia="Times New Roman" w:hAnsi="Consolas" w:cs="Times New Roman"/>
+          <w:color w:val="D4D4D4"/>
+          <w:sz w:val="21"/>
+          <w:szCs w:val="21"/>
+        </w:rPr>
+        <w:t>&lt;&lt;</w:t>
+      </w:r>
+      <w:r>
+        <w:rPr>
+          <w:rFonts w:ascii="Consolas" w:eastAsia="Times New Roman" w:hAnsi="Consolas" w:cs="Times New Roman"/>
+          <w:color w:val="BBBEBF"/>
+          <w:sz w:val="21"/>
+          <w:szCs w:val="21"/>
+        </w:rPr>
         <w:t xml:space="preserve"> </w:t>
       </w:r>
       <w:r>
         <w:rPr>
           <w:rFonts w:ascii="Consolas" w:eastAsia="Times New Roman" w:hAnsi="Consolas" w:cs="Times New Roman"/>
+          <w:color w:val="A5D6FF"/>
+          <w:sz w:val="21"/>
+          <w:szCs w:val="21"/>
+        </w:rPr>
+        <w:t>"Results (c-string version):"</w:t>
+      </w:r>
+      <w:r>
+        <w:rPr>
+          <w:rFonts w:ascii="Consolas" w:eastAsia="Times New Roman" w:hAnsi="Consolas" w:cs="Times New Roman"/>
+          <w:color w:val="BBBEBF"/>
+          <w:sz w:val="21"/>
+          <w:szCs w:val="21"/>
+        </w:rPr>
+        <w:t xml:space="preserve"> </w:t>
+      </w:r>
+      <w:r>
+        <w:rPr>
+          <w:rFonts w:ascii="Consolas" w:eastAsia="Times New Roman" w:hAnsi="Consolas" w:cs="Times New Roman"/>
           <w:color w:val="D4D4D4"/>
           <w:sz w:val="21"/>
           <w:szCs w:val="21"/>
@@ -10138,119 +8253,7 @@
           <w:sz w:val="21"/>
           <w:szCs w:val="21"/>
         </w:rPr>
-        <w:t>::</w:t>
-      </w:r>
-      <w:proofErr w:type="spellStart"/>
-      <w:r>
-        <w:rPr>
-          <w:rFonts w:ascii="Consolas" w:eastAsia="Times New Roman" w:hAnsi="Consolas" w:cs="Times New Roman"/>
-          <w:color w:val="BBBEBF"/>
-          <w:sz w:val="21"/>
-          <w:szCs w:val="21"/>
-        </w:rPr>
-        <w:t>endl</w:t>
-      </w:r>
-      <w:proofErr w:type="spellEnd"/>
-      <w:r>
-        <w:rPr>
-          <w:rFonts w:ascii="Consolas" w:eastAsia="Times New Roman" w:hAnsi="Consolas" w:cs="Times New Roman"/>
-          <w:color w:val="BBBEBF"/>
-          <w:sz w:val="21"/>
-          <w:szCs w:val="21"/>
-        </w:rPr>
-        <w:t xml:space="preserve"> </w:t>
-      </w:r>
-      <w:r>
-        <w:rPr>
-          <w:rFonts w:ascii="Consolas" w:eastAsia="Times New Roman" w:hAnsi="Consolas" w:cs="Times New Roman"/>
-          <w:color w:val="D4D4D4"/>
-          <w:sz w:val="21"/>
-          <w:szCs w:val="21"/>
-        </w:rPr>
-        <w:t>&lt;&lt;</w:t>
-      </w:r>
-      <w:r>
-        <w:rPr>
-          <w:rFonts w:ascii="Consolas" w:eastAsia="Times New Roman" w:hAnsi="Consolas" w:cs="Times New Roman"/>
-          <w:color w:val="BBBEBF"/>
-          <w:sz w:val="21"/>
-          <w:szCs w:val="21"/>
-        </w:rPr>
-        <w:t xml:space="preserve"> </w:t>
-      </w:r>
-      <w:r>
-        <w:rPr>
-          <w:rFonts w:ascii="Consolas" w:eastAsia="Times New Roman" w:hAnsi="Consolas" w:cs="Times New Roman"/>
-          <w:color w:val="A5D6FF"/>
-          <w:sz w:val="21"/>
-          <w:szCs w:val="21"/>
-        </w:rPr>
-        <w:t>"Results (c-string version):"</w:t>
-      </w:r>
-      <w:r>
-        <w:rPr>
-          <w:rFonts w:ascii="Consolas" w:eastAsia="Times New Roman" w:hAnsi="Consolas" w:cs="Times New Roman"/>
-          <w:color w:val="BBBEBF"/>
-          <w:sz w:val="21"/>
-          <w:szCs w:val="21"/>
-        </w:rPr>
-        <w:t xml:space="preserve"> </w:t>
-      </w:r>
-      <w:r>
-        <w:rPr>
-          <w:rFonts w:ascii="Consolas" w:eastAsia="Times New Roman" w:hAnsi="Consolas" w:cs="Times New Roman"/>
-          <w:color w:val="D4D4D4"/>
-          <w:sz w:val="21"/>
-          <w:szCs w:val="21"/>
-        </w:rPr>
-        <w:t>&lt;&lt;</w:t>
-      </w:r>
-      <w:r>
-        <w:rPr>
-          <w:rFonts w:ascii="Consolas" w:eastAsia="Times New Roman" w:hAnsi="Consolas" w:cs="Times New Roman"/>
-          <w:color w:val="BBBEBF"/>
-          <w:sz w:val="21"/>
-          <w:szCs w:val="21"/>
-        </w:rPr>
-        <w:t xml:space="preserve"> </w:t>
-      </w:r>
-      <w:r>
-        <w:rPr>
-          <w:rFonts w:ascii="Consolas" w:eastAsia="Times New Roman" w:hAnsi="Consolas" w:cs="Times New Roman"/>
-          <w:color w:val="4EC9B0"/>
-          <w:sz w:val="21"/>
-          <w:szCs w:val="21"/>
-        </w:rPr>
-        <w:t>std</w:t>
-      </w:r>
-      <w:r>
-        <w:rPr>
-          <w:rFonts w:ascii="Consolas" w:eastAsia="Times New Roman" w:hAnsi="Consolas" w:cs="Times New Roman"/>
-          <w:color w:val="BBBEBF"/>
-          <w:sz w:val="21"/>
-          <w:szCs w:val="21"/>
-        </w:rPr>
-        <w:t>::</w:t>
-      </w:r>
-      <w:proofErr w:type="spellStart"/>
-      <w:r>
-        <w:rPr>
-          <w:rFonts w:ascii="Consolas" w:eastAsia="Times New Roman" w:hAnsi="Consolas" w:cs="Times New Roman"/>
-          <w:color w:val="BBBEBF"/>
-          <w:sz w:val="21"/>
-          <w:szCs w:val="21"/>
-        </w:rPr>
-        <w:t>endl</w:t>
-      </w:r>
-      <w:proofErr w:type="spellEnd"/>
-      <w:r>
-        <w:rPr>
-          <w:rFonts w:ascii="Consolas" w:eastAsia="Times New Roman" w:hAnsi="Consolas" w:cs="Times New Roman"/>
-          <w:color w:val="BBBEBF"/>
-          <w:sz w:val="21"/>
-          <w:szCs w:val="21"/>
-        </w:rPr>
-        <w:t>;</w:t>
+        <w:t>::endl;</w:t>
       </w:r>
     </w:p>
     <w:p>
@@ -10273,27 +8276,7 @@
           <w:sz w:val="21"/>
           <w:szCs w:val="21"/>
         </w:rPr>
-        <w:t xml:space="preserve">    </w:t>
-      </w:r>
-      <w:proofErr w:type="spellStart"/>
-      <w:r>
-        <w:rPr>
-          <w:rFonts w:ascii="Consolas" w:eastAsia="Times New Roman" w:hAnsi="Consolas" w:cs="Times New Roman"/>
-          <w:color w:val="BBBEBF"/>
-          <w:sz w:val="21"/>
-          <w:szCs w:val="21"/>
-        </w:rPr>
-        <w:t>i</w:t>
-      </w:r>
-      <w:proofErr w:type="spellEnd"/>
-      <w:r>
-        <w:rPr>
-          <w:rFonts w:ascii="Consolas" w:eastAsia="Times New Roman" w:hAnsi="Consolas" w:cs="Times New Roman"/>
-          <w:color w:val="BBBEBF"/>
-          <w:sz w:val="21"/>
-          <w:szCs w:val="21"/>
-        </w:rPr>
-        <w:t xml:space="preserve"> </w:t>
+        <w:t xml:space="preserve">    i </w:t>
       </w:r>
       <w:r>
         <w:rPr>
@@ -10390,7 +8373,6 @@
         </w:rPr>
         <w:t>++</w:t>
       </w:r>
-      <w:proofErr w:type="spellStart"/>
       <w:r>
         <w:rPr>
           <w:rFonts w:ascii="Consolas" w:eastAsia="Times New Roman" w:hAnsi="Consolas" w:cs="Times New Roman"/>
@@ -10398,17 +8380,7 @@
           <w:sz w:val="21"/>
           <w:szCs w:val="21"/>
         </w:rPr>
-        <w:t>i</w:t>
-      </w:r>
-      <w:proofErr w:type="spellEnd"/>
-      <w:r>
-        <w:rPr>
-          <w:rFonts w:ascii="Consolas" w:eastAsia="Times New Roman" w:hAnsi="Consolas" w:cs="Times New Roman"/>
-          <w:color w:val="BBBEBF"/>
-          <w:sz w:val="21"/>
-          <w:szCs w:val="21"/>
-        </w:rPr>
-        <w:t xml:space="preserve"> </w:t>
+        <w:t xml:space="preserve">i </w:t>
       </w:r>
       <w:r>
         <w:rPr>
@@ -10483,7 +8455,6 @@
         </w:rPr>
         <w:t xml:space="preserve">        </w:t>
       </w:r>
-      <w:proofErr w:type="spellStart"/>
       <w:r>
         <w:rPr>
           <w:rFonts w:ascii="Consolas" w:eastAsia="Times New Roman" w:hAnsi="Consolas" w:cs="Times New Roman"/>
@@ -10493,7 +8464,6 @@
         </w:rPr>
         <w:t>shortestWord</w:t>
       </w:r>
-      <w:proofErr w:type="spellEnd"/>
       <w:r>
         <w:rPr>
           <w:rFonts w:ascii="Consolas" w:eastAsia="Times New Roman" w:hAnsi="Consolas" w:cs="Times New Roman"/>
@@ -10501,67 +8471,7 @@
           <w:sz w:val="21"/>
           <w:szCs w:val="21"/>
         </w:rPr>
-        <w:t>(</w:t>
-      </w:r>
-      <w:proofErr w:type="spellStart"/>
-      <w:r>
-        <w:rPr>
-          <w:rFonts w:ascii="Consolas" w:eastAsia="Times New Roman" w:hAnsi="Consolas" w:cs="Times New Roman"/>
-          <w:color w:val="C9D1D9"/>
-          <w:sz w:val="21"/>
-          <w:szCs w:val="21"/>
-        </w:rPr>
-        <w:t>c_arr</w:t>
-      </w:r>
-      <w:proofErr w:type="spellEnd"/>
-      <w:r>
-        <w:rPr>
-          <w:rFonts w:ascii="Consolas" w:eastAsia="Times New Roman" w:hAnsi="Consolas" w:cs="Times New Roman"/>
-          <w:color w:val="C9D1D9"/>
-          <w:sz w:val="21"/>
-          <w:szCs w:val="21"/>
-        </w:rPr>
-        <w:t>[</w:t>
-      </w:r>
-      <w:proofErr w:type="spellStart"/>
-      <w:r>
-        <w:rPr>
-          <w:rFonts w:ascii="Consolas" w:eastAsia="Times New Roman" w:hAnsi="Consolas" w:cs="Times New Roman"/>
-          <w:color w:val="C9D1D9"/>
-          <w:sz w:val="21"/>
-          <w:szCs w:val="21"/>
-        </w:rPr>
-        <w:t>i</w:t>
-      </w:r>
-      <w:proofErr w:type="spellEnd"/>
-      <w:r>
-        <w:rPr>
-          <w:rFonts w:ascii="Consolas" w:eastAsia="Times New Roman" w:hAnsi="Consolas" w:cs="Times New Roman"/>
-          <w:color w:val="C9D1D9"/>
-          <w:sz w:val="21"/>
-          <w:szCs w:val="21"/>
-        </w:rPr>
-        <w:t xml:space="preserve">], </w:t>
-      </w:r>
-      <w:proofErr w:type="spellStart"/>
-      <w:r>
-        <w:rPr>
-          <w:rFonts w:ascii="Consolas" w:eastAsia="Times New Roman" w:hAnsi="Consolas" w:cs="Times New Roman"/>
-          <w:color w:val="C9D1D9"/>
-          <w:sz w:val="21"/>
-          <w:szCs w:val="21"/>
-        </w:rPr>
-        <w:t>result_c</w:t>
-      </w:r>
-      <w:proofErr w:type="spellEnd"/>
-      <w:r>
-        <w:rPr>
-          <w:rFonts w:ascii="Consolas" w:eastAsia="Times New Roman" w:hAnsi="Consolas" w:cs="Times New Roman"/>
-          <w:color w:val="C9D1D9"/>
-          <w:sz w:val="21"/>
-          <w:szCs w:val="21"/>
-        </w:rPr>
-        <w:t>);</w:t>
+        <w:t>(c_arr[i], result_c);</w:t>
       </w:r>
     </w:p>
     <w:p>
@@ -10586,7 +8496,6 @@
         </w:rPr>
         <w:t xml:space="preserve">        </w:t>
       </w:r>
-      <w:proofErr w:type="gramStart"/>
       <w:r>
         <w:rPr>
           <w:rFonts w:ascii="Consolas" w:eastAsia="Times New Roman" w:hAnsi="Consolas" w:cs="Times New Roman"/>
@@ -10603,10 +8512,17 @@
           <w:sz w:val="21"/>
           <w:szCs w:val="21"/>
         </w:rPr>
-        <w:t>::</w:t>
-      </w:r>
-      <w:proofErr w:type="spellStart"/>
-      <w:proofErr w:type="gramEnd"/>
+        <w:t xml:space="preserve">::cout </w:t>
+      </w:r>
+      <w:r>
+        <w:rPr>
+          <w:rFonts w:ascii="Consolas" w:eastAsia="Times New Roman" w:hAnsi="Consolas" w:cs="Times New Roman"/>
+          <w:color w:val="D4D4D4"/>
+          <w:sz w:val="21"/>
+          <w:szCs w:val="21"/>
+        </w:rPr>
+        <w:t>&lt;&lt;</w:t>
+      </w:r>
       <w:r>
         <w:rPr>
           <w:rFonts w:ascii="Consolas" w:eastAsia="Times New Roman" w:hAnsi="Consolas" w:cs="Times New Roman"/>
@@ -10614,9 +8530,35 @@
           <w:sz w:val="21"/>
           <w:szCs w:val="21"/>
         </w:rPr>
-        <w:t>cout</w:t>
-      </w:r>
-      <w:proofErr w:type="spellEnd"/>
+        <w:t xml:space="preserve"> </w:t>
+      </w:r>
+      <w:r>
+        <w:rPr>
+          <w:rFonts w:ascii="Consolas" w:eastAsia="Times New Roman" w:hAnsi="Consolas" w:cs="Times New Roman"/>
+          <w:color w:val="A5D6FF"/>
+          <w:sz w:val="21"/>
+          <w:szCs w:val="21"/>
+        </w:rPr>
+        <w:t>"</w:t>
+      </w:r>
+      <w:r>
+        <w:rPr>
+          <w:rFonts w:ascii="Consolas" w:eastAsia="Times New Roman" w:hAnsi="Consolas" w:cs="Times New Roman"/>
+          <w:color w:val="D7BA7D"/>
+          <w:sz w:val="21"/>
+          <w:szCs w:val="21"/>
+        </w:rPr>
+        <w:t>\"</w:t>
+      </w:r>
+      <w:r>
+        <w:rPr>
+          <w:rFonts w:ascii="Consolas" w:eastAsia="Times New Roman" w:hAnsi="Consolas" w:cs="Times New Roman"/>
+          <w:color w:val="A5D6FF"/>
+          <w:sz w:val="21"/>
+          <w:szCs w:val="21"/>
+        </w:rPr>
+        <w:t>"</w:t>
+      </w:r>
       <w:r>
         <w:rPr>
           <w:rFonts w:ascii="Consolas" w:eastAsia="Times New Roman" w:hAnsi="Consolas" w:cs="Times New Roman"/>
@@ -10642,101 +8584,7 @@
           <w:sz w:val="21"/>
           <w:szCs w:val="21"/>
         </w:rPr>
-        <w:t xml:space="preserve"> </w:t>
-      </w:r>
-      <w:r>
-        <w:rPr>
-          <w:rFonts w:ascii="Consolas" w:eastAsia="Times New Roman" w:hAnsi="Consolas" w:cs="Times New Roman"/>
-          <w:color w:val="A5D6FF"/>
-          <w:sz w:val="21"/>
-          <w:szCs w:val="21"/>
-        </w:rPr>
-        <w:t>"</w:t>
-      </w:r>
-      <w:r>
-        <w:rPr>
-          <w:rFonts w:ascii="Consolas" w:eastAsia="Times New Roman" w:hAnsi="Consolas" w:cs="Times New Roman"/>
-          <w:color w:val="D7BA7D"/>
-          <w:sz w:val="21"/>
-          <w:szCs w:val="21"/>
-        </w:rPr>
-        <w:t>\"</w:t>
-      </w:r>
-      <w:r>
-        <w:rPr>
-          <w:rFonts w:ascii="Consolas" w:eastAsia="Times New Roman" w:hAnsi="Consolas" w:cs="Times New Roman"/>
-          <w:color w:val="A5D6FF"/>
-          <w:sz w:val="21"/>
-          <w:szCs w:val="21"/>
-        </w:rPr>
-        <w:t>"</w:t>
-      </w:r>
-      <w:r>
-        <w:rPr>
-          <w:rFonts w:ascii="Consolas" w:eastAsia="Times New Roman" w:hAnsi="Consolas" w:cs="Times New Roman"/>
-          <w:color w:val="C9D1D9"/>
-          <w:sz w:val="21"/>
-          <w:szCs w:val="21"/>
-        </w:rPr>
-        <w:t xml:space="preserve"> </w:t>
-      </w:r>
-      <w:r>
-        <w:rPr>
-          <w:rFonts w:ascii="Consolas" w:eastAsia="Times New Roman" w:hAnsi="Consolas" w:cs="Times New Roman"/>
-          <w:color w:val="D4D4D4"/>
-          <w:sz w:val="21"/>
-          <w:szCs w:val="21"/>
-        </w:rPr>
-        <w:t>&lt;&lt;</w:t>
-      </w:r>
-      <w:r>
-        <w:rPr>
-          <w:rFonts w:ascii="Consolas" w:eastAsia="Times New Roman" w:hAnsi="Consolas" w:cs="Times New Roman"/>
-          <w:color w:val="C9D1D9"/>
-          <w:sz w:val="21"/>
-          <w:szCs w:val="21"/>
-        </w:rPr>
-        <w:t xml:space="preserve"> </w:t>
-      </w:r>
-      <w:proofErr w:type="spellStart"/>
-      <w:r>
-        <w:rPr>
-          <w:rFonts w:ascii="Consolas" w:eastAsia="Times New Roman" w:hAnsi="Consolas" w:cs="Times New Roman"/>
-          <w:color w:val="C9D1D9"/>
-          <w:sz w:val="21"/>
-          <w:szCs w:val="21"/>
-        </w:rPr>
-        <w:t>c_arr</w:t>
-      </w:r>
-      <w:proofErr w:type="spellEnd"/>
-      <w:r>
-        <w:rPr>
-          <w:rFonts w:ascii="Consolas" w:eastAsia="Times New Roman" w:hAnsi="Consolas" w:cs="Times New Roman"/>
-          <w:color w:val="C9D1D9"/>
-          <w:sz w:val="21"/>
-          <w:szCs w:val="21"/>
-        </w:rPr>
-        <w:t>[</w:t>
-      </w:r>
-      <w:proofErr w:type="spellStart"/>
-      <w:r>
-        <w:rPr>
-          <w:rFonts w:ascii="Consolas" w:eastAsia="Times New Roman" w:hAnsi="Consolas" w:cs="Times New Roman"/>
-          <w:color w:val="C9D1D9"/>
-          <w:sz w:val="21"/>
-          <w:szCs w:val="21"/>
-        </w:rPr>
-        <w:t>i</w:t>
-      </w:r>
-      <w:proofErr w:type="spellEnd"/>
-      <w:r>
-        <w:rPr>
-          <w:rFonts w:ascii="Consolas" w:eastAsia="Times New Roman" w:hAnsi="Consolas" w:cs="Times New Roman"/>
-          <w:color w:val="C9D1D9"/>
-          <w:sz w:val="21"/>
-          <w:szCs w:val="21"/>
-        </w:rPr>
-        <w:t xml:space="preserve">] </w:t>
+        <w:t xml:space="preserve"> c_arr[i] </w:t>
       </w:r>
       <w:r>
         <w:rPr>
@@ -10840,9 +8688,53 @@
           <w:sz w:val="21"/>
           <w:szCs w:val="21"/>
         </w:rPr>
+        <w:t xml:space="preserve"> result_c </w:t>
+      </w:r>
+      <w:r>
+        <w:rPr>
+          <w:rFonts w:ascii="Consolas" w:eastAsia="Times New Roman" w:hAnsi="Consolas" w:cs="Times New Roman"/>
+          <w:color w:val="D4D4D4"/>
+          <w:sz w:val="21"/>
+          <w:szCs w:val="21"/>
+        </w:rPr>
+        <w:t>&lt;&lt;</w:t>
+      </w:r>
+      <w:r>
+        <w:rPr>
+          <w:rFonts w:ascii="Consolas" w:eastAsia="Times New Roman" w:hAnsi="Consolas" w:cs="Times New Roman"/>
+          <w:color w:val="C9D1D9"/>
+          <w:sz w:val="21"/>
+          <w:szCs w:val="21"/>
+        </w:rPr>
         <w:t xml:space="preserve"> </w:t>
       </w:r>
-      <w:proofErr w:type="spellStart"/>
+      <w:r>
+        <w:rPr>
+          <w:rFonts w:ascii="Consolas" w:eastAsia="Times New Roman" w:hAnsi="Consolas" w:cs="Times New Roman"/>
+          <w:color w:val="A5D6FF"/>
+          <w:sz w:val="21"/>
+          <w:szCs w:val="21"/>
+        </w:rPr>
+        <w:t>"</w:t>
+      </w:r>
+      <w:r>
+        <w:rPr>
+          <w:rFonts w:ascii="Consolas" w:eastAsia="Times New Roman" w:hAnsi="Consolas" w:cs="Times New Roman"/>
+          <w:color w:val="D7BA7D"/>
+          <w:sz w:val="21"/>
+          <w:szCs w:val="21"/>
+        </w:rPr>
+        <w:t>\"</w:t>
+      </w:r>
+      <w:r>
+        <w:rPr>
+          <w:rFonts w:ascii="Consolas" w:eastAsia="Times New Roman" w:hAnsi="Consolas" w:cs="Times New Roman"/>
+          <w:color w:val="A5D6FF"/>
+          <w:sz w:val="21"/>
+          <w:szCs w:val="21"/>
+        </w:rPr>
+        <w:t>"</w:t>
+      </w:r>
       <w:r>
         <w:rPr>
           <w:rFonts w:ascii="Consolas" w:eastAsia="Times New Roman" w:hAnsi="Consolas" w:cs="Times New Roman"/>
@@ -10850,9 +8742,17 @@
           <w:sz w:val="21"/>
           <w:szCs w:val="21"/>
         </w:rPr>
-        <w:t>result_c</w:t>
-      </w:r>
-      <w:proofErr w:type="spellEnd"/>
+        <w:t xml:space="preserve"> </w:t>
+      </w:r>
+      <w:r>
+        <w:rPr>
+          <w:rFonts w:ascii="Consolas" w:eastAsia="Times New Roman" w:hAnsi="Consolas" w:cs="Times New Roman"/>
+          <w:color w:val="D4D4D4"/>
+          <w:sz w:val="21"/>
+          <w:szCs w:val="21"/>
+        </w:rPr>
+        <w:t>&lt;&lt;</w:t>
+      </w:r>
       <w:r>
         <w:rPr>
           <w:rFonts w:ascii="Consolas" w:eastAsia="Times New Roman" w:hAnsi="Consolas" w:cs="Times New Roman"/>
@@ -10865,11 +8765,11 @@
       <w:r>
         <w:rPr>
           <w:rFonts w:ascii="Consolas" w:eastAsia="Times New Roman" w:hAnsi="Consolas" w:cs="Times New Roman"/>
-          <w:color w:val="D4D4D4"/>
-          <w:sz w:val="21"/>
-          <w:szCs w:val="21"/>
-        </w:rPr>
-        <w:t>&lt;&lt;</w:t>
+          <w:color w:val="4EC9B0"/>
+          <w:sz w:val="21"/>
+          <w:szCs w:val="21"/>
+        </w:rPr>
+        <w:t>std</w:t>
       </w:r>
       <w:r>
         <w:rPr>
@@ -10878,101 +8778,7 @@
           <w:sz w:val="21"/>
           <w:szCs w:val="21"/>
         </w:rPr>
-        <w:t xml:space="preserve"> </w:t>
-      </w:r>
-      <w:r>
-        <w:rPr>
-          <w:rFonts w:ascii="Consolas" w:eastAsia="Times New Roman" w:hAnsi="Consolas" w:cs="Times New Roman"/>
-          <w:color w:val="A5D6FF"/>
-          <w:sz w:val="21"/>
-          <w:szCs w:val="21"/>
-        </w:rPr>
-        <w:t>"</w:t>
-      </w:r>
-      <w:r>
-        <w:rPr>
-          <w:rFonts w:ascii="Consolas" w:eastAsia="Times New Roman" w:hAnsi="Consolas" w:cs="Times New Roman"/>
-          <w:color w:val="D7BA7D"/>
-          <w:sz w:val="21"/>
-          <w:szCs w:val="21"/>
-        </w:rPr>
-        <w:t>\"</w:t>
-      </w:r>
-      <w:r>
-        <w:rPr>
-          <w:rFonts w:ascii="Consolas" w:eastAsia="Times New Roman" w:hAnsi="Consolas" w:cs="Times New Roman"/>
-          <w:color w:val="A5D6FF"/>
-          <w:sz w:val="21"/>
-          <w:szCs w:val="21"/>
-        </w:rPr>
-        <w:t>"</w:t>
-      </w:r>
-      <w:r>
-        <w:rPr>
-          <w:rFonts w:ascii="Consolas" w:eastAsia="Times New Roman" w:hAnsi="Consolas" w:cs="Times New Roman"/>
-          <w:color w:val="C9D1D9"/>
-          <w:sz w:val="21"/>
-          <w:szCs w:val="21"/>
-        </w:rPr>
-        <w:t xml:space="preserve"> </w:t>
-      </w:r>
-      <w:r>
-        <w:rPr>
-          <w:rFonts w:ascii="Consolas" w:eastAsia="Times New Roman" w:hAnsi="Consolas" w:cs="Times New Roman"/>
-          <w:color w:val="D4D4D4"/>
-          <w:sz w:val="21"/>
-          <w:szCs w:val="21"/>
-        </w:rPr>
-        <w:t>&lt;&lt;</w:t>
-      </w:r>
-      <w:r>
-        <w:rPr>
-          <w:rFonts w:ascii="Consolas" w:eastAsia="Times New Roman" w:hAnsi="Consolas" w:cs="Times New Roman"/>
-          <w:color w:val="C9D1D9"/>
-          <w:sz w:val="21"/>
-          <w:szCs w:val="21"/>
-        </w:rPr>
-        <w:t xml:space="preserve"> </w:t>
-      </w:r>
-      <w:proofErr w:type="gramStart"/>
-      <w:r>
-        <w:rPr>
-          <w:rFonts w:ascii="Consolas" w:eastAsia="Times New Roman" w:hAnsi="Consolas" w:cs="Times New Roman"/>
-          <w:color w:val="4EC9B0"/>
-          <w:sz w:val="21"/>
-          <w:szCs w:val="21"/>
-        </w:rPr>
-        <w:t>std</w:t>
-      </w:r>
-      <w:r>
-        <w:rPr>
-          <w:rFonts w:ascii="Consolas" w:eastAsia="Times New Roman" w:hAnsi="Consolas" w:cs="Times New Roman"/>
-          <w:color w:val="C9D1D9"/>
-          <w:sz w:val="21"/>
-          <w:szCs w:val="21"/>
-        </w:rPr>
-        <w:t>::</w:t>
-      </w:r>
-      <w:proofErr w:type="spellStart"/>
-      <w:proofErr w:type="gramEnd"/>
-      <w:r>
-        <w:rPr>
-          <w:rFonts w:ascii="Consolas" w:eastAsia="Times New Roman" w:hAnsi="Consolas" w:cs="Times New Roman"/>
-          <w:color w:val="C9D1D9"/>
-          <w:sz w:val="21"/>
-          <w:szCs w:val="21"/>
-        </w:rPr>
-        <w:t>endl</w:t>
-      </w:r>
-      <w:proofErr w:type="spellEnd"/>
-      <w:r>
-        <w:rPr>
-          <w:rFonts w:ascii="Consolas" w:eastAsia="Times New Roman" w:hAnsi="Consolas" w:cs="Times New Roman"/>
-          <w:color w:val="C9D1D9"/>
-          <w:sz w:val="21"/>
-          <w:szCs w:val="21"/>
-        </w:rPr>
-        <w:t>;</w:t>
+        <w:t>::endl;</w:t>
       </w:r>
     </w:p>
     <w:p>
@@ -11034,7 +8840,6 @@
         </w:rPr>
         <w:t xml:space="preserve">    </w:t>
       </w:r>
-      <w:proofErr w:type="gramStart"/>
       <w:r>
         <w:rPr>
           <w:rFonts w:ascii="Consolas" w:eastAsia="Times New Roman" w:hAnsi="Consolas" w:cs="Times New Roman"/>
@@ -11051,10 +8856,17 @@
           <w:sz w:val="21"/>
           <w:szCs w:val="21"/>
         </w:rPr>
-        <w:t>::</w:t>
-      </w:r>
-      <w:proofErr w:type="spellStart"/>
-      <w:proofErr w:type="gramEnd"/>
+        <w:t xml:space="preserve">::cout </w:t>
+      </w:r>
+      <w:r>
+        <w:rPr>
+          <w:rFonts w:ascii="Consolas" w:eastAsia="Times New Roman" w:hAnsi="Consolas" w:cs="Times New Roman"/>
+          <w:color w:val="D4D4D4"/>
+          <w:sz w:val="21"/>
+          <w:szCs w:val="21"/>
+        </w:rPr>
+        <w:t>&lt;&lt;</w:t>
+      </w:r>
       <w:r>
         <w:rPr>
           <w:rFonts w:ascii="Consolas" w:eastAsia="Times New Roman" w:hAnsi="Consolas" w:cs="Times New Roman"/>
@@ -11062,9 +8874,17 @@
           <w:sz w:val="21"/>
           <w:szCs w:val="21"/>
         </w:rPr>
-        <w:t>cout</w:t>
-      </w:r>
-      <w:proofErr w:type="spellEnd"/>
+        <w:t xml:space="preserve"> </w:t>
+      </w:r>
+      <w:r>
+        <w:rPr>
+          <w:rFonts w:ascii="Consolas" w:eastAsia="Times New Roman" w:hAnsi="Consolas" w:cs="Times New Roman"/>
+          <w:color w:val="4EC9B0"/>
+          <w:sz w:val="21"/>
+          <w:szCs w:val="21"/>
+        </w:rPr>
+        <w:t>std</w:t>
+      </w:r>
       <w:r>
         <w:rPr>
           <w:rFonts w:ascii="Consolas" w:eastAsia="Times New Roman" w:hAnsi="Consolas" w:cs="Times New Roman"/>
@@ -11072,11 +8892,47 @@
           <w:sz w:val="21"/>
           <w:szCs w:val="21"/>
         </w:rPr>
+        <w:t xml:space="preserve">::endl </w:t>
+      </w:r>
+      <w:r>
+        <w:rPr>
+          <w:rFonts w:ascii="Consolas" w:eastAsia="Times New Roman" w:hAnsi="Consolas" w:cs="Times New Roman"/>
+          <w:color w:val="D4D4D4"/>
+          <w:sz w:val="21"/>
+          <w:szCs w:val="21"/>
+        </w:rPr>
+        <w:t>&lt;&lt;</w:t>
+      </w:r>
+      <w:r>
+        <w:rPr>
+          <w:rFonts w:ascii="Consolas" w:eastAsia="Times New Roman" w:hAnsi="Consolas" w:cs="Times New Roman"/>
+          <w:color w:val="BBBEBF"/>
+          <w:sz w:val="21"/>
+          <w:szCs w:val="21"/>
+        </w:rPr>
         <w:t xml:space="preserve"> </w:t>
       </w:r>
       <w:r>
         <w:rPr>
           <w:rFonts w:ascii="Consolas" w:eastAsia="Times New Roman" w:hAnsi="Consolas" w:cs="Times New Roman"/>
+          <w:color w:val="A5D6FF"/>
+          <w:sz w:val="21"/>
+          <w:szCs w:val="21"/>
+        </w:rPr>
+        <w:t>"Results (string version):"</w:t>
+      </w:r>
+      <w:r>
+        <w:rPr>
+          <w:rFonts w:ascii="Consolas" w:eastAsia="Times New Roman" w:hAnsi="Consolas" w:cs="Times New Roman"/>
+          <w:color w:val="BBBEBF"/>
+          <w:sz w:val="21"/>
+          <w:szCs w:val="21"/>
+        </w:rPr>
+        <w:t xml:space="preserve"> </w:t>
+      </w:r>
+      <w:r>
+        <w:rPr>
+          <w:rFonts w:ascii="Consolas" w:eastAsia="Times New Roman" w:hAnsi="Consolas" w:cs="Times New Roman"/>
           <w:color w:val="D4D4D4"/>
           <w:sz w:val="21"/>
           <w:szCs w:val="21"/>
@@ -11108,119 +8964,7 @@
           <w:sz w:val="21"/>
           <w:szCs w:val="21"/>
         </w:rPr>
-        <w:t>::</w:t>
-      </w:r>
-      <w:proofErr w:type="spellStart"/>
-      <w:r>
-        <w:rPr>
-          <w:rFonts w:ascii="Consolas" w:eastAsia="Times New Roman" w:hAnsi="Consolas" w:cs="Times New Roman"/>
-          <w:color w:val="BBBEBF"/>
-          <w:sz w:val="21"/>
-          <w:szCs w:val="21"/>
-        </w:rPr>
-        <w:t>endl</w:t>
-      </w:r>
-      <w:proofErr w:type="spellEnd"/>
-      <w:r>
-        <w:rPr>
-          <w:rFonts w:ascii="Consolas" w:eastAsia="Times New Roman" w:hAnsi="Consolas" w:cs="Times New Roman"/>
-          <w:color w:val="BBBEBF"/>
-          <w:sz w:val="21"/>
-          <w:szCs w:val="21"/>
-        </w:rPr>
-        <w:t xml:space="preserve"> </w:t>
-      </w:r>
-      <w:r>
-        <w:rPr>
-          <w:rFonts w:ascii="Consolas" w:eastAsia="Times New Roman" w:hAnsi="Consolas" w:cs="Times New Roman"/>
-          <w:color w:val="D4D4D4"/>
-          <w:sz w:val="21"/>
-          <w:szCs w:val="21"/>
-        </w:rPr>
-        <w:t>&lt;&lt;</w:t>
-      </w:r>
-      <w:r>
-        <w:rPr>
-          <w:rFonts w:ascii="Consolas" w:eastAsia="Times New Roman" w:hAnsi="Consolas" w:cs="Times New Roman"/>
-          <w:color w:val="BBBEBF"/>
-          <w:sz w:val="21"/>
-          <w:szCs w:val="21"/>
-        </w:rPr>
-        <w:t xml:space="preserve"> </w:t>
-      </w:r>
-      <w:r>
-        <w:rPr>
-          <w:rFonts w:ascii="Consolas" w:eastAsia="Times New Roman" w:hAnsi="Consolas" w:cs="Times New Roman"/>
-          <w:color w:val="A5D6FF"/>
-          <w:sz w:val="21"/>
-          <w:szCs w:val="21"/>
-        </w:rPr>
-        <w:t>"Results (string version):"</w:t>
-      </w:r>
-      <w:r>
-        <w:rPr>
-          <w:rFonts w:ascii="Consolas" w:eastAsia="Times New Roman" w:hAnsi="Consolas" w:cs="Times New Roman"/>
-          <w:color w:val="BBBEBF"/>
-          <w:sz w:val="21"/>
-          <w:szCs w:val="21"/>
-        </w:rPr>
-        <w:t xml:space="preserve"> </w:t>
-      </w:r>
-      <w:r>
-        <w:rPr>
-          <w:rFonts w:ascii="Consolas" w:eastAsia="Times New Roman" w:hAnsi="Consolas" w:cs="Times New Roman"/>
-          <w:color w:val="D4D4D4"/>
-          <w:sz w:val="21"/>
-          <w:szCs w:val="21"/>
-        </w:rPr>
-        <w:t>&lt;&lt;</w:t>
-      </w:r>
-      <w:r>
-        <w:rPr>
-          <w:rFonts w:ascii="Consolas" w:eastAsia="Times New Roman" w:hAnsi="Consolas" w:cs="Times New Roman"/>
-          <w:color w:val="BBBEBF"/>
-          <w:sz w:val="21"/>
-          <w:szCs w:val="21"/>
-        </w:rPr>
-        <w:t xml:space="preserve"> </w:t>
-      </w:r>
-      <w:r>
-        <w:rPr>
-          <w:rFonts w:ascii="Consolas" w:eastAsia="Times New Roman" w:hAnsi="Consolas" w:cs="Times New Roman"/>
-          <w:color w:val="4EC9B0"/>
-          <w:sz w:val="21"/>
-          <w:szCs w:val="21"/>
-        </w:rPr>
-        <w:t>std</w:t>
-      </w:r>
-      <w:r>
-        <w:rPr>
-          <w:rFonts w:ascii="Consolas" w:eastAsia="Times New Roman" w:hAnsi="Consolas" w:cs="Times New Roman"/>
-          <w:color w:val="BBBEBF"/>
-          <w:sz w:val="21"/>
-          <w:szCs w:val="21"/>
-        </w:rPr>
-        <w:t>::</w:t>
-      </w:r>
-      <w:proofErr w:type="spellStart"/>
-      <w:r>
-        <w:rPr>
-          <w:rFonts w:ascii="Consolas" w:eastAsia="Times New Roman" w:hAnsi="Consolas" w:cs="Times New Roman"/>
-          <w:color w:val="BBBEBF"/>
-          <w:sz w:val="21"/>
-          <w:szCs w:val="21"/>
-        </w:rPr>
-        <w:t>endl</w:t>
-      </w:r>
-      <w:proofErr w:type="spellEnd"/>
-      <w:r>
-        <w:rPr>
-          <w:rFonts w:ascii="Consolas" w:eastAsia="Times New Roman" w:hAnsi="Consolas" w:cs="Times New Roman"/>
-          <w:color w:val="BBBEBF"/>
-          <w:sz w:val="21"/>
-          <w:szCs w:val="21"/>
-        </w:rPr>
-        <w:t>;</w:t>
+        <w:t>::endl;</w:t>
       </w:r>
     </w:p>
     <w:p>
@@ -11243,27 +8987,7 @@
           <w:sz w:val="21"/>
           <w:szCs w:val="21"/>
         </w:rPr>
-        <w:t xml:space="preserve">    </w:t>
-      </w:r>
-      <w:proofErr w:type="spellStart"/>
-      <w:r>
-        <w:rPr>
-          <w:rFonts w:ascii="Consolas" w:eastAsia="Times New Roman" w:hAnsi="Consolas" w:cs="Times New Roman"/>
-          <w:color w:val="BBBEBF"/>
-          <w:sz w:val="21"/>
-          <w:szCs w:val="21"/>
-        </w:rPr>
-        <w:t>i</w:t>
-      </w:r>
-      <w:proofErr w:type="spellEnd"/>
-      <w:r>
-        <w:rPr>
-          <w:rFonts w:ascii="Consolas" w:eastAsia="Times New Roman" w:hAnsi="Consolas" w:cs="Times New Roman"/>
-          <w:color w:val="BBBEBF"/>
-          <w:sz w:val="21"/>
-          <w:szCs w:val="21"/>
-        </w:rPr>
-        <w:t xml:space="preserve"> </w:t>
+        <w:t xml:space="preserve">    i </w:t>
       </w:r>
       <w:r>
         <w:rPr>
@@ -11360,7 +9084,6 @@
         </w:rPr>
         <w:t>++</w:t>
       </w:r>
-      <w:proofErr w:type="spellStart"/>
       <w:r>
         <w:rPr>
           <w:rFonts w:ascii="Consolas" w:eastAsia="Times New Roman" w:hAnsi="Consolas" w:cs="Times New Roman"/>
@@ -11368,17 +9091,7 @@
           <w:sz w:val="21"/>
           <w:szCs w:val="21"/>
         </w:rPr>
-        <w:t>i</w:t>
-      </w:r>
-      <w:proofErr w:type="spellEnd"/>
-      <w:r>
-        <w:rPr>
-          <w:rFonts w:ascii="Consolas" w:eastAsia="Times New Roman" w:hAnsi="Consolas" w:cs="Times New Roman"/>
-          <w:color w:val="BBBEBF"/>
-          <w:sz w:val="21"/>
-          <w:szCs w:val="21"/>
-        </w:rPr>
-        <w:t xml:space="preserve"> </w:t>
+        <w:t xml:space="preserve">i </w:t>
       </w:r>
       <w:r>
         <w:rPr>
@@ -11453,7 +9166,6 @@
         </w:rPr>
         <w:t xml:space="preserve">        </w:t>
       </w:r>
-      <w:proofErr w:type="spellStart"/>
       <w:r>
         <w:rPr>
           <w:rFonts w:ascii="Consolas" w:eastAsia="Times New Roman" w:hAnsi="Consolas" w:cs="Times New Roman"/>
@@ -11463,7 +9175,6 @@
         </w:rPr>
         <w:t>shortestWord</w:t>
       </w:r>
-      <w:proofErr w:type="spellEnd"/>
       <w:r>
         <w:rPr>
           <w:rFonts w:ascii="Consolas" w:eastAsia="Times New Roman" w:hAnsi="Consolas" w:cs="Times New Roman"/>
@@ -11471,67 +9182,7 @@
           <w:sz w:val="21"/>
           <w:szCs w:val="21"/>
         </w:rPr>
-        <w:t>(</w:t>
-      </w:r>
-      <w:proofErr w:type="spellStart"/>
-      <w:r>
-        <w:rPr>
-          <w:rFonts w:ascii="Consolas" w:eastAsia="Times New Roman" w:hAnsi="Consolas" w:cs="Times New Roman"/>
-          <w:color w:val="C9D1D9"/>
-          <w:sz w:val="21"/>
-          <w:szCs w:val="21"/>
-        </w:rPr>
-        <w:t>s_arr</w:t>
-      </w:r>
-      <w:proofErr w:type="spellEnd"/>
-      <w:r>
-        <w:rPr>
-          <w:rFonts w:ascii="Consolas" w:eastAsia="Times New Roman" w:hAnsi="Consolas" w:cs="Times New Roman"/>
-          <w:color w:val="C9D1D9"/>
-          <w:sz w:val="21"/>
-          <w:szCs w:val="21"/>
-        </w:rPr>
-        <w:t>[</w:t>
-      </w:r>
-      <w:proofErr w:type="spellStart"/>
-      <w:r>
-        <w:rPr>
-          <w:rFonts w:ascii="Consolas" w:eastAsia="Times New Roman" w:hAnsi="Consolas" w:cs="Times New Roman"/>
-          <w:color w:val="C9D1D9"/>
-          <w:sz w:val="21"/>
-          <w:szCs w:val="21"/>
-        </w:rPr>
-        <w:t>i</w:t>
-      </w:r>
-      <w:proofErr w:type="spellEnd"/>
-      <w:r>
-        <w:rPr>
-          <w:rFonts w:ascii="Consolas" w:eastAsia="Times New Roman" w:hAnsi="Consolas" w:cs="Times New Roman"/>
-          <w:color w:val="C9D1D9"/>
-          <w:sz w:val="21"/>
-          <w:szCs w:val="21"/>
-        </w:rPr>
-        <w:t xml:space="preserve">], </w:t>
-      </w:r>
-      <w:proofErr w:type="spellStart"/>
-      <w:r>
-        <w:rPr>
-          <w:rFonts w:ascii="Consolas" w:eastAsia="Times New Roman" w:hAnsi="Consolas" w:cs="Times New Roman"/>
-          <w:color w:val="C9D1D9"/>
-          <w:sz w:val="21"/>
-          <w:szCs w:val="21"/>
-        </w:rPr>
-        <w:t>result_s</w:t>
-      </w:r>
-      <w:proofErr w:type="spellEnd"/>
-      <w:r>
-        <w:rPr>
-          <w:rFonts w:ascii="Consolas" w:eastAsia="Times New Roman" w:hAnsi="Consolas" w:cs="Times New Roman"/>
-          <w:color w:val="C9D1D9"/>
-          <w:sz w:val="21"/>
-          <w:szCs w:val="21"/>
-        </w:rPr>
-        <w:t>);</w:t>
+        <w:t>(s_arr[i], result_s);</w:t>
       </w:r>
     </w:p>
     <w:p>
@@ -11556,7 +9207,6 @@
         </w:rPr>
         <w:t xml:space="preserve">        </w:t>
       </w:r>
-      <w:proofErr w:type="gramStart"/>
       <w:r>
         <w:rPr>
           <w:rFonts w:ascii="Consolas" w:eastAsia="Times New Roman" w:hAnsi="Consolas" w:cs="Times New Roman"/>
@@ -11573,10 +9223,17 @@
           <w:sz w:val="21"/>
           <w:szCs w:val="21"/>
         </w:rPr>
-        <w:t>::</w:t>
-      </w:r>
-      <w:proofErr w:type="spellStart"/>
-      <w:proofErr w:type="gramEnd"/>
+        <w:t xml:space="preserve">::cout </w:t>
+      </w:r>
+      <w:r>
+        <w:rPr>
+          <w:rFonts w:ascii="Consolas" w:eastAsia="Times New Roman" w:hAnsi="Consolas" w:cs="Times New Roman"/>
+          <w:color w:val="D4D4D4"/>
+          <w:sz w:val="21"/>
+          <w:szCs w:val="21"/>
+        </w:rPr>
+        <w:t>&lt;&lt;</w:t>
+      </w:r>
       <w:r>
         <w:rPr>
           <w:rFonts w:ascii="Consolas" w:eastAsia="Times New Roman" w:hAnsi="Consolas" w:cs="Times New Roman"/>
@@ -11584,9 +9241,35 @@
           <w:sz w:val="21"/>
           <w:szCs w:val="21"/>
         </w:rPr>
-        <w:t>cout</w:t>
-      </w:r>
-      <w:proofErr w:type="spellEnd"/>
+        <w:t xml:space="preserve"> </w:t>
+      </w:r>
+      <w:r>
+        <w:rPr>
+          <w:rFonts w:ascii="Consolas" w:eastAsia="Times New Roman" w:hAnsi="Consolas" w:cs="Times New Roman"/>
+          <w:color w:val="A5D6FF"/>
+          <w:sz w:val="21"/>
+          <w:szCs w:val="21"/>
+        </w:rPr>
+        <w:t>"</w:t>
+      </w:r>
+      <w:r>
+        <w:rPr>
+          <w:rFonts w:ascii="Consolas" w:eastAsia="Times New Roman" w:hAnsi="Consolas" w:cs="Times New Roman"/>
+          <w:color w:val="D7BA7D"/>
+          <w:sz w:val="21"/>
+          <w:szCs w:val="21"/>
+        </w:rPr>
+        <w:t>\"</w:t>
+      </w:r>
+      <w:r>
+        <w:rPr>
+          <w:rFonts w:ascii="Consolas" w:eastAsia="Times New Roman" w:hAnsi="Consolas" w:cs="Times New Roman"/>
+          <w:color w:val="A5D6FF"/>
+          <w:sz w:val="21"/>
+          <w:szCs w:val="21"/>
+        </w:rPr>
+        <w:t>"</w:t>
+      </w:r>
       <w:r>
         <w:rPr>
           <w:rFonts w:ascii="Consolas" w:eastAsia="Times New Roman" w:hAnsi="Consolas" w:cs="Times New Roman"/>
@@ -11612,101 +9295,7 @@
           <w:sz w:val="21"/>
           <w:szCs w:val="21"/>
         </w:rPr>
-        <w:t xml:space="preserve"> </w:t>
-      </w:r>
-      <w:r>
-        <w:rPr>
-          <w:rFonts w:ascii="Consolas" w:eastAsia="Times New Roman" w:hAnsi="Consolas" w:cs="Times New Roman"/>
-          <w:color w:val="A5D6FF"/>
-          <w:sz w:val="21"/>
-          <w:szCs w:val="21"/>
-        </w:rPr>
-        <w:t>"</w:t>
-      </w:r>
-      <w:r>
-        <w:rPr>
-          <w:rFonts w:ascii="Consolas" w:eastAsia="Times New Roman" w:hAnsi="Consolas" w:cs="Times New Roman"/>
-          <w:color w:val="D7BA7D"/>
-          <w:sz w:val="21"/>
-          <w:szCs w:val="21"/>
-        </w:rPr>
-        <w:t>\"</w:t>
-      </w:r>
-      <w:r>
-        <w:rPr>
-          <w:rFonts w:ascii="Consolas" w:eastAsia="Times New Roman" w:hAnsi="Consolas" w:cs="Times New Roman"/>
-          <w:color w:val="A5D6FF"/>
-          <w:sz w:val="21"/>
-          <w:szCs w:val="21"/>
-        </w:rPr>
-        <w:t>"</w:t>
-      </w:r>
-      <w:r>
-        <w:rPr>
-          <w:rFonts w:ascii="Consolas" w:eastAsia="Times New Roman" w:hAnsi="Consolas" w:cs="Times New Roman"/>
-          <w:color w:val="C9D1D9"/>
-          <w:sz w:val="21"/>
-          <w:szCs w:val="21"/>
-        </w:rPr>
-        <w:t xml:space="preserve"> </w:t>
-      </w:r>
-      <w:r>
-        <w:rPr>
-          <w:rFonts w:ascii="Consolas" w:eastAsia="Times New Roman" w:hAnsi="Consolas" w:cs="Times New Roman"/>
-          <w:color w:val="D4D4D4"/>
-          <w:sz w:val="21"/>
-          <w:szCs w:val="21"/>
-        </w:rPr>
-        <w:t>&lt;&lt;</w:t>
-      </w:r>
-      <w:r>
-        <w:rPr>
-          <w:rFonts w:ascii="Consolas" w:eastAsia="Times New Roman" w:hAnsi="Consolas" w:cs="Times New Roman"/>
-          <w:color w:val="C9D1D9"/>
-          <w:sz w:val="21"/>
-          <w:szCs w:val="21"/>
-        </w:rPr>
-        <w:t xml:space="preserve"> </w:t>
-      </w:r>
-      <w:proofErr w:type="spellStart"/>
-      <w:r>
-        <w:rPr>
-          <w:rFonts w:ascii="Consolas" w:eastAsia="Times New Roman" w:hAnsi="Consolas" w:cs="Times New Roman"/>
-          <w:color w:val="C9D1D9"/>
-          <w:sz w:val="21"/>
-          <w:szCs w:val="21"/>
-        </w:rPr>
-        <w:t>s_arr</w:t>
-      </w:r>
-      <w:proofErr w:type="spellEnd"/>
-      <w:r>
-        <w:rPr>
-          <w:rFonts w:ascii="Consolas" w:eastAsia="Times New Roman" w:hAnsi="Consolas" w:cs="Times New Roman"/>
-          <w:color w:val="C9D1D9"/>
-          <w:sz w:val="21"/>
-          <w:szCs w:val="21"/>
-        </w:rPr>
-        <w:t>[</w:t>
-      </w:r>
-      <w:proofErr w:type="spellStart"/>
-      <w:r>
-        <w:rPr>
-          <w:rFonts w:ascii="Consolas" w:eastAsia="Times New Roman" w:hAnsi="Consolas" w:cs="Times New Roman"/>
-          <w:color w:val="C9D1D9"/>
-          <w:sz w:val="21"/>
-          <w:szCs w:val="21"/>
-        </w:rPr>
-        <w:t>i</w:t>
-      </w:r>
-      <w:proofErr w:type="spellEnd"/>
-      <w:r>
-        <w:rPr>
-          <w:rFonts w:ascii="Consolas" w:eastAsia="Times New Roman" w:hAnsi="Consolas" w:cs="Times New Roman"/>
-          <w:color w:val="C9D1D9"/>
-          <w:sz w:val="21"/>
-          <w:szCs w:val="21"/>
-        </w:rPr>
-        <w:t xml:space="preserve">] </w:t>
+        <w:t xml:space="preserve"> s_arr[i] </w:t>
       </w:r>
       <w:r>
         <w:rPr>
@@ -11810,9 +9399,53 @@
           <w:sz w:val="21"/>
           <w:szCs w:val="21"/>
         </w:rPr>
+        <w:t xml:space="preserve"> result_s </w:t>
+      </w:r>
+      <w:r>
+        <w:rPr>
+          <w:rFonts w:ascii="Consolas" w:eastAsia="Times New Roman" w:hAnsi="Consolas" w:cs="Times New Roman"/>
+          <w:color w:val="D4D4D4"/>
+          <w:sz w:val="21"/>
+          <w:szCs w:val="21"/>
+        </w:rPr>
+        <w:t>&lt;&lt;</w:t>
+      </w:r>
+      <w:r>
+        <w:rPr>
+          <w:rFonts w:ascii="Consolas" w:eastAsia="Times New Roman" w:hAnsi="Consolas" w:cs="Times New Roman"/>
+          <w:color w:val="C9D1D9"/>
+          <w:sz w:val="21"/>
+          <w:szCs w:val="21"/>
+        </w:rPr>
         <w:t xml:space="preserve"> </w:t>
       </w:r>
-      <w:proofErr w:type="spellStart"/>
+      <w:r>
+        <w:rPr>
+          <w:rFonts w:ascii="Consolas" w:eastAsia="Times New Roman" w:hAnsi="Consolas" w:cs="Times New Roman"/>
+          <w:color w:val="A5D6FF"/>
+          <w:sz w:val="21"/>
+          <w:szCs w:val="21"/>
+        </w:rPr>
+        <w:t>"</w:t>
+      </w:r>
+      <w:r>
+        <w:rPr>
+          <w:rFonts w:ascii="Consolas" w:eastAsia="Times New Roman" w:hAnsi="Consolas" w:cs="Times New Roman"/>
+          <w:color w:val="D7BA7D"/>
+          <w:sz w:val="21"/>
+          <w:szCs w:val="21"/>
+        </w:rPr>
+        <w:t>\"</w:t>
+      </w:r>
+      <w:r>
+        <w:rPr>
+          <w:rFonts w:ascii="Consolas" w:eastAsia="Times New Roman" w:hAnsi="Consolas" w:cs="Times New Roman"/>
+          <w:color w:val="A5D6FF"/>
+          <w:sz w:val="21"/>
+          <w:szCs w:val="21"/>
+        </w:rPr>
+        <w:t>"</w:t>
+      </w:r>
       <w:r>
         <w:rPr>
           <w:rFonts w:ascii="Consolas" w:eastAsia="Times New Roman" w:hAnsi="Consolas" w:cs="Times New Roman"/>
@@ -11820,9 +9453,17 @@
           <w:sz w:val="21"/>
           <w:szCs w:val="21"/>
         </w:rPr>
-        <w:t>result_s</w:t>
-      </w:r>
-      <w:proofErr w:type="spellEnd"/>
+        <w:t xml:space="preserve"> </w:t>
+      </w:r>
+      <w:r>
+        <w:rPr>
+          <w:rFonts w:ascii="Consolas" w:eastAsia="Times New Roman" w:hAnsi="Consolas" w:cs="Times New Roman"/>
+          <w:color w:val="D4D4D4"/>
+          <w:sz w:val="21"/>
+          <w:szCs w:val="21"/>
+        </w:rPr>
+        <w:t>&lt;&lt;</w:t>
+      </w:r>
       <w:r>
         <w:rPr>
           <w:rFonts w:ascii="Consolas" w:eastAsia="Times New Roman" w:hAnsi="Consolas" w:cs="Times New Roman"/>
@@ -11835,11 +9476,11 @@
       <w:r>
         <w:rPr>
           <w:rFonts w:ascii="Consolas" w:eastAsia="Times New Roman" w:hAnsi="Consolas" w:cs="Times New Roman"/>
-          <w:color w:val="D4D4D4"/>
-          <w:sz w:val="21"/>
-          <w:szCs w:val="21"/>
-        </w:rPr>
-        <w:t>&lt;&lt;</w:t>
+          <w:color w:val="4EC9B0"/>
+          <w:sz w:val="21"/>
+          <w:szCs w:val="21"/>
+        </w:rPr>
+        <w:t>std</w:t>
       </w:r>
       <w:r>
         <w:rPr>
@@ -11848,101 +9489,7 @@
           <w:sz w:val="21"/>
           <w:szCs w:val="21"/>
         </w:rPr>
-        <w:t xml:space="preserve"> </w:t>
-      </w:r>
-      <w:r>
-        <w:rPr>
-          <w:rFonts w:ascii="Consolas" w:eastAsia="Times New Roman" w:hAnsi="Consolas" w:cs="Times New Roman"/>
-          <w:color w:val="A5D6FF"/>
-          <w:sz w:val="21"/>
-          <w:szCs w:val="21"/>
-        </w:rPr>
-        <w:t>"</w:t>
-      </w:r>
-      <w:r>
-        <w:rPr>
-          <w:rFonts w:ascii="Consolas" w:eastAsia="Times New Roman" w:hAnsi="Consolas" w:cs="Times New Roman"/>
-          <w:color w:val="D7BA7D"/>
-          <w:sz w:val="21"/>
-          <w:szCs w:val="21"/>
-        </w:rPr>
-        <w:t>\"</w:t>
-      </w:r>
-      <w:r>
-        <w:rPr>
-          <w:rFonts w:ascii="Consolas" w:eastAsia="Times New Roman" w:hAnsi="Consolas" w:cs="Times New Roman"/>
-          <w:color w:val="A5D6FF"/>
-          <w:sz w:val="21"/>
-          <w:szCs w:val="21"/>
-        </w:rPr>
-        <w:t>"</w:t>
-      </w:r>
-      <w:r>
-        <w:rPr>
-          <w:rFonts w:ascii="Consolas" w:eastAsia="Times New Roman" w:hAnsi="Consolas" w:cs="Times New Roman"/>
-          <w:color w:val="C9D1D9"/>
-          <w:sz w:val="21"/>
-          <w:szCs w:val="21"/>
-        </w:rPr>
-        <w:t xml:space="preserve"> </w:t>
-      </w:r>
-      <w:r>
-        <w:rPr>
-          <w:rFonts w:ascii="Consolas" w:eastAsia="Times New Roman" w:hAnsi="Consolas" w:cs="Times New Roman"/>
-          <w:color w:val="D4D4D4"/>
-          <w:sz w:val="21"/>
-          <w:szCs w:val="21"/>
-        </w:rPr>
-        <w:t>&lt;&lt;</w:t>
-      </w:r>
-      <w:r>
-        <w:rPr>
-          <w:rFonts w:ascii="Consolas" w:eastAsia="Times New Roman" w:hAnsi="Consolas" w:cs="Times New Roman"/>
-          <w:color w:val="C9D1D9"/>
-          <w:sz w:val="21"/>
-          <w:szCs w:val="21"/>
-        </w:rPr>
-        <w:t xml:space="preserve"> </w:t>
-      </w:r>
-      <w:proofErr w:type="gramStart"/>
-      <w:r>
-        <w:rPr>
-          <w:rFonts w:ascii="Consolas" w:eastAsia="Times New Roman" w:hAnsi="Consolas" w:cs="Times New Roman"/>
-          <w:color w:val="4EC9B0"/>
-          <w:sz w:val="21"/>
-          <w:szCs w:val="21"/>
-        </w:rPr>
-        <w:t>std</w:t>
-      </w:r>
-      <w:r>
-        <w:rPr>
-          <w:rFonts w:ascii="Consolas" w:eastAsia="Times New Roman" w:hAnsi="Consolas" w:cs="Times New Roman"/>
-          <w:color w:val="C9D1D9"/>
-          <w:sz w:val="21"/>
-          <w:szCs w:val="21"/>
-        </w:rPr>
-        <w:t>::</w:t>
-      </w:r>
-      <w:proofErr w:type="spellStart"/>
-      <w:proofErr w:type="gramEnd"/>
-      <w:r>
-        <w:rPr>
-          <w:rFonts w:ascii="Consolas" w:eastAsia="Times New Roman" w:hAnsi="Consolas" w:cs="Times New Roman"/>
-          <w:color w:val="C9D1D9"/>
-          <w:sz w:val="21"/>
-          <w:szCs w:val="21"/>
-        </w:rPr>
-        <w:t>endl</w:t>
-      </w:r>
-      <w:proofErr w:type="spellEnd"/>
-      <w:r>
-        <w:rPr>
-          <w:rFonts w:ascii="Consolas" w:eastAsia="Times New Roman" w:hAnsi="Consolas" w:cs="Times New Roman"/>
-          <w:color w:val="C9D1D9"/>
-          <w:sz w:val="21"/>
-          <w:szCs w:val="21"/>
-        </w:rPr>
-        <w:t>;</w:t>
+        <w:t>::endl;</w:t>
       </w:r>
     </w:p>
     <w:p>
@@ -12127,7 +9674,7 @@
                     <pic:cNvPicPr/>
                   </pic:nvPicPr>
                   <pic:blipFill>
-                    <a:blip r:embed="rId17">
+                    <a:blip r:embed="rId15">
                       <a:extLst>
                         <a:ext uri="{28A0092B-C50C-407E-A947-70E740481C1C}">
                           <a14:useLocalDpi xmlns:a14="http://schemas.microsoft.com/office/drawing/2010/main" val="0"/>
@@ -12691,28 +10238,12 @@
                 <w:sz w:val="22"/>
               </w:rPr>
             </w:pPr>
-            <w:proofErr w:type="spellStart"/>
             <w:r>
               <w:rPr>
                 <w:sz w:val="22"/>
               </w:rPr>
-              <w:t>abc</w:t>
+              <w:t>abc def ghi</w:t>
             </w:r>
-            <w:proofErr w:type="spellEnd"/>
-            <w:r>
-              <w:rPr>
-                <w:sz w:val="22"/>
-              </w:rPr>
-              <w:t xml:space="preserve"> def </w:t>
-            </w:r>
-            <w:proofErr w:type="spellStart"/>
-            <w:r>
-              <w:rPr>
-                <w:sz w:val="22"/>
-              </w:rPr>
-              <w:t>ghi</w:t>
-            </w:r>
-            <w:proofErr w:type="spellEnd"/>
           </w:p>
         </w:tc>
         <w:tc>
@@ -12731,21 +10262,7 @@
               <w:rPr>
                 <w:sz w:val="22"/>
               </w:rPr>
-              <w:t>Any 3-letter word may be returned. The implementation returns the first one: "</w:t>
-            </w:r>
-            <w:proofErr w:type="spellStart"/>
-            <w:r>
-              <w:rPr>
-                <w:sz w:val="22"/>
-              </w:rPr>
-              <w:t>abc</w:t>
-            </w:r>
-            <w:proofErr w:type="spellEnd"/>
-            <w:r>
-              <w:rPr>
-                <w:sz w:val="22"/>
-              </w:rPr>
-              <w:t>"</w:t>
+              <w:t>Any 3-letter word may be returned. The implementation returns the first one: "abc"</w:t>
             </w:r>
           </w:p>
         </w:tc>
@@ -12765,21 +10282,7 @@
               <w:rPr>
                 <w:sz w:val="22"/>
               </w:rPr>
-              <w:t>The program outputs "</w:t>
-            </w:r>
-            <w:proofErr w:type="spellStart"/>
-            <w:r>
-              <w:rPr>
-                <w:sz w:val="22"/>
-              </w:rPr>
-              <w:t>abc</w:t>
-            </w:r>
-            <w:proofErr w:type="spellEnd"/>
-            <w:r>
-              <w:rPr>
-                <w:sz w:val="22"/>
-              </w:rPr>
-              <w:t>" for both overloads</w:t>
+              <w:t>The program outputs "abc" for both overloads</w:t>
             </w:r>
           </w:p>
         </w:tc>
@@ -13172,21 +10675,7 @@
               <w:rPr>
                 <w:sz w:val="22"/>
               </w:rPr>
-              <w:t>The program outputs "</w:t>
-            </w:r>
-            <w:proofErr w:type="gramStart"/>
-            <w:r>
-              <w:rPr>
-                <w:sz w:val="22"/>
-              </w:rPr>
-              <w:t>is</w:t>
-            </w:r>
-            <w:proofErr w:type="gramEnd"/>
-            <w:r>
-              <w:rPr>
-                <w:sz w:val="22"/>
-              </w:rPr>
-              <w:t>" for both overloads</w:t>
+              <w:t>The program outputs "is" for both overloads</w:t>
             </w:r>
           </w:p>
         </w:tc>
@@ -13515,15 +11004,7 @@
         <w:ind w:firstLine="0"/>
       </w:pPr>
       <w:r>
-        <w:t xml:space="preserve">A C/C++ program was developed to identify the shortest word in user-provided strings, implemented using two overloaded functions - one operating on null-terminated c-strings and one on </w:t>
-      </w:r>
-      <w:proofErr w:type="gramStart"/>
-      <w:r>
-        <w:t>std::</w:t>
-      </w:r>
-      <w:proofErr w:type="gramEnd"/>
-      <w:r>
-        <w:t>string objects. All requirements were fulfilled, including the use of const parameters, prohibition of direct conversions between string types, and keeping all user interaction confined to main.</w:t>
+        <w:t>A C/C++ program was developed to identify the shortest word in user-provided strings, implemented using two overloaded functions - one operating on null-terminated c-strings and one on std::string objects. All requirements were fulfilled, including the use of const parameters, prohibition of direct conversions between string types, and keeping all user interaction confined to main.</w:t>
       </w:r>
     </w:p>
     <w:p>
@@ -13539,23 +11020,7 @@
         <w:ind w:firstLine="0"/>
       </w:pPr>
       <w:r>
-        <w:t xml:space="preserve">Limitations include handling of only space-delimited words (no punctuation stripping) and a fixed maximum input length of 255 characters imposed by </w:t>
-      </w:r>
-      <w:proofErr w:type="spellStart"/>
-      <w:r>
-        <w:t>getline</w:t>
-      </w:r>
-      <w:proofErr w:type="spellEnd"/>
-      <w:r>
-        <w:t xml:space="preserve"> with a static buffer. The program performs reliably for all valid inputs tested. Key challenges: correctly handling edge cases such as single-word strings, strings where all words share the same length, and ensuring the c-string and </w:t>
-      </w:r>
-      <w:proofErr w:type="gramStart"/>
-      <w:r>
-        <w:t>std::</w:t>
-      </w:r>
-      <w:proofErr w:type="gramEnd"/>
-      <w:r>
-        <w:t>string overloads behave identically. No algorithmic complications were encountered.</w:t>
+        <w:t>Limitations include handling of only space-delimited words (no punctuation stripping) and a fixed maximum input length of 255 characters imposed by getline with a static buffer. The program performs reliably for all valid inputs tested. Key challenges: correctly handling edge cases such as single-word strings, strings where all words share the same length, and ensuring the c-string and std::string overloads behave identically. No algorithmic complications were encountered.</w:t>
       </w:r>
     </w:p>
     <w:p>
@@ -13563,28 +11028,12 @@
         <w:ind w:firstLine="0"/>
       </w:pPr>
       <w:r>
-        <w:t xml:space="preserve">Skills acquired include function overloading, manual character-level string traversal, and robust input validation using </w:t>
-      </w:r>
-      <w:proofErr w:type="spellStart"/>
-      <w:r>
-        <w:t>cin</w:t>
-      </w:r>
-      <w:proofErr w:type="spellEnd"/>
-      <w:r>
-        <w:t xml:space="preserve"> with ignore. The task required approximately 2 hours, primarily spent testing edge cases. This lab reinforced practical understanding of function overloading, string representations in C++, and the differences between c-string and </w:t>
-      </w:r>
-      <w:proofErr w:type="gramStart"/>
-      <w:r>
-        <w:t>std::</w:t>
-      </w:r>
-      <w:proofErr w:type="gramEnd"/>
-      <w:r>
-        <w:t>string manipulation.</w:t>
+        <w:t>Skills acquired include function overloading, manual character-level string traversal, and robust input validation using cin with ignore. The task required approximately 2 hours, primarily spent testing edge cases. This lab reinforced practical understanding of function overloading, string representations in C++, and the differences between c-string and std::string manipulation.</w:t>
       </w:r>
     </w:p>
     <w:sectPr>
-      <w:headerReference w:type="default" r:id="rId18"/>
-      <w:footerReference w:type="default" r:id="rId19"/>
+      <w:headerReference w:type="default" r:id="rId16"/>
+      <w:footerReference w:type="default" r:id="rId17"/>
       <w:pgSz w:w="12240" w:h="15840"/>
       <w:pgMar w:top="1134" w:right="850" w:bottom="1134" w:left="1701" w:header="567" w:footer="567" w:gutter="0"/>
       <w:cols w:space="720"/>
@@ -14090,6 +11539,155 @@
     </w:lvl>
   </w:abstractNum>
   <w:abstractNum w:abstractNumId="4" w15:restartNumberingAfterBreak="0">
+    <w:nsid w:val="0D8A1A54"/>
+    <w:multiLevelType w:val="multilevel"/>
+    <w:tmpl w:val="901CF906"/>
+    <w:lvl w:ilvl="0">
+      <w:start w:val="1"/>
+      <w:numFmt w:val="bullet"/>
+      <w:lvlText w:val=""/>
+      <w:lvlJc w:val="left"/>
+      <w:pPr>
+        <w:tabs>
+          <w:tab w:val="num" w:pos="720"/>
+        </w:tabs>
+        <w:ind w:left="720" w:hanging="360"/>
+      </w:pPr>
+      <w:rPr>
+        <w:rFonts w:ascii="Symbol" w:hAnsi="Symbol" w:hint="default"/>
+        <w:sz w:val="20"/>
+      </w:rPr>
+    </w:lvl>
+    <w:lvl w:ilvl="1" w:tentative="1">
+      <w:start w:val="1"/>
+      <w:numFmt w:val="bullet"/>
+      <w:lvlText w:val="o"/>
+      <w:lvlJc w:val="left"/>
+      <w:pPr>
+        <w:tabs>
+          <w:tab w:val="num" w:pos="1440"/>
+        </w:tabs>
+        <w:ind w:left="1440" w:hanging="360"/>
+      </w:pPr>
+      <w:rPr>
+        <w:rFonts w:ascii="Courier New" w:hAnsi="Courier New" w:hint="default"/>
+        <w:sz w:val="20"/>
+      </w:rPr>
+    </w:lvl>
+    <w:lvl w:ilvl="2" w:tentative="1">
+      <w:start w:val="1"/>
+      <w:numFmt w:val="bullet"/>
+      <w:lvlText w:val=""/>
+      <w:lvlJc w:val="left"/>
+      <w:pPr>
+        <w:tabs>
+          <w:tab w:val="num" w:pos="2160"/>
+        </w:tabs>
+        <w:ind w:left="2160" w:hanging="360"/>
+      </w:pPr>
+      <w:rPr>
+        <w:rFonts w:ascii="Wingdings" w:hAnsi="Wingdings" w:hint="default"/>
+        <w:sz w:val="20"/>
+      </w:rPr>
+    </w:lvl>
+    <w:lvl w:ilvl="3" w:tentative="1">
+      <w:start w:val="1"/>
+      <w:numFmt w:val="bullet"/>
+      <w:lvlText w:val=""/>
+      <w:lvlJc w:val="left"/>
+      <w:pPr>
+        <w:tabs>
+          <w:tab w:val="num" w:pos="2880"/>
+        </w:tabs>
+        <w:ind w:left="2880" w:hanging="360"/>
+      </w:pPr>
+      <w:rPr>
+        <w:rFonts w:ascii="Wingdings" w:hAnsi="Wingdings" w:hint="default"/>
+        <w:sz w:val="20"/>
+      </w:rPr>
+    </w:lvl>
+    <w:lvl w:ilvl="4" w:tentative="1">
+      <w:start w:val="1"/>
+      <w:numFmt w:val="bullet"/>
+      <w:lvlText w:val=""/>
+      <w:lvlJc w:val="left"/>
+      <w:pPr>
+        <w:tabs>
+          <w:tab w:val="num" w:pos="3600"/>
+        </w:tabs>
+        <w:ind w:left="3600" w:hanging="360"/>
+      </w:pPr>
+      <w:rPr>
+        <w:rFonts w:ascii="Wingdings" w:hAnsi="Wingdings" w:hint="default"/>
+        <w:sz w:val="20"/>
+      </w:rPr>
+    </w:lvl>
+    <w:lvl w:ilvl="5" w:tentative="1">
+      <w:start w:val="1"/>
+      <w:numFmt w:val="bullet"/>
+      <w:lvlText w:val=""/>
+      <w:lvlJc w:val="left"/>
+      <w:pPr>
+        <w:tabs>
+          <w:tab w:val="num" w:pos="4320"/>
+        </w:tabs>
+        <w:ind w:left="4320" w:hanging="360"/>
+      </w:pPr>
+      <w:rPr>
+        <w:rFonts w:ascii="Wingdings" w:hAnsi="Wingdings" w:hint="default"/>
+        <w:sz w:val="20"/>
+      </w:rPr>
+    </w:lvl>
+    <w:lvl w:ilvl="6" w:tentative="1">
+      <w:start w:val="1"/>
+      <w:numFmt w:val="bullet"/>
+      <w:lvlText w:val=""/>
+      <w:lvlJc w:val="left"/>
+      <w:pPr>
+        <w:tabs>
+          <w:tab w:val="num" w:pos="5040"/>
+        </w:tabs>
+        <w:ind w:left="5040" w:hanging="360"/>
+      </w:pPr>
+      <w:rPr>
+        <w:rFonts w:ascii="Wingdings" w:hAnsi="Wingdings" w:hint="default"/>
+        <w:sz w:val="20"/>
+      </w:rPr>
+    </w:lvl>
+    <w:lvl w:ilvl="7" w:tentative="1">
+      <w:start w:val="1"/>
+      <w:numFmt w:val="bullet"/>
+      <w:lvlText w:val=""/>
+      <w:lvlJc w:val="left"/>
+      <w:pPr>
+        <w:tabs>
+          <w:tab w:val="num" w:pos="5760"/>
+        </w:tabs>
+        <w:ind w:left="5760" w:hanging="360"/>
+      </w:pPr>
+      <w:rPr>
+        <w:rFonts w:ascii="Wingdings" w:hAnsi="Wingdings" w:hint="default"/>
+        <w:sz w:val="20"/>
+      </w:rPr>
+    </w:lvl>
+    <w:lvl w:ilvl="8" w:tentative="1">
+      <w:start w:val="1"/>
+      <w:numFmt w:val="bullet"/>
+      <w:lvlText w:val=""/>
+      <w:lvlJc w:val="left"/>
+      <w:pPr>
+        <w:tabs>
+          <w:tab w:val="num" w:pos="6480"/>
+        </w:tabs>
+        <w:ind w:left="6480" w:hanging="360"/>
+      </w:pPr>
+      <w:rPr>
+        <w:rFonts w:ascii="Wingdings" w:hAnsi="Wingdings" w:hint="default"/>
+        <w:sz w:val="20"/>
+      </w:rPr>
+    </w:lvl>
+  </w:abstractNum>
+  <w:abstractNum w:abstractNumId="5" w15:restartNumberingAfterBreak="0">
     <w:nsid w:val="0F803964"/>
     <w:multiLevelType w:val="multilevel"/>
     <w:tmpl w:val="D35886C0"/>
@@ -14175,7 +11773,7 @@
       </w:pPr>
     </w:lvl>
   </w:abstractNum>
-  <w:abstractNum w:abstractNumId="5" w15:restartNumberingAfterBreak="0">
+  <w:abstractNum w:abstractNumId="6" w15:restartNumberingAfterBreak="0">
     <w:nsid w:val="0F813CE5"/>
     <w:multiLevelType w:val="multilevel"/>
     <w:tmpl w:val="DEEA46A4"/>
@@ -14261,7 +11859,7 @@
       </w:pPr>
     </w:lvl>
   </w:abstractNum>
-  <w:abstractNum w:abstractNumId="6" w15:restartNumberingAfterBreak="0">
+  <w:abstractNum w:abstractNumId="7" w15:restartNumberingAfterBreak="0">
     <w:nsid w:val="200B7349"/>
     <w:multiLevelType w:val="multilevel"/>
     <w:tmpl w:val="7BD893F8"/>
@@ -14350,7 +11948,7 @@
       </w:pPr>
     </w:lvl>
   </w:abstractNum>
-  <w:abstractNum w:abstractNumId="7" w15:restartNumberingAfterBreak="0">
+  <w:abstractNum w:abstractNumId="8" w15:restartNumberingAfterBreak="0">
     <w:nsid w:val="21B31518"/>
     <w:multiLevelType w:val="multilevel"/>
     <w:tmpl w:val="39E437AE"/>
@@ -14463,7 +12061,7 @@
       </w:rPr>
     </w:lvl>
   </w:abstractNum>
-  <w:abstractNum w:abstractNumId="8" w15:restartNumberingAfterBreak="0">
+  <w:abstractNum w:abstractNumId="9" w15:restartNumberingAfterBreak="0">
     <w:nsid w:val="22F84C6D"/>
     <w:multiLevelType w:val="multilevel"/>
     <w:tmpl w:val="58BE055E"/>
@@ -14576,7 +12174,7 @@
       </w:rPr>
     </w:lvl>
   </w:abstractNum>
-  <w:abstractNum w:abstractNumId="9" w15:restartNumberingAfterBreak="0">
+  <w:abstractNum w:abstractNumId="10" w15:restartNumberingAfterBreak="0">
     <w:nsid w:val="2AA36776"/>
     <w:multiLevelType w:val="multilevel"/>
     <w:tmpl w:val="44C25626"/>
@@ -14688,7 +12286,7 @@
       </w:rPr>
     </w:lvl>
   </w:abstractNum>
-  <w:abstractNum w:abstractNumId="10" w15:restartNumberingAfterBreak="0">
+  <w:abstractNum w:abstractNumId="11" w15:restartNumberingAfterBreak="0">
     <w:nsid w:val="3166C4AF"/>
     <w:multiLevelType w:val="multilevel"/>
     <w:tmpl w:val="4B767FC2"/>
@@ -14774,7 +12372,7 @@
       </w:pPr>
     </w:lvl>
   </w:abstractNum>
-  <w:abstractNum w:abstractNumId="11" w15:restartNumberingAfterBreak="0">
+  <w:abstractNum w:abstractNumId="12" w15:restartNumberingAfterBreak="0">
     <w:nsid w:val="326434F5"/>
     <w:multiLevelType w:val="multilevel"/>
     <w:tmpl w:val="D0561300"/>
@@ -14860,7 +12458,7 @@
       </w:pPr>
     </w:lvl>
   </w:abstractNum>
-  <w:abstractNum w:abstractNumId="12" w15:restartNumberingAfterBreak="0">
+  <w:abstractNum w:abstractNumId="13" w15:restartNumberingAfterBreak="0">
     <w:nsid w:val="33366743"/>
     <w:multiLevelType w:val="multilevel"/>
     <w:tmpl w:val="3F9491C8"/>
@@ -14973,7 +12571,7 @@
       </w:rPr>
     </w:lvl>
   </w:abstractNum>
-  <w:abstractNum w:abstractNumId="13" w15:restartNumberingAfterBreak="0">
+  <w:abstractNum w:abstractNumId="14" w15:restartNumberingAfterBreak="0">
     <w:nsid w:val="3597B06B"/>
     <w:multiLevelType w:val="multilevel"/>
     <w:tmpl w:val="3A846934"/>
@@ -15072,7 +12670,7 @@
       </w:pPr>
     </w:lvl>
   </w:abstractNum>
-  <w:abstractNum w:abstractNumId="14" w15:restartNumberingAfterBreak="0">
+  <w:abstractNum w:abstractNumId="15" w15:restartNumberingAfterBreak="0">
     <w:nsid w:val="45E86021"/>
     <w:multiLevelType w:val="multilevel"/>
     <w:tmpl w:val="69E60C66"/>
@@ -15158,7 +12756,7 @@
       </w:pPr>
     </w:lvl>
   </w:abstractNum>
-  <w:abstractNum w:abstractNumId="15" w15:restartNumberingAfterBreak="0">
+  <w:abstractNum w:abstractNumId="16" w15:restartNumberingAfterBreak="0">
     <w:nsid w:val="49935626"/>
     <w:multiLevelType w:val="multilevel"/>
     <w:tmpl w:val="083C4396"/>
@@ -15271,7 +12869,7 @@
       </w:rPr>
     </w:lvl>
   </w:abstractNum>
-  <w:abstractNum w:abstractNumId="16" w15:restartNumberingAfterBreak="0">
+  <w:abstractNum w:abstractNumId="17" w15:restartNumberingAfterBreak="0">
     <w:nsid w:val="4EE4BC5D"/>
     <w:multiLevelType w:val="multilevel"/>
     <w:tmpl w:val="5C22130C"/>
@@ -15357,7 +12955,7 @@
       </w:pPr>
     </w:lvl>
   </w:abstractNum>
-  <w:abstractNum w:abstractNumId="17" w15:restartNumberingAfterBreak="0">
+  <w:abstractNum w:abstractNumId="18" w15:restartNumberingAfterBreak="0">
     <w:nsid w:val="4F10835E"/>
     <w:multiLevelType w:val="multilevel"/>
     <w:tmpl w:val="22F6A97E"/>
@@ -15443,7 +13041,7 @@
       </w:pPr>
     </w:lvl>
   </w:abstractNum>
-  <w:abstractNum w:abstractNumId="18" w15:restartNumberingAfterBreak="0">
+  <w:abstractNum w:abstractNumId="19" w15:restartNumberingAfterBreak="0">
     <w:nsid w:val="5CBE3186"/>
     <w:multiLevelType w:val="multilevel"/>
     <w:tmpl w:val="BB2ADAF4"/>
@@ -15555,7 +13153,7 @@
       </w:rPr>
     </w:lvl>
   </w:abstractNum>
-  <w:abstractNum w:abstractNumId="19" w15:restartNumberingAfterBreak="0">
+  <w:abstractNum w:abstractNumId="20" w15:restartNumberingAfterBreak="0">
     <w:nsid w:val="64136A6E"/>
     <w:multiLevelType w:val="multilevel"/>
     <w:tmpl w:val="6A38827A"/>
@@ -15641,7 +13239,156 @@
       </w:pPr>
     </w:lvl>
   </w:abstractNum>
-  <w:abstractNum w:abstractNumId="20" w15:restartNumberingAfterBreak="0">
+  <w:abstractNum w:abstractNumId="21" w15:restartNumberingAfterBreak="0">
+    <w:nsid w:val="652332A5"/>
+    <w:multiLevelType w:val="multilevel"/>
+    <w:tmpl w:val="1EF05B0A"/>
+    <w:lvl w:ilvl="0">
+      <w:start w:val="1"/>
+      <w:numFmt w:val="bullet"/>
+      <w:lvlText w:val=""/>
+      <w:lvlJc w:val="left"/>
+      <w:pPr>
+        <w:tabs>
+          <w:tab w:val="num" w:pos="720"/>
+        </w:tabs>
+        <w:ind w:left="720" w:hanging="360"/>
+      </w:pPr>
+      <w:rPr>
+        <w:rFonts w:ascii="Symbol" w:hAnsi="Symbol" w:hint="default"/>
+        <w:sz w:val="20"/>
+      </w:rPr>
+    </w:lvl>
+    <w:lvl w:ilvl="1" w:tentative="1">
+      <w:start w:val="1"/>
+      <w:numFmt w:val="bullet"/>
+      <w:lvlText w:val="o"/>
+      <w:lvlJc w:val="left"/>
+      <w:pPr>
+        <w:tabs>
+          <w:tab w:val="num" w:pos="1440"/>
+        </w:tabs>
+        <w:ind w:left="1440" w:hanging="360"/>
+      </w:pPr>
+      <w:rPr>
+        <w:rFonts w:ascii="Courier New" w:hAnsi="Courier New" w:hint="default"/>
+        <w:sz w:val="20"/>
+      </w:rPr>
+    </w:lvl>
+    <w:lvl w:ilvl="2" w:tentative="1">
+      <w:start w:val="1"/>
+      <w:numFmt w:val="bullet"/>
+      <w:lvlText w:val=""/>
+      <w:lvlJc w:val="left"/>
+      <w:pPr>
+        <w:tabs>
+          <w:tab w:val="num" w:pos="2160"/>
+        </w:tabs>
+        <w:ind w:left="2160" w:hanging="360"/>
+      </w:pPr>
+      <w:rPr>
+        <w:rFonts w:ascii="Wingdings" w:hAnsi="Wingdings" w:hint="default"/>
+        <w:sz w:val="20"/>
+      </w:rPr>
+    </w:lvl>
+    <w:lvl w:ilvl="3" w:tentative="1">
+      <w:start w:val="1"/>
+      <w:numFmt w:val="bullet"/>
+      <w:lvlText w:val=""/>
+      <w:lvlJc w:val="left"/>
+      <w:pPr>
+        <w:tabs>
+          <w:tab w:val="num" w:pos="2880"/>
+        </w:tabs>
+        <w:ind w:left="2880" w:hanging="360"/>
+      </w:pPr>
+      <w:rPr>
+        <w:rFonts w:ascii="Wingdings" w:hAnsi="Wingdings" w:hint="default"/>
+        <w:sz w:val="20"/>
+      </w:rPr>
+    </w:lvl>
+    <w:lvl w:ilvl="4" w:tentative="1">
+      <w:start w:val="1"/>
+      <w:numFmt w:val="bullet"/>
+      <w:lvlText w:val=""/>
+      <w:lvlJc w:val="left"/>
+      <w:pPr>
+        <w:tabs>
+          <w:tab w:val="num" w:pos="3600"/>
+        </w:tabs>
+        <w:ind w:left="3600" w:hanging="360"/>
+      </w:pPr>
+      <w:rPr>
+        <w:rFonts w:ascii="Wingdings" w:hAnsi="Wingdings" w:hint="default"/>
+        <w:sz w:val="20"/>
+      </w:rPr>
+    </w:lvl>
+    <w:lvl w:ilvl="5" w:tentative="1">
+      <w:start w:val="1"/>
+      <w:numFmt w:val="bullet"/>
+      <w:lvlText w:val=""/>
+      <w:lvlJc w:val="left"/>
+      <w:pPr>
+        <w:tabs>
+          <w:tab w:val="num" w:pos="4320"/>
+        </w:tabs>
+        <w:ind w:left="4320" w:hanging="360"/>
+      </w:pPr>
+      <w:rPr>
+        <w:rFonts w:ascii="Wingdings" w:hAnsi="Wingdings" w:hint="default"/>
+        <w:sz w:val="20"/>
+      </w:rPr>
+    </w:lvl>
+    <w:lvl w:ilvl="6" w:tentative="1">
+      <w:start w:val="1"/>
+      <w:numFmt w:val="bullet"/>
+      <w:lvlText w:val=""/>
+      <w:lvlJc w:val="left"/>
+      <w:pPr>
+        <w:tabs>
+          <w:tab w:val="num" w:pos="5040"/>
+        </w:tabs>
+        <w:ind w:left="5040" w:hanging="360"/>
+      </w:pPr>
+      <w:rPr>
+        <w:rFonts w:ascii="Wingdings" w:hAnsi="Wingdings" w:hint="default"/>
+        <w:sz w:val="20"/>
+      </w:rPr>
+    </w:lvl>
+    <w:lvl w:ilvl="7" w:tentative="1">
+      <w:start w:val="1"/>
+      <w:numFmt w:val="bullet"/>
+      <w:lvlText w:val=""/>
+      <w:lvlJc w:val="left"/>
+      <w:pPr>
+        <w:tabs>
+          <w:tab w:val="num" w:pos="5760"/>
+        </w:tabs>
+        <w:ind w:left="5760" w:hanging="360"/>
+      </w:pPr>
+      <w:rPr>
+        <w:rFonts w:ascii="Wingdings" w:hAnsi="Wingdings" w:hint="default"/>
+        <w:sz w:val="20"/>
+      </w:rPr>
+    </w:lvl>
+    <w:lvl w:ilvl="8" w:tentative="1">
+      <w:start w:val="1"/>
+      <w:numFmt w:val="bullet"/>
+      <w:lvlText w:val=""/>
+      <w:lvlJc w:val="left"/>
+      <w:pPr>
+        <w:tabs>
+          <w:tab w:val="num" w:pos="6480"/>
+        </w:tabs>
+        <w:ind w:left="6480" w:hanging="360"/>
+      </w:pPr>
+      <w:rPr>
+        <w:rFonts w:ascii="Wingdings" w:hAnsi="Wingdings" w:hint="default"/>
+        <w:sz w:val="20"/>
+      </w:rPr>
+    </w:lvl>
+  </w:abstractNum>
+  <w:abstractNum w:abstractNumId="22" w15:restartNumberingAfterBreak="0">
     <w:nsid w:val="6799948C"/>
     <w:multiLevelType w:val="multilevel"/>
     <w:tmpl w:val="E7427CC8"/>
@@ -15727,7 +13474,7 @@
       </w:pPr>
     </w:lvl>
   </w:abstractNum>
-  <w:abstractNum w:abstractNumId="21" w15:restartNumberingAfterBreak="0">
+  <w:abstractNum w:abstractNumId="23" w15:restartNumberingAfterBreak="0">
     <w:nsid w:val="6A539478"/>
     <w:multiLevelType w:val="multilevel"/>
     <w:tmpl w:val="70B2DB9A"/>
@@ -15813,7 +13560,7 @@
       </w:pPr>
     </w:lvl>
   </w:abstractNum>
-  <w:abstractNum w:abstractNumId="22" w15:restartNumberingAfterBreak="0">
+  <w:abstractNum w:abstractNumId="24" w15:restartNumberingAfterBreak="0">
     <w:nsid w:val="71C033A5"/>
     <w:multiLevelType w:val="multilevel"/>
     <w:tmpl w:val="487C41E8"/>
@@ -15926,7 +13673,7 @@
       </w:rPr>
     </w:lvl>
   </w:abstractNum>
-  <w:abstractNum w:abstractNumId="23" w15:restartNumberingAfterBreak="0">
+  <w:abstractNum w:abstractNumId="25" w15:restartNumberingAfterBreak="0">
     <w:nsid w:val="7258735E"/>
     <w:multiLevelType w:val="multilevel"/>
     <w:tmpl w:val="D0783A20"/>
@@ -16039,7 +13786,7 @@
       </w:rPr>
     </w:lvl>
   </w:abstractNum>
-  <w:abstractNum w:abstractNumId="24" w15:restartNumberingAfterBreak="0">
+  <w:abstractNum w:abstractNumId="26" w15:restartNumberingAfterBreak="0">
     <w:nsid w:val="74CB5B94"/>
     <w:multiLevelType w:val="multilevel"/>
     <w:tmpl w:val="47F628E2"/>
@@ -16152,7 +13899,7 @@
       </w:rPr>
     </w:lvl>
   </w:abstractNum>
-  <w:abstractNum w:abstractNumId="25" w15:restartNumberingAfterBreak="0">
+  <w:abstractNum w:abstractNumId="27" w15:restartNumberingAfterBreak="0">
     <w:nsid w:val="793A7446"/>
     <w:multiLevelType w:val="multilevel"/>
     <w:tmpl w:val="B3EABF30"/>
@@ -16265,7 +14012,7 @@
       </w:rPr>
     </w:lvl>
   </w:abstractNum>
-  <w:abstractNum w:abstractNumId="26" w15:restartNumberingAfterBreak="0">
+  <w:abstractNum w:abstractNumId="28" w15:restartNumberingAfterBreak="0">
     <w:nsid w:val="7AAC6392"/>
     <w:multiLevelType w:val="multilevel"/>
     <w:tmpl w:val="07C8DAA8"/>
@@ -16379,70 +14126,70 @@
     </w:lvl>
   </w:abstractNum>
   <w:num w:numId="1">
-    <w:abstractNumId w:val="21"/>
+    <w:abstractNumId w:val="23"/>
   </w:num>
   <w:num w:numId="2">
     <w:abstractNumId w:val="3"/>
   </w:num>
   <w:num w:numId="3">
-    <w:abstractNumId w:val="10"/>
+    <w:abstractNumId w:val="11"/>
   </w:num>
   <w:num w:numId="4">
-    <w:abstractNumId w:val="19"/>
+    <w:abstractNumId w:val="20"/>
   </w:num>
   <w:num w:numId="5">
-    <w:abstractNumId w:val="14"/>
+    <w:abstractNumId w:val="15"/>
   </w:num>
   <w:num w:numId="6">
-    <w:abstractNumId w:val="20"/>
+    <w:abstractNumId w:val="22"/>
   </w:num>
   <w:num w:numId="7">
     <w:abstractNumId w:val="1"/>
   </w:num>
   <w:num w:numId="8">
+    <w:abstractNumId w:val="18"/>
+  </w:num>
+  <w:num w:numId="9">
+    <w:abstractNumId w:val="12"/>
+  </w:num>
+  <w:num w:numId="10">
+    <w:abstractNumId w:val="6"/>
+  </w:num>
+  <w:num w:numId="11">
+    <w:abstractNumId w:val="5"/>
+  </w:num>
+  <w:num w:numId="12">
+    <w:abstractNumId w:val="14"/>
+  </w:num>
+  <w:num w:numId="13">
+    <w:abstractNumId w:val="14"/>
+  </w:num>
+  <w:num w:numId="14">
+    <w:abstractNumId w:val="14"/>
+  </w:num>
+  <w:num w:numId="15">
     <w:abstractNumId w:val="17"/>
   </w:num>
-  <w:num w:numId="9">
-    <w:abstractNumId w:val="11"/>
+  <w:num w:numId="16">
+    <w:abstractNumId w:val="26"/>
   </w:num>
-  <w:num w:numId="10">
-    <w:abstractNumId w:val="5"/>
+  <w:num w:numId="17">
+    <w:abstractNumId w:val="7"/>
   </w:num>
-  <w:num w:numId="11">
-    <w:abstractNumId w:val="4"/>
+  <w:num w:numId="18">
+    <w:abstractNumId w:val="10"/>
   </w:num>
-  <w:num w:numId="12">
-    <w:abstractNumId w:val="13"/>
+  <w:num w:numId="19">
+    <w:abstractNumId w:val="8"/>
   </w:num>
-  <w:num w:numId="13">
-    <w:abstractNumId w:val="13"/>
+  <w:num w:numId="20">
+    <w:abstractNumId w:val="25"/>
   </w:num>
-  <w:num w:numId="14">
-    <w:abstractNumId w:val="13"/>
-  </w:num>
-  <w:num w:numId="15">
-    <w:abstractNumId w:val="16"/>
-  </w:num>
-  <w:num w:numId="16">
+  <w:num w:numId="21">
     <w:abstractNumId w:val="24"/>
   </w:num>
-  <w:num w:numId="17">
-    <w:abstractNumId w:val="6"/>
-  </w:num>
-  <w:num w:numId="18">
-    <w:abstractNumId w:val="9"/>
-  </w:num>
-  <w:num w:numId="19">
-    <w:abstractNumId w:val="7"/>
-  </w:num>
-  <w:num w:numId="20">
-    <w:abstractNumId w:val="23"/>
-  </w:num>
-  <w:num w:numId="21">
-    <w:abstractNumId w:val="22"/>
-  </w:num>
   <w:num w:numId="22">
-    <w:abstractNumId w:val="26"/>
+    <w:abstractNumId w:val="28"/>
   </w:num>
   <w:num w:numId="23">
     <w:abstractNumId w:val="2"/>
@@ -16451,19 +14198,25 @@
     <w:abstractNumId w:val="0"/>
   </w:num>
   <w:num w:numId="25">
-    <w:abstractNumId w:val="25"/>
+    <w:abstractNumId w:val="27"/>
   </w:num>
   <w:num w:numId="26">
-    <w:abstractNumId w:val="12"/>
+    <w:abstractNumId w:val="13"/>
   </w:num>
   <w:num w:numId="27">
-    <w:abstractNumId w:val="8"/>
+    <w:abstractNumId w:val="9"/>
   </w:num>
   <w:num w:numId="28">
-    <w:abstractNumId w:val="15"/>
+    <w:abstractNumId w:val="16"/>
   </w:num>
   <w:num w:numId="29">
-    <w:abstractNumId w:val="18"/>
+    <w:abstractNumId w:val="19"/>
+  </w:num>
+  <w:num w:numId="30">
+    <w:abstractNumId w:val="21"/>
+  </w:num>
+  <w:num w:numId="31">
+    <w:abstractNumId w:val="4"/>
   </w:num>
 </w:numbering>
 </file>
@@ -17097,7 +14850,6 @@
   <w:style w:type="character" w:default="1" w:styleId="DefaultParagraphFont">
     <w:name w:val="Default Paragraph Font"/>
     <w:uiPriority w:val="1"/>
-    <w:semiHidden/>
     <w:unhideWhenUsed/>
   </w:style>
   <w:style w:type="table" w:default="1" w:styleId="TableNormal">
@@ -28799,6 +26551,7 @@
     <w:rsid w:val="005A3D3C"/>
     <w:rsid w:val="005D63BC"/>
     <w:rsid w:val="00BD4E5F"/>
+    <w:rsid w:val="00E80EF8"/>
     <w:rsid w:val="00EB2F60"/>
     <w:rsid w:val="00EF0370"/>
   </w:rsids>
@@ -28823,8 +26576,8 @@
       <o:idmap v:ext="edit" data="1"/>
     </o:shapelayout>
   </w:shapeDefaults>
-  <w:decimalSymbol w:val="."/>
-  <w:listSeparator w:val=","/>
+  <w:decimalSymbol w:val=","/>
+  <w:listSeparator w:val=";"/>
 </w:settings>
 </file>
 

--- a/Programming/LAB2_2/Report_Lab_2-2_93642.docx
+++ b/Programming/LAB2_2/Report_Lab_2-2_93642.docx
@@ -1771,15 +1771,48 @@
         <w:ind w:firstLine="0"/>
       </w:pPr>
       <w:r>
-        <w:t>The program is built around the Shop structure, which stores three fixed-size character arrays: title (64 bytes), address (128 bytes), and telephone number (32 bytes). The structure is trivially copyable, which allows the program to read and write entire records as raw binary data without manual field-by-field serialisation.</w:t>
+        <w:t>The program manages a shop database using a fixed</w:t>
+      </w:r>
+      <w:r>
+        <w:t xml:space="preserve"> </w:t>
+      </w:r>
+      <w:r>
+        <w:t>size array of Shop</w:t>
+      </w:r>
+      <w:r>
+        <w:t xml:space="preserve"> </w:t>
+      </w:r>
+      <w:r>
+        <w:t>structures (MAX_SHOPS = 100). Data is persisted in the binary file</w:t>
+      </w:r>
+      <w:r>
+        <w:t xml:space="preserve"> </w:t>
+      </w:r>
+      <w:r>
+        <w:t>shops.dat: the first 4 bytes store the record count as std::int32_t,</w:t>
+      </w:r>
+      <w:r>
+        <w:t xml:space="preserve"> </w:t>
+      </w:r>
+      <w:r>
+        <w:t>followed by many Shop records written as raw bytes.</w:t>
       </w:r>
     </w:p>
     <w:p>
       <w:pPr>
         <w:pStyle w:val="Labs"/>
-      </w:pPr>
-      <w:r>
-        <w:t>Data persistence is handled through the binary file shops.dat. The file format is simple: the first 4 bytes store the number of records as a binary int, followed by that many Shop structures written contiguously. On startup, main() allocates a fixed array of MAX_SHOPS (100) Shop objects and calls readShops() to populate it from the file. The program then enters an infinite menu loop where the user can add records, view all records, search for a telephone number by address, or exit.</w:t>
+        <w:ind w:firstLine="0"/>
+        <w:rPr>
+          <w:b/>
+          <w:bCs/>
+        </w:rPr>
+      </w:pPr>
+      <w:r>
+        <w:rPr>
+          <w:b/>
+          <w:bCs/>
+        </w:rPr>
+        <w:t>Structure: Shop</w:t>
       </w:r>
     </w:p>
     <w:p>
@@ -1787,7 +1820,7 @@
         <w:pStyle w:val="Labs"/>
       </w:pPr>
       <w:r>
-        <w:t>readShops(Shop *shops) — opens shops.dat in binary input mode, reads a 4-byte integer count, validates it (non-negative and &lt;= MAX_SHOPS), then reads exactly count Shop records into the provided buffer. Returns the number of shops read, or 0 on any error. The function does not distinguish between an empty file and an I/O error, since both produce a return value of 0.</w:t>
+        <w:t>struct Shop</w:t>
       </w:r>
     </w:p>
     <w:p>
@@ -1795,7 +1828,7 @@
         <w:pStyle w:val="Labs"/>
       </w:pPr>
       <w:r>
-        <w:t>writeShops(const Shop *shops, std::size_t count) — opens shops.dat in binary output mode (overwriting any previous content), writes the count as a 4-byte int, then writes all count Shop records as raw bytes. Reports success or failure with a console message and a bool return value. On failure the file may be left in a partially-written state, since there is no atomic-write mechanism (e.g., a temporary file + rename).</w:t>
+        <w:t>{</w:t>
       </w:r>
     </w:p>
     <w:p>
@@ -1803,7 +1836,7 @@
         <w:pStyle w:val="Labs"/>
       </w:pPr>
       <w:r>
-        <w:t>addData(Shop *shops, std::size_t *count) — prompts the user for the three fields via std::cin.getline(), stores them at the first free slot in the array, increments the count, and persists the entire array to disk via writeShops(). If the disk write fails, the count is rolled back to its previous value. The function rejects new entries when the array is full (count &gt;= MAX_SHOPS).</w:t>
+        <w:t xml:space="preserve">    char title[64];</w:t>
       </w:r>
     </w:p>
     <w:p>
@@ -1811,7 +1844,7 @@
         <w:pStyle w:val="Labs"/>
       </w:pPr>
       <w:r>
-        <w:t>viewData(const Shop *shops, std::size_t count) — iterates over the in-memory array and prints all records with a 1-based index. If count is 0, it prints a message indicating the file is empty or missing.</w:t>
+        <w:t xml:space="preserve">    char address[128];</w:t>
       </w:r>
     </w:p>
     <w:p>
@@ -1819,7 +1852,7 @@
         <w:pStyle w:val="Labs"/>
       </w:pPr>
       <w:r>
-        <w:t>definePhoneByAddress(const Shop *shops, std::size_t count) — performs a case-sensitive, exact-match linear search through the shops array for a user-provided address. If a match is found, the corresponding telephone number is printed; otherwise a "not found" message is shown. Only the first matching record is returned; duplicate addresses are ignored silently.</w:t>
+        <w:t xml:space="preserve">    char phone[32];</w:t>
       </w:r>
     </w:p>
     <w:p>
@@ -1827,12 +1860,545 @@
         <w:pStyle w:val="Labs"/>
       </w:pPr>
       <w:r>
-        <w:t>main() — orchestrates the program. It declares the shops array, loads data once via readShops(), then runs an infinite loop displaying a 4-option menu. Input validation handles non-</w:t>
-      </w:r>
-      <w:r>
+        <w:t>};</w:t>
+      </w:r>
+    </w:p>
+    <w:p>
+      <w:pPr>
+        <w:pStyle w:val="Labs"/>
+        <w:ind w:firstLine="0"/>
+      </w:pPr>
+      <w:r>
+        <w:t>Trivially copyable — contains only plain char arrays, which allows raw</w:t>
+      </w:r>
+      <w:r>
+        <w:t xml:space="preserve"> </w:t>
+      </w:r>
+      <w:r>
+        <w:t xml:space="preserve">binary I/O via </w:t>
+      </w:r>
+      <w:r>
+        <w:rPr>
+          <w:b/>
+          <w:bCs/>
+        </w:rPr>
+        <w:t>reinterpret_cast</w:t>
+      </w:r>
+      <w:r>
+        <w:t>.</w:t>
+      </w:r>
+    </w:p>
+    <w:p>
+      <w:pPr>
+        <w:pStyle w:val="Labs"/>
+        <w:ind w:firstLine="0"/>
+        <w:rPr>
+          <w:b/>
+          <w:bCs/>
+        </w:rPr>
+      </w:pPr>
+      <w:r>
+        <w:rPr>
+          <w:b/>
+          <w:bCs/>
+        </w:rPr>
+        <w:t>Why std::int32_t for the count header</w:t>
+      </w:r>
+    </w:p>
+    <w:p>
+      <w:pPr>
+        <w:pStyle w:val="Labs"/>
+        <w:ind w:firstLine="0"/>
+      </w:pPr>
+      <w:r>
+        <w:t>The file header uses std::int32_t (from &lt;cstdint&gt;) instead of plain int or</w:t>
+      </w:r>
+      <w:r>
+        <w:t xml:space="preserve"> </w:t>
+      </w:r>
+      <w:r>
+        <w:t>std::size_t. Plain int has a platform-dependent size (the C++ standard only</w:t>
+      </w:r>
+      <w:r>
+        <w:t xml:space="preserve"> </w:t>
+      </w:r>
+      <w:r>
+        <w:t>guarantees at least 16 bits), and std::size_t varies between 4 and 8 bytes</w:t>
+      </w:r>
+      <w:r>
+        <w:t xml:space="preserve"> </w:t>
+      </w:r>
+      <w:r>
+        <w:t>across architectures. std::int32_t is guaranteed to be exactly 32 bits on</w:t>
+      </w:r>
+      <w:r>
+        <w:t xml:space="preserve"> </w:t>
+      </w:r>
+      <w:r>
+        <w:t>all platforms, ensuring the binary file format is consistent.</w:t>
+      </w:r>
+      <w:r>
+        <w:t xml:space="preserve"> </w:t>
+      </w:r>
+      <w:r>
+        <w:t xml:space="preserve">Both </w:t>
+      </w:r>
+      <w:r>
+        <w:rPr>
+          <w:b/>
+          <w:bCs/>
+        </w:rPr>
+        <w:t>readShops</w:t>
+      </w:r>
+      <w:r>
+        <w:t xml:space="preserve"> and </w:t>
+      </w:r>
+      <w:r>
+        <w:rPr>
+          <w:b/>
+          <w:bCs/>
+        </w:rPr>
+        <w:t>writeShops</w:t>
+      </w:r>
+      <w:r>
+        <w:t xml:space="preserve"> use std::int32_t for the count header,</w:t>
+      </w:r>
+      <w:r>
+        <w:t xml:space="preserve"> </w:t>
+      </w:r>
+      <w:r>
+        <w:t>keeping the read and write sides in agreement.</w:t>
+      </w:r>
+    </w:p>
+    <w:p>
+      <w:pPr>
+        <w:pStyle w:val="Labs"/>
+        <w:ind w:firstLine="0"/>
+        <w:rPr>
+          <w:b/>
+          <w:bCs/>
+        </w:rPr>
+      </w:pPr>
+      <w:r>
+        <w:rPr>
+          <w:b/>
+          <w:bCs/>
+        </w:rPr>
+        <w:t>Input validation (stdin checks)</w:t>
+      </w:r>
+    </w:p>
+    <w:p>
+      <w:pPr>
+        <w:pStyle w:val="Labs"/>
+        <w:ind w:firstLine="0"/>
+      </w:pPr>
+      <w:r>
+        <w:t>The program uses std::cin.getline() for all string input. After each</w:t>
+      </w:r>
+      <w:r>
+        <w:t xml:space="preserve"> </w:t>
+      </w:r>
+      <w:r>
+        <w:t>getline call, std::cin.fail() is checked to detect buffer overflow (user</w:t>
+      </w:r>
+      <w:r>
+        <w:t xml:space="preserve"> </w:t>
+      </w:r>
+      <w:r>
+        <w:t>typed more characters than the buffer can hold). On overflow:</w:t>
+      </w:r>
+    </w:p>
+    <w:p>
+      <w:pPr>
+        <w:pStyle w:val="Labs"/>
+        <w:numPr>
+          <w:ilvl w:val="1"/>
+          <w:numId w:val="32"/>
+        </w:numPr>
+      </w:pPr>
+      <w:r>
+        <w:t>std::cin.clear() resets the stream fail state.</w:t>
+      </w:r>
+    </w:p>
+    <w:p>
+      <w:pPr>
+        <w:pStyle w:val="Labs"/>
+        <w:numPr>
+          <w:ilvl w:val="1"/>
+          <w:numId w:val="32"/>
+        </w:numPr>
+      </w:pPr>
+      <w:r>
+        <w:t>std::cin.ignore discards the leftover input.</w:t>
+      </w:r>
+    </w:p>
+    <w:p>
+      <w:pPr>
+        <w:pStyle w:val="Labs"/>
+        <w:numPr>
+          <w:ilvl w:val="1"/>
+          <w:numId w:val="32"/>
+        </w:numPr>
+      </w:pPr>
+      <w:r>
+        <w:t>A field-specific error message is printed.</w:t>
+      </w:r>
+    </w:p>
+    <w:p>
+      <w:pPr>
+        <w:pStyle w:val="Labs"/>
+        <w:numPr>
+          <w:ilvl w:val="1"/>
+          <w:numId w:val="32"/>
+        </w:numPr>
+      </w:pPr>
+      <w:r>
+        <w:t>The operation is aborted without saving.</w:t>
+      </w:r>
+    </w:p>
+    <w:p>
+      <w:pPr>
+        <w:pStyle w:val="Labs"/>
+        <w:ind w:firstLine="0"/>
+      </w:pPr>
+      <w:r>
+        <w:t>This pattern is used in:</w:t>
+      </w:r>
+    </w:p>
+    <w:p>
+      <w:pPr>
+        <w:pStyle w:val="Labs"/>
+        <w:numPr>
+          <w:ilvl w:val="0"/>
+          <w:numId w:val="33"/>
+        </w:numPr>
+      </w:pPr>
+      <w:r>
+        <w:rPr>
+          <w:b/>
+          <w:bCs/>
+        </w:rPr>
+        <w:t>addData()</w:t>
+      </w:r>
+      <w:r>
+        <w:t xml:space="preserve"> </w:t>
+      </w:r>
+      <w:r>
+        <w:t>for title, address, and phone fields.</w:t>
+      </w:r>
+    </w:p>
+    <w:p>
+      <w:pPr>
+        <w:pStyle w:val="Labs"/>
+        <w:numPr>
+          <w:ilvl w:val="0"/>
+          <w:numId w:val="33"/>
+        </w:numPr>
+      </w:pPr>
+      <w:r>
+        <w:rPr>
+          <w:b/>
+          <w:bCs/>
+        </w:rPr>
+        <w:t>definePhoneByAddress</w:t>
+      </w:r>
+      <w:r>
+        <w:rPr>
+          <w:b/>
+          <w:bCs/>
+        </w:rPr>
+        <w:t>()</w:t>
+      </w:r>
+      <w:r>
+        <w:t xml:space="preserve"> for the search address.</w:t>
+      </w:r>
+    </w:p>
+    <w:p>
+      <w:pPr>
+        <w:pStyle w:val="Labs"/>
+        <w:numPr>
+          <w:ilvl w:val="0"/>
+          <w:numId w:val="33"/>
+        </w:numPr>
+      </w:pPr>
+      <w:r>
+        <w:rPr>
+          <w:b/>
+          <w:bCs/>
+        </w:rPr>
+        <w:t>main()</w:t>
+      </w:r>
+      <w:r>
+        <w:t xml:space="preserve"> </w:t>
+      </w:r>
+      <w:r>
+        <w:t>for the menu choice (std::cin &gt;&gt; menuItem with</w:t>
+      </w:r>
+      <w:r>
+        <w:t xml:space="preserve"> </w:t>
+      </w:r>
+      <w:r>
+        <w:t>fail() check for non-numeric input).</w:t>
+      </w:r>
+    </w:p>
+    <w:p>
+      <w:pPr>
+        <w:spacing w:before="240" w:after="120"/>
+        <w:ind w:left="357" w:hanging="357"/>
+        <w:jc w:val="left"/>
+        <w:rPr>
+          <w:b/>
+          <w:bCs/>
+        </w:rPr>
+      </w:pPr>
+      <w:r>
+        <w:rPr>
+          <w:b/>
+          <w:bCs/>
+        </w:rPr>
+        <w:br w:type="page"/>
+      </w:r>
+    </w:p>
+    <w:p>
+      <w:pPr>
+        <w:pStyle w:val="Labs"/>
+        <w:ind w:firstLine="0"/>
+        <w:rPr>
+          <w:b/>
+          <w:bCs/>
+        </w:rPr>
+      </w:pPr>
+      <w:r>
+        <w:rPr>
+          <w:b/>
+          <w:bCs/>
+        </w:rPr>
         <w:lastRenderedPageBreak/>
-        <w:t>numeric entries by clearing the stream fail state and discarding the invalid line. The loop exits only when the user selects option 4 (Exit).</w:t>
-      </w:r>
+        <w:t>Functions</w:t>
+      </w:r>
+    </w:p>
+    <w:p>
+      <w:pPr>
+        <w:pStyle w:val="Labs"/>
+        <w:ind w:firstLine="0"/>
+        <w:rPr>
+          <w:b/>
+          <w:bCs/>
+        </w:rPr>
+      </w:pPr>
+      <w:r>
+        <w:rPr>
+          <w:b/>
+          <w:bCs/>
+        </w:rPr>
+        <w:t>readShops(Shop *shops)</w:t>
+      </w:r>
+    </w:p>
+    <w:p>
+      <w:pPr>
+        <w:pStyle w:val="Labs"/>
+        <w:ind w:firstLine="0"/>
+      </w:pPr>
+      <w:r>
+        <w:t>Opens shops.dat in binary input mode, reads the 4-byte std::int32_t</w:t>
+      </w:r>
+      <w:r>
+        <w:t xml:space="preserve"> </w:t>
+      </w:r>
+      <w:r>
+        <w:t>count, validates it (non-negative and &lt;= MAX_SHOPS), then reads count</w:t>
+      </w:r>
+      <w:r>
+        <w:t xml:space="preserve"> </w:t>
+      </w:r>
+      <w:r>
+        <w:t>Shop records into the buffer. Returns the number of shops read or 0 on</w:t>
+      </w:r>
+      <w:r>
+        <w:t xml:space="preserve"> </w:t>
+      </w:r>
+      <w:r>
+        <w:t>any error (does not distinguish between an empty file and an I/O error).</w:t>
+      </w:r>
+    </w:p>
+    <w:p>
+      <w:pPr>
+        <w:pStyle w:val="Labs"/>
+        <w:ind w:firstLine="0"/>
+      </w:pPr>
+      <w:r>
+        <w:t>writeShops(const Shop *shops, std::size_t count)</w:t>
+      </w:r>
+    </w:p>
+    <w:p>
+      <w:pPr>
+        <w:pStyle w:val="Labs"/>
+        <w:ind w:firstLine="0"/>
+      </w:pPr>
+      <w:r>
+        <w:t>Opens shops.dat in binary output mode (overwriting previous content),</w:t>
+      </w:r>
+      <w:r>
+        <w:t xml:space="preserve"> </w:t>
+      </w:r>
+      <w:r>
+        <w:t>writes the count as a 4-byte std::int32_t, then writes all count Shop</w:t>
+      </w:r>
+      <w:r>
+        <w:t xml:space="preserve"> </w:t>
+      </w:r>
+      <w:r>
+        <w:t>records as raw bytes. Returns true on success, false on failure.</w:t>
+      </w:r>
+      <w:r>
+        <w:t xml:space="preserve"> </w:t>
+      </w:r>
+      <w:r>
+        <w:t>On</w:t>
+      </w:r>
+      <w:r>
+        <w:t xml:space="preserve"> </w:t>
+      </w:r>
+      <w:r>
+        <w:t>failure the file may be left partially written — there is no atomic-write</w:t>
+      </w:r>
+      <w:r>
+        <w:t xml:space="preserve"> </w:t>
+      </w:r>
+      <w:r>
+        <w:t>mechanism.</w:t>
+      </w:r>
+    </w:p>
+    <w:p>
+      <w:pPr>
+        <w:pStyle w:val="Labs"/>
+        <w:ind w:firstLine="0"/>
+      </w:pPr>
+      <w:r>
+        <w:t>addData(Shop *shops, std::size_t *count)</w:t>
+      </w:r>
+    </w:p>
+    <w:p>
+      <w:pPr>
+        <w:pStyle w:val="Labs"/>
+        <w:ind w:firstLine="0"/>
+      </w:pPr>
+      <w:r>
+        <w:t>Prompts for title, address, and phone via std::cin.getline() with</w:t>
+      </w:r>
+      <w:r>
+        <w:t xml:space="preserve"> </w:t>
+      </w:r>
+      <w:r>
+        <w:t>overflow detection on each field. Stores the entry at index *count,</w:t>
+      </w:r>
+      <w:r>
+        <w:t xml:space="preserve"> </w:t>
+      </w:r>
+      <w:r>
+        <w:t>increments the count, and persists via writeShops(). Rolls back *count if</w:t>
+      </w:r>
+      <w:r>
+        <w:t xml:space="preserve"> </w:t>
+      </w:r>
+      <w:r>
+        <w:t>the write fails. Rejects when count &gt;= MAX_SHOPS.</w:t>
+      </w:r>
+    </w:p>
+    <w:p>
+      <w:pPr>
+        <w:pStyle w:val="Labs"/>
+        <w:ind w:firstLine="0"/>
+      </w:pPr>
+      <w:r>
+        <w:t>viewData(const Shop *shops, std::size_t count)</w:t>
+      </w:r>
+    </w:p>
+    <w:p>
+      <w:pPr>
+        <w:pStyle w:val="Labs"/>
+        <w:ind w:firstLine="0"/>
+      </w:pPr>
+      <w:r>
+        <w:t>Iterates over the array and prints all records with a 1-based index.</w:t>
+      </w:r>
+      <w:r>
+        <w:t xml:space="preserve"> </w:t>
+      </w:r>
+      <w:r>
+        <w:t>Prints a message if count is 0.</w:t>
+      </w:r>
+    </w:p>
+    <w:p>
+      <w:pPr>
+        <w:pStyle w:val="Labs"/>
+        <w:ind w:firstLine="0"/>
+      </w:pPr>
+      <w:r>
+        <w:t>definePhoneByAddress(const Shop *shops, std::size_t count)</w:t>
+      </w:r>
+    </w:p>
+    <w:p>
+      <w:pPr>
+        <w:pStyle w:val="Labs"/>
+        <w:ind w:firstLine="0"/>
+      </w:pPr>
+      <w:r>
+        <w:t>Prompts for an address with overflow detection, then performs a</w:t>
+      </w:r>
+      <w:r>
+        <w:t xml:space="preserve"> </w:t>
+      </w:r>
+      <w:r>
+        <w:t>case-sensitive linear search using std::strcmp. Prints the phone number</w:t>
+      </w:r>
+      <w:r>
+        <w:t xml:space="preserve"> </w:t>
+      </w:r>
+      <w:r>
+        <w:t>of the first match, or a "not found" message.</w:t>
+      </w:r>
+    </w:p>
+    <w:p>
+      <w:pPr>
+        <w:pStyle w:val="Labs"/>
+        <w:ind w:firstLine="0"/>
+      </w:pPr>
+      <w:r>
+        <w:t>main()</w:t>
+      </w:r>
+    </w:p>
+    <w:p>
+      <w:pPr>
+        <w:pStyle w:val="Labs"/>
+        <w:ind w:firstLine="0"/>
+      </w:pPr>
+      <w:r>
+        <w:t>Declares the shops array, loads data via readShops(), then runs an</w:t>
+      </w:r>
+      <w:r>
+        <w:t xml:space="preserve"> </w:t>
+      </w:r>
+      <w:r>
+        <w:t>infinite menu loop (1-Add, 2-View, 3-Search, 4-Exit). Non-numeric menu</w:t>
+      </w:r>
+      <w:r>
+        <w:t xml:space="preserve"> </w:t>
+      </w:r>
+      <w:r>
+        <w:t>input is caught via std::cin.fail() and the stream is cleaned. The loop</w:t>
+      </w:r>
+      <w:r>
+        <w:t xml:space="preserve"> </w:t>
+      </w:r>
+      <w:r>
+        <w:t>exits on option 4.</w:t>
+      </w:r>
+    </w:p>
+    <w:p>
+      <w:pPr>
+        <w:pStyle w:val="Labs"/>
+      </w:pPr>
       <w:r>
         <w:br w:type="page" w:clear="all"/>
       </w:r>
@@ -11541,7 +12107,7 @@
   <w:abstractNum w:abstractNumId="4" w15:restartNumberingAfterBreak="0">
     <w:nsid w:val="0D8A1A54"/>
     <w:multiLevelType w:val="multilevel"/>
-    <w:tmpl w:val="901CF906"/>
+    <w:tmpl w:val="C6648B7C"/>
     <w:lvl w:ilvl="0">
       <w:start w:val="1"/>
       <w:numFmt w:val="bullet"/>
@@ -11558,20 +12124,16 @@
         <w:sz w:val="20"/>
       </w:rPr>
     </w:lvl>
-    <w:lvl w:ilvl="1" w:tentative="1">
+    <w:lvl w:ilvl="1">
       <w:start w:val="1"/>
-      <w:numFmt w:val="bullet"/>
-      <w:lvlText w:val="o"/>
+      <w:numFmt w:val="lowerLetter"/>
+      <w:lvlText w:val="%2."/>
       <w:lvlJc w:val="left"/>
       <w:pPr>
-        <w:tabs>
-          <w:tab w:val="num" w:pos="1440"/>
-        </w:tabs>
         <w:ind w:left="1440" w:hanging="360"/>
       </w:pPr>
       <w:rPr>
-        <w:rFonts w:ascii="Courier New" w:hAnsi="Courier New" w:hint="default"/>
-        <w:sz w:val="20"/>
+        <w:rFonts w:hint="default"/>
       </w:rPr>
     </w:lvl>
     <w:lvl w:ilvl="2" w:tentative="1">
@@ -13042,6 +13604,232 @@
     </w:lvl>
   </w:abstractNum>
   <w:abstractNum w:abstractNumId="19" w15:restartNumberingAfterBreak="0">
+    <w:nsid w:val="511A1794"/>
+    <w:multiLevelType w:val="hybridMultilevel"/>
+    <w:tmpl w:val="5C6C2774"/>
+    <w:lvl w:ilvl="0" w:tplc="04090001">
+      <w:start w:val="1"/>
+      <w:numFmt w:val="bullet"/>
+      <w:lvlText w:val=""/>
+      <w:lvlJc w:val="left"/>
+      <w:pPr>
+        <w:ind w:left="720" w:hanging="360"/>
+      </w:pPr>
+      <w:rPr>
+        <w:rFonts w:ascii="Symbol" w:hAnsi="Symbol" w:hint="default"/>
+      </w:rPr>
+    </w:lvl>
+    <w:lvl w:ilvl="1" w:tplc="04090003" w:tentative="1">
+      <w:start w:val="1"/>
+      <w:numFmt w:val="bullet"/>
+      <w:lvlText w:val="o"/>
+      <w:lvlJc w:val="left"/>
+      <w:pPr>
+        <w:ind w:left="1440" w:hanging="360"/>
+      </w:pPr>
+      <w:rPr>
+        <w:rFonts w:ascii="Courier New" w:hAnsi="Courier New" w:cs="Courier New" w:hint="default"/>
+      </w:rPr>
+    </w:lvl>
+    <w:lvl w:ilvl="2" w:tplc="04090005" w:tentative="1">
+      <w:start w:val="1"/>
+      <w:numFmt w:val="bullet"/>
+      <w:lvlText w:val=""/>
+      <w:lvlJc w:val="left"/>
+      <w:pPr>
+        <w:ind w:left="2160" w:hanging="360"/>
+      </w:pPr>
+      <w:rPr>
+        <w:rFonts w:ascii="Wingdings" w:hAnsi="Wingdings" w:hint="default"/>
+      </w:rPr>
+    </w:lvl>
+    <w:lvl w:ilvl="3" w:tplc="04090001" w:tentative="1">
+      <w:start w:val="1"/>
+      <w:numFmt w:val="bullet"/>
+      <w:lvlText w:val=""/>
+      <w:lvlJc w:val="left"/>
+      <w:pPr>
+        <w:ind w:left="2880" w:hanging="360"/>
+      </w:pPr>
+      <w:rPr>
+        <w:rFonts w:ascii="Symbol" w:hAnsi="Symbol" w:hint="default"/>
+      </w:rPr>
+    </w:lvl>
+    <w:lvl w:ilvl="4" w:tplc="04090003" w:tentative="1">
+      <w:start w:val="1"/>
+      <w:numFmt w:val="bullet"/>
+      <w:lvlText w:val="o"/>
+      <w:lvlJc w:val="left"/>
+      <w:pPr>
+        <w:ind w:left="3600" w:hanging="360"/>
+      </w:pPr>
+      <w:rPr>
+        <w:rFonts w:ascii="Courier New" w:hAnsi="Courier New" w:cs="Courier New" w:hint="default"/>
+      </w:rPr>
+    </w:lvl>
+    <w:lvl w:ilvl="5" w:tplc="04090005" w:tentative="1">
+      <w:start w:val="1"/>
+      <w:numFmt w:val="bullet"/>
+      <w:lvlText w:val=""/>
+      <w:lvlJc w:val="left"/>
+      <w:pPr>
+        <w:ind w:left="4320" w:hanging="360"/>
+      </w:pPr>
+      <w:rPr>
+        <w:rFonts w:ascii="Wingdings" w:hAnsi="Wingdings" w:hint="default"/>
+      </w:rPr>
+    </w:lvl>
+    <w:lvl w:ilvl="6" w:tplc="04090001" w:tentative="1">
+      <w:start w:val="1"/>
+      <w:numFmt w:val="bullet"/>
+      <w:lvlText w:val=""/>
+      <w:lvlJc w:val="left"/>
+      <w:pPr>
+        <w:ind w:left="5040" w:hanging="360"/>
+      </w:pPr>
+      <w:rPr>
+        <w:rFonts w:ascii="Symbol" w:hAnsi="Symbol" w:hint="default"/>
+      </w:rPr>
+    </w:lvl>
+    <w:lvl w:ilvl="7" w:tplc="04090003" w:tentative="1">
+      <w:start w:val="1"/>
+      <w:numFmt w:val="bullet"/>
+      <w:lvlText w:val="o"/>
+      <w:lvlJc w:val="left"/>
+      <w:pPr>
+        <w:ind w:left="5760" w:hanging="360"/>
+      </w:pPr>
+      <w:rPr>
+        <w:rFonts w:ascii="Courier New" w:hAnsi="Courier New" w:cs="Courier New" w:hint="default"/>
+      </w:rPr>
+    </w:lvl>
+    <w:lvl w:ilvl="8" w:tplc="04090005" w:tentative="1">
+      <w:start w:val="1"/>
+      <w:numFmt w:val="bullet"/>
+      <w:lvlText w:val=""/>
+      <w:lvlJc w:val="left"/>
+      <w:pPr>
+        <w:ind w:left="6480" w:hanging="360"/>
+      </w:pPr>
+      <w:rPr>
+        <w:rFonts w:ascii="Wingdings" w:hAnsi="Wingdings" w:hint="default"/>
+      </w:rPr>
+    </w:lvl>
+  </w:abstractNum>
+  <w:abstractNum w:abstractNumId="20" w15:restartNumberingAfterBreak="0">
+    <w:nsid w:val="51E4649F"/>
+    <w:multiLevelType w:val="hybridMultilevel"/>
+    <w:tmpl w:val="F49EE0FE"/>
+    <w:lvl w:ilvl="0" w:tplc="04090001">
+      <w:start w:val="1"/>
+      <w:numFmt w:val="bullet"/>
+      <w:lvlText w:val=""/>
+      <w:lvlJc w:val="left"/>
+      <w:pPr>
+        <w:ind w:left="720" w:hanging="360"/>
+      </w:pPr>
+      <w:rPr>
+        <w:rFonts w:ascii="Symbol" w:hAnsi="Symbol" w:hint="default"/>
+      </w:rPr>
+    </w:lvl>
+    <w:lvl w:ilvl="1" w:tplc="04090003">
+      <w:start w:val="1"/>
+      <w:numFmt w:val="bullet"/>
+      <w:lvlText w:val="o"/>
+      <w:lvlJc w:val="left"/>
+      <w:pPr>
+        <w:ind w:left="1440" w:hanging="360"/>
+      </w:pPr>
+      <w:rPr>
+        <w:rFonts w:ascii="Courier New" w:hAnsi="Courier New" w:cs="Courier New" w:hint="default"/>
+      </w:rPr>
+    </w:lvl>
+    <w:lvl w:ilvl="2" w:tplc="04090005" w:tentative="1">
+      <w:start w:val="1"/>
+      <w:numFmt w:val="bullet"/>
+      <w:lvlText w:val=""/>
+      <w:lvlJc w:val="left"/>
+      <w:pPr>
+        <w:ind w:left="2160" w:hanging="360"/>
+      </w:pPr>
+      <w:rPr>
+        <w:rFonts w:ascii="Wingdings" w:hAnsi="Wingdings" w:hint="default"/>
+      </w:rPr>
+    </w:lvl>
+    <w:lvl w:ilvl="3" w:tplc="04090001" w:tentative="1">
+      <w:start w:val="1"/>
+      <w:numFmt w:val="bullet"/>
+      <w:lvlText w:val=""/>
+      <w:lvlJc w:val="left"/>
+      <w:pPr>
+        <w:ind w:left="2880" w:hanging="360"/>
+      </w:pPr>
+      <w:rPr>
+        <w:rFonts w:ascii="Symbol" w:hAnsi="Symbol" w:hint="default"/>
+      </w:rPr>
+    </w:lvl>
+    <w:lvl w:ilvl="4" w:tplc="04090003" w:tentative="1">
+      <w:start w:val="1"/>
+      <w:numFmt w:val="bullet"/>
+      <w:lvlText w:val="o"/>
+      <w:lvlJc w:val="left"/>
+      <w:pPr>
+        <w:ind w:left="3600" w:hanging="360"/>
+      </w:pPr>
+      <w:rPr>
+        <w:rFonts w:ascii="Courier New" w:hAnsi="Courier New" w:cs="Courier New" w:hint="default"/>
+      </w:rPr>
+    </w:lvl>
+    <w:lvl w:ilvl="5" w:tplc="04090005" w:tentative="1">
+      <w:start w:val="1"/>
+      <w:numFmt w:val="bullet"/>
+      <w:lvlText w:val=""/>
+      <w:lvlJc w:val="left"/>
+      <w:pPr>
+        <w:ind w:left="4320" w:hanging="360"/>
+      </w:pPr>
+      <w:rPr>
+        <w:rFonts w:ascii="Wingdings" w:hAnsi="Wingdings" w:hint="default"/>
+      </w:rPr>
+    </w:lvl>
+    <w:lvl w:ilvl="6" w:tplc="04090001" w:tentative="1">
+      <w:start w:val="1"/>
+      <w:numFmt w:val="bullet"/>
+      <w:lvlText w:val=""/>
+      <w:lvlJc w:val="left"/>
+      <w:pPr>
+        <w:ind w:left="5040" w:hanging="360"/>
+      </w:pPr>
+      <w:rPr>
+        <w:rFonts w:ascii="Symbol" w:hAnsi="Symbol" w:hint="default"/>
+      </w:rPr>
+    </w:lvl>
+    <w:lvl w:ilvl="7" w:tplc="04090003" w:tentative="1">
+      <w:start w:val="1"/>
+      <w:numFmt w:val="bullet"/>
+      <w:lvlText w:val="o"/>
+      <w:lvlJc w:val="left"/>
+      <w:pPr>
+        <w:ind w:left="5760" w:hanging="360"/>
+      </w:pPr>
+      <w:rPr>
+        <w:rFonts w:ascii="Courier New" w:hAnsi="Courier New" w:cs="Courier New" w:hint="default"/>
+      </w:rPr>
+    </w:lvl>
+    <w:lvl w:ilvl="8" w:tplc="04090005" w:tentative="1">
+      <w:start w:val="1"/>
+      <w:numFmt w:val="bullet"/>
+      <w:lvlText w:val=""/>
+      <w:lvlJc w:val="left"/>
+      <w:pPr>
+        <w:ind w:left="6480" w:hanging="360"/>
+      </w:pPr>
+      <w:rPr>
+        <w:rFonts w:ascii="Wingdings" w:hAnsi="Wingdings" w:hint="default"/>
+      </w:rPr>
+    </w:lvl>
+  </w:abstractNum>
+  <w:abstractNum w:abstractNumId="21" w15:restartNumberingAfterBreak="0">
     <w:nsid w:val="5CBE3186"/>
     <w:multiLevelType w:val="multilevel"/>
     <w:tmpl w:val="BB2ADAF4"/>
@@ -13153,7 +13941,7 @@
       </w:rPr>
     </w:lvl>
   </w:abstractNum>
-  <w:abstractNum w:abstractNumId="20" w15:restartNumberingAfterBreak="0">
+  <w:abstractNum w:abstractNumId="22" w15:restartNumberingAfterBreak="0">
     <w:nsid w:val="64136A6E"/>
     <w:multiLevelType w:val="multilevel"/>
     <w:tmpl w:val="6A38827A"/>
@@ -13239,7 +14027,7 @@
       </w:pPr>
     </w:lvl>
   </w:abstractNum>
-  <w:abstractNum w:abstractNumId="21" w15:restartNumberingAfterBreak="0">
+  <w:abstractNum w:abstractNumId="23" w15:restartNumberingAfterBreak="0">
     <w:nsid w:val="652332A5"/>
     <w:multiLevelType w:val="multilevel"/>
     <w:tmpl w:val="1EF05B0A"/>
@@ -13388,7 +14176,7 @@
       </w:rPr>
     </w:lvl>
   </w:abstractNum>
-  <w:abstractNum w:abstractNumId="22" w15:restartNumberingAfterBreak="0">
+  <w:abstractNum w:abstractNumId="24" w15:restartNumberingAfterBreak="0">
     <w:nsid w:val="6799948C"/>
     <w:multiLevelType w:val="multilevel"/>
     <w:tmpl w:val="E7427CC8"/>
@@ -13474,7 +14262,7 @@
       </w:pPr>
     </w:lvl>
   </w:abstractNum>
-  <w:abstractNum w:abstractNumId="23" w15:restartNumberingAfterBreak="0">
+  <w:abstractNum w:abstractNumId="25" w15:restartNumberingAfterBreak="0">
     <w:nsid w:val="6A539478"/>
     <w:multiLevelType w:val="multilevel"/>
     <w:tmpl w:val="70B2DB9A"/>
@@ -13560,7 +14348,7 @@
       </w:pPr>
     </w:lvl>
   </w:abstractNum>
-  <w:abstractNum w:abstractNumId="24" w15:restartNumberingAfterBreak="0">
+  <w:abstractNum w:abstractNumId="26" w15:restartNumberingAfterBreak="0">
     <w:nsid w:val="71C033A5"/>
     <w:multiLevelType w:val="multilevel"/>
     <w:tmpl w:val="487C41E8"/>
@@ -13673,7 +14461,7 @@
       </w:rPr>
     </w:lvl>
   </w:abstractNum>
-  <w:abstractNum w:abstractNumId="25" w15:restartNumberingAfterBreak="0">
+  <w:abstractNum w:abstractNumId="27" w15:restartNumberingAfterBreak="0">
     <w:nsid w:val="7258735E"/>
     <w:multiLevelType w:val="multilevel"/>
     <w:tmpl w:val="D0783A20"/>
@@ -13786,7 +14574,7 @@
       </w:rPr>
     </w:lvl>
   </w:abstractNum>
-  <w:abstractNum w:abstractNumId="26" w15:restartNumberingAfterBreak="0">
+  <w:abstractNum w:abstractNumId="28" w15:restartNumberingAfterBreak="0">
     <w:nsid w:val="74CB5B94"/>
     <w:multiLevelType w:val="multilevel"/>
     <w:tmpl w:val="47F628E2"/>
@@ -13899,7 +14687,7 @@
       </w:rPr>
     </w:lvl>
   </w:abstractNum>
-  <w:abstractNum w:abstractNumId="27" w15:restartNumberingAfterBreak="0">
+  <w:abstractNum w:abstractNumId="29" w15:restartNumberingAfterBreak="0">
     <w:nsid w:val="793A7446"/>
     <w:multiLevelType w:val="multilevel"/>
     <w:tmpl w:val="B3EABF30"/>
@@ -14012,7 +14800,7 @@
       </w:rPr>
     </w:lvl>
   </w:abstractNum>
-  <w:abstractNum w:abstractNumId="28" w15:restartNumberingAfterBreak="0">
+  <w:abstractNum w:abstractNumId="30" w15:restartNumberingAfterBreak="0">
     <w:nsid w:val="7AAC6392"/>
     <w:multiLevelType w:val="multilevel"/>
     <w:tmpl w:val="07C8DAA8"/>
@@ -14126,7 +14914,7 @@
     </w:lvl>
   </w:abstractNum>
   <w:num w:numId="1">
-    <w:abstractNumId w:val="23"/>
+    <w:abstractNumId w:val="25"/>
   </w:num>
   <w:num w:numId="2">
     <w:abstractNumId w:val="3"/>
@@ -14135,13 +14923,13 @@
     <w:abstractNumId w:val="11"/>
   </w:num>
   <w:num w:numId="4">
-    <w:abstractNumId w:val="20"/>
+    <w:abstractNumId w:val="22"/>
   </w:num>
   <w:num w:numId="5">
     <w:abstractNumId w:val="15"/>
   </w:num>
   <w:num w:numId="6">
-    <w:abstractNumId w:val="22"/>
+    <w:abstractNumId w:val="24"/>
   </w:num>
   <w:num w:numId="7">
     <w:abstractNumId w:val="1"/>
@@ -14171,7 +14959,7 @@
     <w:abstractNumId w:val="17"/>
   </w:num>
   <w:num w:numId="16">
-    <w:abstractNumId w:val="26"/>
+    <w:abstractNumId w:val="28"/>
   </w:num>
   <w:num w:numId="17">
     <w:abstractNumId w:val="7"/>
@@ -14183,13 +14971,13 @@
     <w:abstractNumId w:val="8"/>
   </w:num>
   <w:num w:numId="20">
-    <w:abstractNumId w:val="25"/>
+    <w:abstractNumId w:val="27"/>
   </w:num>
   <w:num w:numId="21">
-    <w:abstractNumId w:val="24"/>
+    <w:abstractNumId w:val="26"/>
   </w:num>
   <w:num w:numId="22">
-    <w:abstractNumId w:val="28"/>
+    <w:abstractNumId w:val="30"/>
   </w:num>
   <w:num w:numId="23">
     <w:abstractNumId w:val="2"/>
@@ -14198,7 +14986,7 @@
     <w:abstractNumId w:val="0"/>
   </w:num>
   <w:num w:numId="25">
-    <w:abstractNumId w:val="27"/>
+    <w:abstractNumId w:val="29"/>
   </w:num>
   <w:num w:numId="26">
     <w:abstractNumId w:val="13"/>
@@ -14210,13 +14998,19 @@
     <w:abstractNumId w:val="16"/>
   </w:num>
   <w:num w:numId="29">
-    <w:abstractNumId w:val="19"/>
+    <w:abstractNumId w:val="21"/>
   </w:num>
   <w:num w:numId="30">
-    <w:abstractNumId w:val="21"/>
+    <w:abstractNumId w:val="23"/>
   </w:num>
   <w:num w:numId="31">
     <w:abstractNumId w:val="4"/>
+  </w:num>
+  <w:num w:numId="32">
+    <w:abstractNumId w:val="20"/>
+  </w:num>
+  <w:num w:numId="33">
+    <w:abstractNumId w:val="19"/>
   </w:num>
 </w:numbering>
 </file>
@@ -26551,8 +27345,8 @@
     <w:rsid w:val="005A3D3C"/>
     <w:rsid w:val="005D63BC"/>
     <w:rsid w:val="00BD4E5F"/>
-    <w:rsid w:val="00E80EF8"/>
     <w:rsid w:val="00EB2F60"/>
+    <w:rsid w:val="00EE18E3"/>
     <w:rsid w:val="00EF0370"/>
   </w:rsids>
   <m:mathPr>

--- a/Programming/LAB2_2/Report_Lab_2-2_93642.docx
+++ b/Programming/LAB2_2/Report_Lab_2-2_93642.docx
@@ -1201,14 +1201,7 @@
                 <w:rStyle w:val="Hyperlink"/>
                 <w:noProof/>
               </w:rPr>
-              <w:t>Testin</w:t>
-            </w:r>
-            <w:r>
-              <w:rPr>
-                <w:rStyle w:val="Hyperlink"/>
-                <w:noProof/>
-              </w:rPr>
-              <w:t>g</w:t>
+              <w:t>Testing</w:t>
             </w:r>
             <w:r>
               <w:rPr>
@@ -16200,14 +16193,13 @@
         <w:ind w:firstLine="0"/>
       </w:pPr>
     </w:p>
-    <w:p/>
-    <w:p/>
     <w:p>
       <w:pPr>
         <w:pStyle w:val="Heading1"/>
       </w:pPr>
       <w:bookmarkStart w:id="8" w:name="_Toc226934961"/>
       <w:r>
+        <w:lastRenderedPageBreak/>
         <w:t>Running program example</w:t>
       </w:r>
       <w:bookmarkEnd w:id="8"/>
@@ -16282,7 +16274,6 @@
           <w:sz w:val="22"/>
           <w:lang w:val="lv-LV"/>
         </w:rPr>
-        <w:lastRenderedPageBreak/>
         <w:t xml:space="preserve">Fig. </w:t>
       </w:r>
       <w:r>
@@ -16323,6 +16314,7 @@
       </w:pPr>
       <w:bookmarkStart w:id="9" w:name="_Toc226934962"/>
       <w:r>
+        <w:lastRenderedPageBreak/>
         <w:t>Testing</w:t>
       </w:r>
       <w:bookmarkEnd w:id="9"/>
@@ -33176,6 +33168,7 @@
     <w:rsid w:val="00426256"/>
     <w:rsid w:val="005A3D3C"/>
     <w:rsid w:val="005D63BC"/>
+    <w:rsid w:val="00981CA3"/>
     <w:rsid w:val="00B30A24"/>
     <w:rsid w:val="00BD4E5F"/>
     <w:rsid w:val="00C17689"/>
